--- a/projects/PROJ-002-croon-wolter-Tilburg-EMC/Meetings/Project Tracker DNV - Tilburg EMC.docx
+++ b/projects/PROJ-002-croon-wolter-Tilburg-EMC/Meetings/Project Tracker DNV - Tilburg EMC.docx
@@ -2,45 +2,12 @@
 <file path=word/document.xml><?xml version="1.0" encoding="utf-8"?>
 <w:document xmlns:wpc="http://schemas.microsoft.com/office/word/2010/wordprocessingCanvas" xmlns:cx="http://schemas.microsoft.com/office/drawing/2014/chartex" xmlns:cx1="http://schemas.microsoft.com/office/drawing/2015/9/8/chartex" xmlns:cx2="http://schemas.microsoft.com/office/drawing/2015/10/21/chartex" xmlns:cx3="http://schemas.microsoft.com/office/drawing/2016/5/9/chartex" xmlns:cx4="http://schemas.microsoft.com/office/drawing/2016/5/10/chartex" xmlns:cx5="http://schemas.microsoft.com/office/drawing/2016/5/11/chartex" xmlns:cx6="http://schemas.microsoft.com/office/drawing/2016/5/12/chartex" xmlns:cx7="http://schemas.microsoft.com/office/drawing/2016/5/13/chartex" xmlns:cx8="http://schemas.microsoft.com/office/drawing/2016/5/14/chartex" xmlns:mc="http://schemas.openxmlformats.org/markup-compatibility/2006" xmlns:aink="http://schemas.microsoft.com/office/drawing/2016/ink" xmlns:am3d="http://schemas.microsoft.com/office/drawing/2017/model3d" xmlns:o="urn:schemas-microsoft-com:office:office" xmlns:oel="http://schemas.microsoft.com/office/2019/extlst" xmlns:r="http://schemas.openxmlformats.org/officeDocument/2006/relationships" xmlns:m="http://schemas.openxmlformats.org/officeDocument/2006/math" xmlns:v="urn:schemas-microsoft-com:vml" xmlns:wp14="http://schemas.microsoft.com/office/word/2010/wordprocessingDrawing" xmlns:wp="http://schemas.openxmlformats.org/drawingml/2006/wordprocessingDrawing" xmlns:w10="urn:schemas-microsoft-com:office:word" xmlns:w="http://schemas.openxmlformats.org/wordprocessingml/2006/main" xmlns:w14="http://schemas.microsoft.com/office/word/2010/wordml" xmlns:w15="http://schemas.microsoft.com/office/word/2012/wordml" xmlns:w16cex="http://schemas.microsoft.com/office/word/2018/wordml/cex" xmlns:w16cid="http://schemas.microsoft.com/office/word/2016/wordml/cid" xmlns:w16="http://schemas.microsoft.com/office/word/2018/wordml" xmlns:w16du="http://schemas.microsoft.com/office/word/2023/wordml/word16du" xmlns:w16sdtdh="http://schemas.microsoft.com/office/word/2020/wordml/sdtdatahash" xmlns:w16sdtfl="http://schemas.microsoft.com/office/word/2024/wordml/sdtformatlock" xmlns:w16se="http://schemas.microsoft.com/office/word/2015/wordml/symex" xmlns:wpg="http://schemas.microsoft.com/office/word/2010/wordprocessingGroup" xmlns:wpi="http://schemas.microsoft.com/office/word/2010/wordprocessingInk" xmlns:wne="http://schemas.microsoft.com/office/word/2006/wordml" xmlns:wps="http://schemas.microsoft.com/office/word/2010/wordprocessingShape" mc:Ignorable="w14 w15 w16se w16cid w16 w16cex w16sdtdh w16sdtfl w16du wp14">
   <w:body>
-    <w:tbl>
-      <w:tblPr>
-        <w:tblW w:w="5000" w:type="pct"/>
-        <w:tblLayout w:type="fixed"/>
-        <w:tblCellMar>
-          <w:left w:w="0" w:type="dxa"/>
-          <w:right w:w="0" w:type="dxa"/>
-        </w:tblCellMar>
-        <w:tblLook w:val="0000" w:firstRow="0" w:lastRow="0" w:firstColumn="0" w:lastColumn="0" w:noHBand="0" w:noVBand="0"/>
-      </w:tblPr>
-      <w:tblGrid>
-        <w:gridCol w:w="9582"/>
-      </w:tblGrid>
-      <w:tr>
-        <w:tc>
-          <w:tcPr>
-            <w:tcW w:w="9582" w:type="dxa"/>
-          </w:tcPr>
-          <w:p>
-            <w:pPr>
-              <w:pStyle w:val="DNVGL-Details"/>
-              <w:rPr>
-                <w:sz w:val="22"/>
-                <w:szCs w:val="22"/>
-              </w:rPr>
-            </w:pPr>
-          </w:p>
-        </w:tc>
-      </w:tr>
-    </w:tbl>
     <w:p>
       <w:pPr>
-        <w:pStyle w:val="BodyText"/>
         <w:rPr>
-          <w:b/>
-          <w:bCs/>
-          <w:color w:val="17365D" w:themeColor="text2" w:themeShade="BF"/>
-          <w:sz w:val="22"/>
-          <w:szCs w:val="22"/>
+          <w:color w:val="002060"/>
+          <w:sz w:val="28"/>
+          <w:szCs w:val="28"/>
           <w:lang w:val="en-US"/>
         </w:rPr>
       </w:pPr>
@@ -48,95 +15,59 @@
         <w:rPr>
           <w:b/>
           <w:bCs/>
-          <w:color w:val="17365D" w:themeColor="text2" w:themeShade="BF"/>
-          <w:sz w:val="22"/>
-          <w:szCs w:val="22"/>
+          <w:color w:val="002060"/>
+          <w:sz w:val="28"/>
+          <w:szCs w:val="28"/>
           <w:lang w:val="en-US"/>
         </w:rPr>
-        <w:t>Project Kick-</w:t>
+        <w:t>Tilburg Substation EMC</w:t>
       </w:r>
-      <w:r>
-        <w:rPr>
-          <w:color w:val="17365D" w:themeColor="text2" w:themeShade="BF"/>
-          <w:sz w:val="22"/>
-          <w:szCs w:val="22"/>
-        </w:rPr>
-        <w:t xml:space="preserve"> </w:t>
-      </w:r>
-      <w:proofErr w:type="spellStart"/>
       <w:r>
         <w:rPr>
           <w:b/>
           <w:bCs/>
-          <w:color w:val="17365D" w:themeColor="text2" w:themeShade="BF"/>
-          <w:sz w:val="22"/>
-          <w:szCs w:val="22"/>
+          <w:color w:val="002060"/>
+          <w:sz w:val="28"/>
+          <w:szCs w:val="28"/>
           <w:lang w:val="en-US"/>
         </w:rPr>
-        <w:t>Simonshaven</w:t>
+        <w:t xml:space="preserve"> – Project overview and tracker</w:t>
       </w:r>
-      <w:proofErr w:type="spellEnd"/>
+    </w:p>
+    <w:p>
+      <w:pPr>
+        <w:rPr>
+          <w:color w:val="002060"/>
+          <w:sz w:val="28"/>
+          <w:szCs w:val="28"/>
+          <w:lang w:val="en-US"/>
+        </w:rPr>
+      </w:pPr>
       <w:r>
         <w:rPr>
           <w:b/>
           <w:bCs/>
-          <w:color w:val="17365D" w:themeColor="text2" w:themeShade="BF"/>
-          <w:sz w:val="22"/>
-          <w:szCs w:val="22"/>
-          <w:lang w:val="en-US"/>
-        </w:rPr>
-        <w:t xml:space="preserve"> 380kV - Expansion (DP2-4): EMC </w:t>
-      </w:r>
-    </w:p>
-    <w:p>
-      <w:pPr>
-        <w:pStyle w:val="BodyText"/>
-        <w:rPr>
-          <w:sz w:val="22"/>
-          <w:szCs w:val="22"/>
-          <w:lang w:val="en-US"/>
-        </w:rPr>
-      </w:pPr>
-      <w:r>
-        <w:rPr>
-          <w:b/>
-          <w:bCs/>
-          <w:sz w:val="22"/>
-          <w:szCs w:val="22"/>
+          <w:color w:val="002060"/>
+          <w:sz w:val="28"/>
+          <w:szCs w:val="28"/>
           <w:lang w:val="en-US"/>
         </w:rPr>
         <w:t>Project:</w:t>
       </w:r>
       <w:r>
         <w:rPr>
-          <w:sz w:val="22"/>
-          <w:szCs w:val="22"/>
+          <w:color w:val="002060"/>
+          <w:sz w:val="28"/>
+          <w:szCs w:val="28"/>
           <w:lang w:val="en-US"/>
         </w:rPr>
-        <w:t xml:space="preserve"> </w:t>
-      </w:r>
-      <w:proofErr w:type="spellStart"/>
-      <w:r>
-        <w:rPr>
-          <w:sz w:val="22"/>
-          <w:szCs w:val="22"/>
-          <w:lang w:val="en-US"/>
-        </w:rPr>
-        <w:t>Simonshaven</w:t>
-      </w:r>
-      <w:proofErr w:type="spellEnd"/>
-      <w:r>
-        <w:rPr>
-          <w:sz w:val="22"/>
-          <w:szCs w:val="22"/>
-          <w:lang w:val="en-US"/>
-        </w:rPr>
-        <w:t xml:space="preserve"> 380kV Expansion (DP2-4)</w:t>
+        <w:t xml:space="preserve"> Advisory services Tilburg Substation EMC</w:t>
       </w:r>
       <w:r>
         <w:rPr>
-          <w:sz w:val="22"/>
-          <w:szCs w:val="22"/>
+          <w:color w:val="002060"/>
+          <w:sz w:val="28"/>
+          <w:szCs w:val="28"/>
           <w:lang w:val="en-US"/>
         </w:rPr>
         <w:br/>
@@ -145,16 +76,18 @@
         <w:rPr>
           <w:b/>
           <w:bCs/>
-          <w:sz w:val="22"/>
-          <w:szCs w:val="22"/>
+          <w:color w:val="002060"/>
+          <w:sz w:val="28"/>
+          <w:szCs w:val="28"/>
           <w:lang w:val="en-US"/>
         </w:rPr>
         <w:t>Client:</w:t>
       </w:r>
       <w:r>
         <w:rPr>
-          <w:sz w:val="22"/>
-          <w:szCs w:val="22"/>
+          <w:color w:val="002060"/>
+          <w:sz w:val="28"/>
+          <w:szCs w:val="28"/>
           <w:lang w:val="en-US"/>
         </w:rPr>
         <w:t xml:space="preserve"> SC&amp;M II V.O.F. | </w:t>
@@ -163,24 +96,27 @@
         <w:rPr>
           <w:b/>
           <w:bCs/>
-          <w:sz w:val="22"/>
-          <w:szCs w:val="22"/>
+          <w:color w:val="002060"/>
+          <w:sz w:val="28"/>
+          <w:szCs w:val="28"/>
           <w:lang w:val="en-US"/>
         </w:rPr>
         <w:t>End Client:</w:t>
       </w:r>
       <w:r>
         <w:rPr>
-          <w:sz w:val="22"/>
-          <w:szCs w:val="22"/>
+          <w:color w:val="002060"/>
+          <w:sz w:val="28"/>
+          <w:szCs w:val="28"/>
           <w:lang w:val="en-US"/>
         </w:rPr>
         <w:t xml:space="preserve"> TenneT</w:t>
       </w:r>
       <w:r>
         <w:rPr>
-          <w:sz w:val="22"/>
-          <w:szCs w:val="22"/>
+          <w:color w:val="002060"/>
+          <w:sz w:val="28"/>
+          <w:szCs w:val="28"/>
           <w:lang w:val="en-US"/>
         </w:rPr>
         <w:br/>
@@ -189,789 +125,739 @@
         <w:rPr>
           <w:b/>
           <w:bCs/>
-          <w:sz w:val="22"/>
-          <w:szCs w:val="22"/>
+          <w:color w:val="002060"/>
+          <w:sz w:val="28"/>
+          <w:szCs w:val="28"/>
           <w:lang w:val="en-US"/>
         </w:rPr>
         <w:t>DNV Reference:</w:t>
       </w:r>
       <w:r>
         <w:rPr>
-          <w:sz w:val="22"/>
-          <w:szCs w:val="22"/>
+          <w:color w:val="002060"/>
+          <w:sz w:val="28"/>
+          <w:szCs w:val="28"/>
           <w:lang w:val="en-US"/>
         </w:rPr>
-        <w:t xml:space="preserve"> OPP-00436810-PSP 25-1757</w:t>
+        <w:t xml:space="preserve"> 00431480-TDT 25-1641</w:t>
       </w:r>
     </w:p>
     <w:p>
       <w:pPr>
-        <w:pStyle w:val="Heading1"/>
         <w:rPr>
-          <w:sz w:val="22"/>
-          <w:szCs w:val="22"/>
-          <w:lang w:val="nl-NL"/>
+          <w:color w:val="002060"/>
+          <w:sz w:val="28"/>
+          <w:szCs w:val="28"/>
+          <w:lang w:val="en-US"/>
         </w:rPr>
       </w:pPr>
       <w:r>
         <w:rPr>
-          <w:sz w:val="22"/>
-          <w:szCs w:val="22"/>
-          <w:lang w:val="nl-NL"/>
+          <w:color w:val="002060"/>
+          <w:sz w:val="28"/>
+          <w:szCs w:val="28"/>
+          <w:lang w:val="en-US"/>
         </w:rPr>
-        <w:t>Project Objective</w:t>
+        <w:t>Date :12-12-2025</w:t>
       </w:r>
     </w:p>
     <w:p>
       <w:pPr>
-        <w:pStyle w:val="BodyText"/>
         <w:rPr>
-          <w:sz w:val="22"/>
-          <w:szCs w:val="22"/>
           <w:lang w:val="en-US"/>
         </w:rPr>
       </w:pPr>
+    </w:p>
+    <w:p>
+      <w:pPr>
+        <w:rPr>
+          <w:lang w:val="en-US"/>
+        </w:rPr>
+      </w:pPr>
       <w:r>
         <w:rPr>
-          <w:sz w:val="22"/>
-          <w:szCs w:val="22"/>
           <w:lang w:val="en-US"/>
         </w:rPr>
-        <w:t xml:space="preserve">To ensure the seamless electromagnetic compatibility (EMC) integration of the DP2-4 expansion (new transformers, compensation coils, bays 4 &amp; 5) with the existing </w:t>
-      </w:r>
-      <w:proofErr w:type="spellStart"/>
-      <w:r>
-        <w:rPr>
-          <w:sz w:val="22"/>
-          <w:szCs w:val="22"/>
-          <w:lang w:val="en-US"/>
-        </w:rPr>
-        <w:t>Simonshaven</w:t>
-      </w:r>
-      <w:proofErr w:type="spellEnd"/>
-      <w:r>
-        <w:rPr>
-          <w:sz w:val="22"/>
-          <w:szCs w:val="22"/>
-          <w:lang w:val="en-US"/>
-        </w:rPr>
-        <w:t xml:space="preserve"> station (DP1). The </w:t>
-      </w:r>
-      <w:proofErr w:type="gramStart"/>
-      <w:r>
-        <w:rPr>
-          <w:sz w:val="22"/>
-          <w:szCs w:val="22"/>
-          <w:lang w:val="en-US"/>
-        </w:rPr>
-        <w:t>ultimate goal</w:t>
-      </w:r>
-      <w:proofErr w:type="gramEnd"/>
-      <w:r>
-        <w:rPr>
-          <w:sz w:val="22"/>
-          <w:szCs w:val="22"/>
-          <w:lang w:val="en-US"/>
-        </w:rPr>
-        <w:t xml:space="preserve"> is to provide a robust, auditable verification file that ensures technical integrity and regulatory acceptance by TenneT.</w:t>
+        <w:t>Meeting list:</w:t>
       </w:r>
     </w:p>
     <w:p>
       <w:pPr>
-        <w:pStyle w:val="Heading1"/>
+        <w:pStyle w:val="ListParagraph"/>
+        <w:numPr>
+          <w:ilvl w:val="0"/>
+          <w:numId w:val="34"/>
+        </w:numPr>
         <w:rPr>
-          <w:sz w:val="22"/>
-          <w:szCs w:val="22"/>
-          <w:lang w:val="nl-NL"/>
+          <w:lang w:val="en-US"/>
         </w:rPr>
       </w:pPr>
       <w:r>
         <w:rPr>
-          <w:sz w:val="22"/>
-          <w:szCs w:val="22"/>
-          <w:lang w:val="nl-NL"/>
+          <w:lang w:val="en-US"/>
         </w:rPr>
-        <w:t>Scope of Work &amp; Methodology</w:t>
+        <w:t>Kickoff – Held on 5 December 2025, 09:30, Attendance (Peet,Juriaan)</w:t>
       </w:r>
     </w:p>
     <w:p>
       <w:pPr>
-        <w:pStyle w:val="BodyText"/>
+        <w:pStyle w:val="ListParagraph"/>
+        <w:numPr>
+          <w:ilvl w:val="0"/>
+          <w:numId w:val="34"/>
+        </w:numPr>
         <w:rPr>
-          <w:sz w:val="22"/>
-          <w:szCs w:val="22"/>
           <w:lang w:val="en-US"/>
         </w:rPr>
       </w:pPr>
       <w:r>
         <w:rPr>
-          <w:sz w:val="22"/>
-          <w:szCs w:val="22"/>
           <w:lang w:val="en-US"/>
         </w:rPr>
-        <w:t>DNV will execute the project in four defined tasks:</w:t>
+        <w:t>2</w:t>
+      </w:r>
+      <w:r>
+        <w:rPr>
+          <w:vertAlign w:val="superscript"/>
+          <w:lang w:val="en-US"/>
+        </w:rPr>
+        <w:t>nd</w:t>
+      </w:r>
+      <w:r>
+        <w:rPr>
+          <w:lang w:val="en-US"/>
+        </w:rPr>
+        <w:t xml:space="preserve"> Feedback meeting – </w:t>
+      </w:r>
+      <w:r>
+        <w:rPr>
+          <w:color w:val="00B0F0"/>
+          <w:lang w:val="en-US"/>
+        </w:rPr>
+        <w:t>20 January 2026 Feedback meeting</w:t>
       </w:r>
     </w:p>
     <w:p>
       <w:pPr>
-        <w:pStyle w:val="BodyText"/>
         <w:rPr>
-          <w:sz w:val="22"/>
-          <w:szCs w:val="22"/>
+          <w:lang w:val="en-US"/>
+        </w:rPr>
+      </w:pPr>
+    </w:p>
+    <w:p>
+      <w:pPr>
+        <w:pStyle w:val="Heading1"/>
+        <w:rPr>
           <w:lang w:val="nl-NL"/>
+        </w:rPr>
+      </w:pPr>
+      <w:r>
+        <w:rPr>
+          <w:lang w:val="nl-NL"/>
+        </w:rPr>
+        <w:t>PROJECT OBJECTIVE</w:t>
+      </w:r>
+    </w:p>
+    <w:p>
+      <w:pPr>
+        <w:rPr>
+          <w:lang w:val="en-US"/>
+        </w:rPr>
+      </w:pPr>
+      <w:r>
+        <w:rPr>
+          <w:lang w:val="en-US"/>
+        </w:rPr>
+        <w:t>To conduct a Conductive influence evaluation for the new Tilburg substation project, focusing on the impact of short circuits on nearby 3rd party metallic objects (pipelines, data cables, fences, etc.) based on NEN 3654:2023 and EN 50522.</w:t>
+      </w:r>
+    </w:p>
+    <w:p>
+      <w:pPr>
+        <w:rPr>
+          <w:lang w:val="en-US"/>
+        </w:rPr>
+      </w:pPr>
+      <w:r>
+        <w:rPr>
+          <w:lang w:val="en-US"/>
+        </w:rPr>
+        <w:t xml:space="preserve">A critical objective is to address the specific challenge regarding high soil resistivity (approx. 500 </w:t>
+      </w:r>
+      <m:oMath>
+        <m:r>
+          <m:rPr>
+            <m:sty m:val="p"/>
+          </m:rPr>
+          <w:rPr>
+            <w:rFonts w:ascii="Cambria Math" w:hAnsi="Cambria Math"/>
+            <w:lang w:val="nl-NL"/>
+          </w:rPr>
+          <m:t>Ω</m:t>
+        </m:r>
+        <m:r>
+          <w:rPr>
+            <w:rFonts w:ascii="Cambria Math" w:hAnsi="Cambria Math"/>
+            <w:lang w:val="en-US"/>
+          </w:rPr>
+          <m:t>⋅</m:t>
+        </m:r>
+        <m:r>
+          <w:rPr>
+            <w:rFonts w:ascii="Cambria Math" w:hAnsi="Cambria Math"/>
+            <w:lang w:val="nl-NL"/>
+          </w:rPr>
+          <m:t>m</m:t>
+        </m:r>
+      </m:oMath>
+      <w:r>
+        <w:rPr>
+          <w:lang w:val="en-US"/>
+        </w:rPr>
+        <w:t>) which currently results in a calculated station resistance (</w:t>
+      </w:r>
+      <m:oMath>
+        <m:sSub>
+          <m:sSubPr>
+            <m:ctrlPr>
+              <w:rPr>
+                <w:rFonts w:ascii="Cambria Math" w:hAnsi="Cambria Math"/>
+                <w:lang w:val="nl-NL"/>
+              </w:rPr>
+            </m:ctrlPr>
+          </m:sSubPr>
+          <m:e>
+            <m:r>
+              <w:rPr>
+                <w:rFonts w:ascii="Cambria Math" w:hAnsi="Cambria Math"/>
+                <w:lang w:val="nl-NL"/>
+              </w:rPr>
+              <m:t>R</m:t>
+            </m:r>
+          </m:e>
+          <m:sub>
+            <m:r>
+              <w:rPr>
+                <w:rFonts w:ascii="Cambria Math" w:hAnsi="Cambria Math"/>
+                <w:lang w:val="nl-NL"/>
+              </w:rPr>
+              <m:t>a</m:t>
+            </m:r>
+          </m:sub>
+        </m:sSub>
+      </m:oMath>
+      <w:r>
+        <w:rPr>
+          <w:lang w:val="en-US"/>
+        </w:rPr>
+        <w:t xml:space="preserve">) of 0.931  </w:t>
+      </w:r>
+      <m:oMath>
+        <m:r>
+          <m:rPr>
+            <m:sty m:val="p"/>
+          </m:rPr>
+          <w:rPr>
+            <w:rFonts w:ascii="Cambria Math" w:hAnsi="Cambria Math"/>
+            <w:lang w:val="nl-NL"/>
+          </w:rPr>
+          <m:t>Ω</m:t>
+        </m:r>
+      </m:oMath>
+      <w:r>
+        <w:rPr>
+          <w:lang w:val="en-US"/>
+        </w:rPr>
+        <w:t xml:space="preserve"> </w:t>
+      </w:r>
+      <w:r>
+        <w:rPr>
+          <w:lang w:val="en-US"/>
+        </w:rPr>
+        <w:t>and a potential Ground Potential Rise (GPR) of up to 27.1 kV. The study aims to verify these values and determine if mitigation is required for nearby assets.</w:t>
+      </w:r>
+    </w:p>
+    <w:p>
+      <w:pPr>
+        <w:rPr>
+          <w:lang w:val="en-US"/>
+        </w:rPr>
+      </w:pPr>
+    </w:p>
+    <w:p>
+      <w:pPr>
+        <w:rPr>
+          <w:lang w:val="en-US"/>
+        </w:rPr>
+      </w:pPr>
+      <w:r>
+        <w:rPr>
+          <w:noProof/>
+          <w:lang w:val="en-US"/>
+        </w:rPr>
+        <w:drawing>
+          <wp:inline distT="0" distB="0" distL="0" distR="0" wp14:anchorId="72C5E261" wp14:editId="7FC633FB">
+            <wp:extent cx="6362106" cy="4608576"/>
+            <wp:effectExtent l="0" t="0" r="635" b="1905"/>
+            <wp:docPr id="415017279" name="Picture 1" descr="A map of a city&#10;&#10;AI-generated content may be incorrect."/>
+            <wp:cNvGraphicFramePr>
+              <a:graphicFrameLocks xmlns:a="http://schemas.openxmlformats.org/drawingml/2006/main" noChangeAspect="1"/>
+            </wp:cNvGraphicFramePr>
+            <a:graphic xmlns:a="http://schemas.openxmlformats.org/drawingml/2006/main">
+              <a:graphicData uri="http://schemas.openxmlformats.org/drawingml/2006/picture">
+                <pic:pic xmlns:pic="http://schemas.openxmlformats.org/drawingml/2006/picture">
+                  <pic:nvPicPr>
+                    <pic:cNvPr id="415017279" name="Picture 1" descr="A map of a city&#10;&#10;AI-generated content may be incorrect."/>
+                    <pic:cNvPicPr/>
+                  </pic:nvPicPr>
+                  <pic:blipFill>
+                    <a:blip r:embed="rId9"/>
+                    <a:stretch>
+                      <a:fillRect/>
+                    </a:stretch>
+                  </pic:blipFill>
+                  <pic:spPr>
+                    <a:xfrm>
+                      <a:off x="0" y="0"/>
+                      <a:ext cx="6372782" cy="4616310"/>
+                    </a:xfrm>
+                    <a:prstGeom prst="rect">
+                      <a:avLst/>
+                    </a:prstGeom>
+                  </pic:spPr>
+                </pic:pic>
+              </a:graphicData>
+            </a:graphic>
+          </wp:inline>
+        </w:drawing>
+      </w:r>
+    </w:p>
+    <w:p>
+      <w:pPr>
+        <w:rPr>
+          <w:lang w:val="en-US"/>
+        </w:rPr>
+      </w:pPr>
+      <w:r>
+        <w:rPr>
+          <w:lang w:val="en-US"/>
+        </w:rPr>
+        <w:t>Figure 1: Tilburg substation and surrounding 3</w:t>
+      </w:r>
+      <w:r>
+        <w:rPr>
+          <w:vertAlign w:val="superscript"/>
+          <w:lang w:val="en-US"/>
+        </w:rPr>
+        <w:t>rd</w:t>
+      </w:r>
+      <w:r>
+        <w:rPr>
+          <w:lang w:val="en-US"/>
+        </w:rPr>
+        <w:t xml:space="preserve"> party assets under study</w:t>
+      </w:r>
+    </w:p>
+    <w:p>
+      <w:pPr>
+        <w:rPr>
+          <w:b/>
+          <w:bCs/>
+          <w:lang w:val="en-US"/>
+        </w:rPr>
+      </w:pPr>
+    </w:p>
+    <w:p>
+      <w:pPr>
+        <w:spacing w:after="200" w:line="276" w:lineRule="auto"/>
+        <w:rPr>
+          <w:b/>
+          <w:caps/>
+          <w:color w:val="0F204B"/>
+          <w:sz w:val="26"/>
+          <w:lang w:val="en-US"/>
+        </w:rPr>
+      </w:pPr>
+      <w:r>
+        <w:rPr>
+          <w:lang w:val="en-US"/>
+        </w:rPr>
+        <w:br w:type="page"/>
+      </w:r>
+    </w:p>
+    <w:p>
+      <w:pPr>
+        <w:pStyle w:val="Heading1"/>
+        <w:rPr>
+          <w:lang w:val="nl-NL"/>
+        </w:rPr>
+      </w:pPr>
+      <w:r>
+        <w:rPr>
+          <w:lang w:val="nl-NL"/>
+        </w:rPr>
+        <w:lastRenderedPageBreak/>
+        <w:t>SCOPE OF WORK &amp; METHODOLOGY</w:t>
+      </w:r>
+    </w:p>
+    <w:p>
+      <w:pPr>
+        <w:rPr>
+          <w:lang w:val="en-US"/>
+        </w:rPr>
+      </w:pPr>
+      <w:r>
+        <w:rPr>
+          <w:lang w:val="en-US"/>
+        </w:rPr>
+        <w:t>DNV will execute the project in the following phases:</w:t>
+      </w:r>
+    </w:p>
+    <w:p>
+      <w:pPr>
+        <w:rPr>
+          <w:b/>
+          <w:bCs/>
+          <w:lang w:val="en-US"/>
+        </w:rPr>
+      </w:pPr>
+    </w:p>
+    <w:p>
+      <w:pPr>
+        <w:rPr>
+          <w:lang w:val="en-US"/>
         </w:rPr>
       </w:pPr>
       <w:r>
         <w:rPr>
           <w:b/>
           <w:bCs/>
-          <w:sz w:val="22"/>
-          <w:szCs w:val="22"/>
-          <w:lang w:val="nl-NL"/>
+          <w:lang w:val="en-US"/>
         </w:rPr>
-        <w:t>Task 1: Baseline Assessment &amp; Site Survey</w:t>
+        <w:t>Task 1: Analytical Modeling &amp; Danger Zone Assessment</w:t>
       </w:r>
     </w:p>
     <w:p>
       <w:pPr>
-        <w:pStyle w:val="BodyText"/>
         <w:numPr>
           <w:ilvl w:val="0"/>
-          <w:numId w:val="16"/>
+          <w:numId w:val="29"/>
+        </w:numPr>
+        <w:rPr>
+          <w:lang w:val="en-US"/>
+        </w:rPr>
+      </w:pPr>
+      <w:r>
+        <w:rPr>
+          <w:b/>
+          <w:bCs/>
+          <w:lang w:val="en-US"/>
+        </w:rPr>
+        <w:t>Activity:</w:t>
+      </w:r>
+      <w:r>
+        <w:rPr>
+          <w:lang w:val="en-US"/>
+        </w:rPr>
+        <w:t xml:space="preserve"> Perform initial analytical modeling to determine the Ground Potential Rise (GPR) and identify the immediate danger zones.</w:t>
+      </w:r>
+    </w:p>
+    <w:p>
+      <w:pPr>
+        <w:numPr>
+          <w:ilvl w:val="0"/>
+          <w:numId w:val="29"/>
+        </w:numPr>
+        <w:rPr>
+          <w:lang w:val="en-US"/>
+        </w:rPr>
+      </w:pPr>
+      <w:r>
+        <w:rPr>
+          <w:b/>
+          <w:bCs/>
+          <w:lang w:val="en-US"/>
+        </w:rPr>
+        <w:t>Output:</w:t>
+      </w:r>
+      <w:r>
+        <w:rPr>
+          <w:lang w:val="en-US"/>
+        </w:rPr>
+        <w:t xml:space="preserve"> High-level identification of assets falling within critical influence areas.</w:t>
+      </w:r>
+    </w:p>
+    <w:p>
+      <w:pPr>
+        <w:ind w:left="720"/>
+        <w:rPr>
+          <w:lang w:val="en-US"/>
+        </w:rPr>
+      </w:pPr>
+    </w:p>
+    <w:p>
+      <w:pPr>
+        <w:rPr>
+          <w:lang w:val="en-US"/>
+        </w:rPr>
+      </w:pPr>
+      <w:r>
+        <w:rPr>
+          <w:b/>
+          <w:bCs/>
+          <w:lang w:val="en-US"/>
+        </w:rPr>
+        <w:t>Task 2: Data Verification (KLIC vs. Reality)</w:t>
+      </w:r>
+    </w:p>
+    <w:p>
+      <w:pPr>
+        <w:numPr>
+          <w:ilvl w:val="0"/>
+          <w:numId w:val="30"/>
+        </w:numPr>
+        <w:rPr>
+          <w:lang w:val="en-US"/>
+        </w:rPr>
+      </w:pPr>
+      <w:r>
+        <w:rPr>
+          <w:b/>
+          <w:bCs/>
+          <w:lang w:val="en-US"/>
+        </w:rPr>
+        <w:t>Activity:</w:t>
+      </w:r>
+      <w:r>
+        <w:rPr>
+          <w:lang w:val="en-US"/>
+        </w:rPr>
+        <w:t xml:space="preserve"> Verification of input data. Specifically, clarifying the status of the pipeline indicated on current KLIC data (which is believed to be removed) versus the actual site conditions.</w:t>
+      </w:r>
+    </w:p>
+    <w:p>
+      <w:pPr>
+        <w:numPr>
+          <w:ilvl w:val="0"/>
+          <w:numId w:val="30"/>
+        </w:numPr>
+        <w:rPr>
+          <w:lang w:val="en-US"/>
+        </w:rPr>
+      </w:pPr>
+      <w:r>
+        <w:rPr>
+          <w:b/>
+          <w:bCs/>
+          <w:lang w:val="en-US"/>
+        </w:rPr>
+        <w:t>Requirement:</w:t>
+      </w:r>
+      <w:r>
+        <w:rPr>
+          <w:lang w:val="en-US"/>
+        </w:rPr>
+        <w:t xml:space="preserve"> Client to provide updated "Click data" or as-built drawings to ensure the model does not calculate interference for non-existent assets.</w:t>
+      </w:r>
+    </w:p>
+    <w:p>
+      <w:pPr>
+        <w:ind w:left="720"/>
+        <w:rPr>
+          <w:lang w:val="en-US"/>
+        </w:rPr>
+      </w:pPr>
+    </w:p>
+    <w:p>
+      <w:pPr>
+        <w:rPr>
+          <w:lang w:val="en-US"/>
+        </w:rPr>
+      </w:pPr>
+      <w:r>
+        <w:rPr>
+          <w:b/>
+          <w:bCs/>
+          <w:lang w:val="en-US"/>
+        </w:rPr>
+        <w:t>Task 3: Detailed Simulation (CDEGS/XGSLAB)</w:t>
+      </w:r>
+    </w:p>
+    <w:p>
+      <w:pPr>
+        <w:numPr>
+          <w:ilvl w:val="0"/>
+          <w:numId w:val="31"/>
+        </w:numPr>
+        <w:rPr>
+          <w:lang w:val="en-US"/>
+        </w:rPr>
+      </w:pPr>
+      <w:r>
+        <w:rPr>
+          <w:b/>
+          <w:bCs/>
+          <w:lang w:val="en-US"/>
+        </w:rPr>
+        <w:t>Activity:</w:t>
+      </w:r>
+      <w:r>
+        <w:rPr>
+          <w:lang w:val="en-US"/>
+        </w:rPr>
+        <w:t xml:space="preserve"> Preparation of a detailed electrode model based on substation design inputs.</w:t>
+      </w:r>
+    </w:p>
+    <w:p>
+      <w:pPr>
+        <w:numPr>
+          <w:ilvl w:val="0"/>
+          <w:numId w:val="31"/>
+        </w:numPr>
+        <w:rPr>
+          <w:lang w:val="en-US"/>
+        </w:rPr>
+      </w:pPr>
+      <w:r>
+        <w:rPr>
+          <w:b/>
+          <w:bCs/>
+          <w:lang w:val="en-US"/>
+        </w:rPr>
+        <w:t>Simulation:</w:t>
+      </w:r>
+      <w:r>
+        <w:rPr>
+          <w:lang w:val="en-US"/>
+        </w:rPr>
+        <w:t xml:space="preserve"> Calculation of voltage rise in the soil using a fault current of 29.1 kA.</w:t>
+      </w:r>
+    </w:p>
+    <w:p>
+      <w:pPr>
+        <w:numPr>
+          <w:ilvl w:val="0"/>
+          <w:numId w:val="31"/>
+        </w:numPr>
+        <w:rPr>
+          <w:lang w:val="en-US"/>
+        </w:rPr>
+      </w:pPr>
+      <w:r>
+        <w:rPr>
+          <w:b/>
+          <w:bCs/>
+          <w:lang w:val="en-US"/>
+        </w:rPr>
+        <w:t>Analysis:</w:t>
+      </w:r>
+      <w:r>
+        <w:rPr>
+          <w:lang w:val="en-US"/>
+        </w:rPr>
+        <w:t xml:space="preserve"> Plotting results on the terrain against updated asset locations to check compliance with limits.</w:t>
+      </w:r>
+    </w:p>
+    <w:p>
+      <w:pPr>
+        <w:ind w:left="720"/>
+        <w:rPr>
+          <w:lang w:val="en-US"/>
+        </w:rPr>
+      </w:pPr>
+    </w:p>
+    <w:p>
+      <w:pPr>
+        <w:rPr>
+          <w:lang w:val="nl-NL"/>
+        </w:rPr>
+      </w:pPr>
+      <w:r>
+        <w:rPr>
+          <w:b/>
+          <w:bCs/>
+          <w:lang w:val="nl-NL"/>
+        </w:rPr>
+        <w:t>Task 4: Reporting</w:t>
+      </w:r>
+    </w:p>
+    <w:p>
+      <w:pPr>
+        <w:numPr>
+          <w:ilvl w:val="0"/>
+          <w:numId w:val="32"/>
+        </w:numPr>
+        <w:rPr>
+          <w:lang w:val="en-US"/>
+        </w:rPr>
+      </w:pPr>
+      <w:r>
+        <w:rPr>
+          <w:b/>
+          <w:bCs/>
+          <w:lang w:val="en-US"/>
+        </w:rPr>
+        <w:t>Activity:</w:t>
+      </w:r>
+      <w:r>
+        <w:rPr>
+          <w:lang w:val="en-US"/>
+        </w:rPr>
+        <w:t xml:space="preserve"> detailed EMC influence report including calculations and mitigation recommendations (if applicable within the 16-hour scope).</w:t>
+      </w:r>
+    </w:p>
+    <w:p>
+      <w:pPr>
+        <w:ind w:left="720"/>
+        <w:rPr>
+          <w:lang w:val="en-US"/>
+        </w:rPr>
+      </w:pPr>
+    </w:p>
+    <w:p>
+      <w:pPr>
+        <w:pStyle w:val="Heading1"/>
+        <w:rPr>
+          <w:lang w:val="nl-NL"/>
+        </w:rPr>
+      </w:pPr>
+      <w:r>
+        <w:rPr>
+          <w:lang w:val="nl-NL"/>
+        </w:rPr>
+        <w:t>KEY DELIVERABLES</w:t>
+      </w:r>
+    </w:p>
+    <w:p>
+      <w:pPr>
+        <w:rPr>
+          <w:lang w:val="en-US"/>
+        </w:rPr>
+      </w:pPr>
+      <w:r>
+        <w:rPr>
+          <w:lang w:val="en-US"/>
+        </w:rPr>
+        <w:t>DNV will deliver the following:</w:t>
+      </w:r>
+    </w:p>
+    <w:p>
+      <w:pPr>
+        <w:numPr>
+          <w:ilvl w:val="0"/>
+          <w:numId w:val="33"/>
         </w:numPr>
         <w:rPr>
           <w:sz w:val="22"/>
           <w:szCs w:val="22"/>
           <w:lang w:val="en-US"/>
         </w:rPr>
-      </w:pPr>
-      <w:r>
-        <w:rPr>
-          <w:b/>
-          <w:bCs/>
-          <w:sz w:val="22"/>
-          <w:szCs w:val="22"/>
-          <w:lang w:val="en-US"/>
-        </w:rPr>
-        <w:t>Activity:</w:t>
-      </w:r>
-      <w:r>
-        <w:rPr>
-          <w:sz w:val="22"/>
-          <w:szCs w:val="22"/>
-          <w:lang w:val="en-US"/>
-        </w:rPr>
-        <w:t xml:space="preserve"> On-site inspection of the existing DP1 station (earthing, bonding, cable routing, equipment state) </w:t>
-      </w:r>
-    </w:p>
-    <w:p>
-      <w:pPr>
-        <w:pStyle w:val="BodyText"/>
-        <w:numPr>
-          <w:ilvl w:val="0"/>
-          <w:numId w:val="16"/>
-        </w:numPr>
-        <w:rPr>
-          <w:sz w:val="22"/>
-          <w:szCs w:val="22"/>
-          <w:lang w:val="en-US"/>
-        </w:rPr>
-      </w:pPr>
-      <w:r>
-        <w:rPr>
-          <w:b/>
-          <w:bCs/>
-          <w:sz w:val="22"/>
-          <w:szCs w:val="22"/>
-          <w:lang w:val="en-US"/>
-        </w:rPr>
-        <w:t>Note:</w:t>
-      </w:r>
-      <w:r>
-        <w:rPr>
-          <w:sz w:val="22"/>
-          <w:szCs w:val="22"/>
-          <w:lang w:val="en-US"/>
-        </w:rPr>
-        <w:t xml:space="preserve"> If excavation is required for inspection, this must be arranged by SC&amp;M.</w:t>
-      </w:r>
-    </w:p>
-    <w:p>
-      <w:pPr>
-        <w:pStyle w:val="BodyText"/>
-        <w:rPr>
-          <w:sz w:val="22"/>
-          <w:szCs w:val="22"/>
-          <w:lang w:val="en-US"/>
-        </w:rPr>
-      </w:pPr>
-      <w:r>
-        <w:rPr>
-          <w:b/>
-          <w:bCs/>
-          <w:sz w:val="22"/>
-          <w:szCs w:val="22"/>
-          <w:lang w:val="en-US"/>
-        </w:rPr>
-        <w:t>Task 2: Review &amp; Verification of Existing Studies</w:t>
-      </w:r>
-    </w:p>
-    <w:p>
-      <w:pPr>
-        <w:pStyle w:val="BodyText"/>
-        <w:numPr>
-          <w:ilvl w:val="0"/>
-          <w:numId w:val="17"/>
-        </w:numPr>
-        <w:rPr>
-          <w:sz w:val="22"/>
-          <w:szCs w:val="22"/>
-          <w:lang w:val="en-US"/>
-        </w:rPr>
-      </w:pPr>
-      <w:r>
-        <w:rPr>
-          <w:b/>
-          <w:bCs/>
-          <w:sz w:val="22"/>
-          <w:szCs w:val="22"/>
-          <w:lang w:val="en-US"/>
-        </w:rPr>
-        <w:t>Activity:</w:t>
-      </w:r>
-      <w:r>
-        <w:rPr>
-          <w:sz w:val="22"/>
-          <w:szCs w:val="22"/>
-          <w:lang w:val="en-US"/>
-        </w:rPr>
-        <w:t xml:space="preserve"> Critical review of TenneT &amp; NUON influence studies (Inductive interference, GPR, 100µT/0.4µT zones).</w:t>
-      </w:r>
-    </w:p>
-    <w:p>
-      <w:pPr>
-        <w:pStyle w:val="BodyText"/>
-        <w:numPr>
-          <w:ilvl w:val="0"/>
-          <w:numId w:val="17"/>
-        </w:numPr>
-        <w:rPr>
-          <w:sz w:val="22"/>
-          <w:szCs w:val="22"/>
-          <w:lang w:val="en-US"/>
-        </w:rPr>
-      </w:pPr>
-      <w:r>
-        <w:rPr>
-          <w:b/>
-          <w:bCs/>
-          <w:sz w:val="22"/>
-          <w:szCs w:val="22"/>
-          <w:lang w:val="en-US"/>
-        </w:rPr>
-        <w:t>Output:</w:t>
-      </w:r>
-      <w:r>
-        <w:rPr>
-          <w:sz w:val="22"/>
-          <w:szCs w:val="22"/>
-          <w:lang w:val="en-US"/>
-        </w:rPr>
-        <w:t xml:space="preserve"> Verification against specific VS2 requirements </w:t>
-      </w:r>
-    </w:p>
-    <w:p>
-      <w:pPr>
-        <w:pStyle w:val="BodyText"/>
-        <w:rPr>
-          <w:sz w:val="22"/>
-          <w:szCs w:val="22"/>
-          <w:lang w:val="en-US"/>
-        </w:rPr>
-      </w:pPr>
-      <w:r>
-        <w:rPr>
-          <w:b/>
-          <w:bCs/>
-          <w:sz w:val="22"/>
-          <w:szCs w:val="22"/>
-          <w:lang w:val="en-US"/>
-        </w:rPr>
-        <w:t>Task 3: EMC Management Plan Development (DP2-4)</w:t>
-      </w:r>
-    </w:p>
-    <w:p>
-      <w:pPr>
-        <w:pStyle w:val="BodyText"/>
-        <w:numPr>
-          <w:ilvl w:val="0"/>
-          <w:numId w:val="18"/>
-        </w:numPr>
-        <w:rPr>
-          <w:sz w:val="22"/>
-          <w:szCs w:val="22"/>
-          <w:lang w:val="en-US"/>
-        </w:rPr>
-      </w:pPr>
-      <w:r>
-        <w:rPr>
-          <w:b/>
-          <w:bCs/>
-          <w:sz w:val="22"/>
-          <w:szCs w:val="22"/>
-          <w:lang w:val="en-US"/>
-        </w:rPr>
-        <w:t>Activity:</w:t>
-      </w:r>
-      <w:r>
-        <w:rPr>
-          <w:sz w:val="22"/>
-          <w:szCs w:val="22"/>
-          <w:lang w:val="en-US"/>
-        </w:rPr>
-        <w:t xml:space="preserve"> Impact analysis of the new design.</w:t>
-      </w:r>
-    </w:p>
-    <w:p>
-      <w:pPr>
-        <w:pStyle w:val="BodyText"/>
-        <w:numPr>
-          <w:ilvl w:val="0"/>
-          <w:numId w:val="18"/>
-        </w:numPr>
-        <w:rPr>
-          <w:sz w:val="22"/>
-          <w:szCs w:val="22"/>
-          <w:lang w:val="en-US"/>
-        </w:rPr>
-      </w:pPr>
-      <w:r>
-        <w:rPr>
-          <w:b/>
-          <w:bCs/>
-          <w:sz w:val="22"/>
-          <w:szCs w:val="22"/>
-          <w:lang w:val="en-US"/>
-        </w:rPr>
-        <w:t>Zoning:</w:t>
-      </w:r>
-      <w:r>
-        <w:rPr>
-          <w:sz w:val="22"/>
-          <w:szCs w:val="22"/>
-          <w:lang w:val="en-US"/>
-        </w:rPr>
-        <w:t xml:space="preserve"> Application of </w:t>
-      </w:r>
-      <w:proofErr w:type="spellStart"/>
-      <w:r>
-        <w:rPr>
-          <w:sz w:val="22"/>
-          <w:szCs w:val="22"/>
-          <w:lang w:val="en-US"/>
-        </w:rPr>
-        <w:t>TenneT’s</w:t>
-      </w:r>
-      <w:proofErr w:type="spellEnd"/>
-      <w:r>
-        <w:rPr>
-          <w:sz w:val="22"/>
-          <w:szCs w:val="22"/>
-          <w:lang w:val="en-US"/>
-        </w:rPr>
-        <w:t xml:space="preserve"> </w:t>
-      </w:r>
-      <w:r>
-        <w:rPr>
-          <w:i/>
-          <w:iCs/>
-          <w:sz w:val="22"/>
-          <w:szCs w:val="22"/>
-          <w:lang w:val="en-US"/>
-        </w:rPr>
-        <w:t xml:space="preserve">EMC </w:t>
-      </w:r>
-      <w:proofErr w:type="spellStart"/>
-      <w:r>
-        <w:rPr>
-          <w:i/>
-          <w:iCs/>
-          <w:sz w:val="22"/>
-          <w:szCs w:val="22"/>
-          <w:lang w:val="en-US"/>
-        </w:rPr>
-        <w:t>eisen</w:t>
-      </w:r>
-      <w:proofErr w:type="spellEnd"/>
-      <w:r>
-        <w:rPr>
-          <w:i/>
-          <w:iCs/>
-          <w:sz w:val="22"/>
-          <w:szCs w:val="22"/>
-          <w:lang w:val="en-US"/>
-        </w:rPr>
-        <w:t>-zone concept</w:t>
-      </w:r>
-      <w:r>
-        <w:rPr>
-          <w:sz w:val="22"/>
-          <w:szCs w:val="22"/>
-          <w:lang w:val="en-US"/>
-        </w:rPr>
-        <w:t xml:space="preserve"> (doc. 1287698 E04) to create a site-specific zoning plan (LPZ 0/1/2).</w:t>
-      </w:r>
-    </w:p>
-    <w:p>
-      <w:pPr>
-        <w:pStyle w:val="BodyText"/>
-        <w:numPr>
-          <w:ilvl w:val="0"/>
-          <w:numId w:val="18"/>
-        </w:numPr>
-        <w:rPr>
-          <w:sz w:val="22"/>
-          <w:szCs w:val="22"/>
-          <w:lang w:val="en-US"/>
-        </w:rPr>
-      </w:pPr>
-      <w:r>
-        <w:rPr>
-          <w:b/>
-          <w:bCs/>
-          <w:sz w:val="22"/>
-          <w:szCs w:val="22"/>
-          <w:lang w:val="en-US"/>
-        </w:rPr>
-        <w:t>Mitigation:</w:t>
-      </w:r>
-      <w:r>
-        <w:rPr>
-          <w:sz w:val="22"/>
-          <w:szCs w:val="22"/>
-          <w:lang w:val="en-US"/>
-        </w:rPr>
-        <w:t xml:space="preserve"> Defining measures for earthing, bonding, shielding, and cable entry (CDG/Shelters).</w:t>
-      </w:r>
-    </w:p>
-    <w:p>
-      <w:pPr>
-        <w:pStyle w:val="BodyText"/>
-        <w:rPr>
-          <w:sz w:val="22"/>
-          <w:szCs w:val="22"/>
-          <w:lang w:val="nl-NL"/>
-        </w:rPr>
-      </w:pPr>
-      <w:r>
-        <w:rPr>
-          <w:b/>
-          <w:bCs/>
-          <w:sz w:val="22"/>
-          <w:szCs w:val="22"/>
-          <w:lang w:val="nl-NL"/>
-        </w:rPr>
-        <w:t>Task 4: Final Reporting &amp; Verification</w:t>
-      </w:r>
-    </w:p>
-    <w:p>
-      <w:pPr>
-        <w:pStyle w:val="BodyText"/>
-        <w:numPr>
-          <w:ilvl w:val="0"/>
-          <w:numId w:val="19"/>
-        </w:numPr>
-        <w:rPr>
-          <w:sz w:val="22"/>
-          <w:szCs w:val="22"/>
-          <w:lang w:val="en-US"/>
-        </w:rPr>
-      </w:pPr>
-      <w:r>
-        <w:rPr>
-          <w:b/>
-          <w:bCs/>
-          <w:sz w:val="22"/>
-          <w:szCs w:val="22"/>
-          <w:lang w:val="en-US"/>
-        </w:rPr>
-        <w:t>Activity:</w:t>
-      </w:r>
-      <w:r>
-        <w:rPr>
-          <w:sz w:val="22"/>
-          <w:szCs w:val="22"/>
-          <w:lang w:val="en-US"/>
-        </w:rPr>
-        <w:t xml:space="preserve"> Consolidation of findings and creation of the Verification Traceability Matrix.</w:t>
-      </w:r>
-    </w:p>
-    <w:p>
-      <w:pPr>
-        <w:pStyle w:val="Heading1"/>
-        <w:rPr>
-          <w:sz w:val="22"/>
-          <w:szCs w:val="22"/>
-          <w:lang w:val="nl-NL"/>
-        </w:rPr>
-      </w:pPr>
-      <w:r>
-        <w:rPr>
-          <w:sz w:val="22"/>
-          <w:szCs w:val="22"/>
-          <w:lang w:val="nl-NL"/>
-        </w:rPr>
-        <w:t>Key Deliverables</w:t>
-      </w:r>
-    </w:p>
-    <w:p>
-      <w:pPr>
-        <w:pStyle w:val="BodyText"/>
-        <w:rPr>
-          <w:sz w:val="22"/>
-          <w:szCs w:val="22"/>
-          <w:lang w:val="en-US"/>
-        </w:rPr>
-      </w:pPr>
-      <w:r>
-        <w:rPr>
-          <w:sz w:val="22"/>
-          <w:szCs w:val="22"/>
-          <w:lang w:val="en-US"/>
-        </w:rPr>
-        <w:t>DNV will deliver the following four documents in Dutch (PDF):</w:t>
-      </w:r>
-    </w:p>
-    <w:p>
-      <w:pPr>
-        <w:pStyle w:val="BodyText"/>
-        <w:numPr>
-          <w:ilvl w:val="0"/>
-          <w:numId w:val="20"/>
-        </w:numPr>
-        <w:rPr>
-          <w:sz w:val="22"/>
-          <w:szCs w:val="22"/>
-          <w:lang w:val="en-US"/>
-        </w:rPr>
-      </w:pPr>
-      <w:r>
-        <w:rPr>
-          <w:b/>
-          <w:bCs/>
-          <w:sz w:val="22"/>
-          <w:szCs w:val="22"/>
-          <w:lang w:val="en-US"/>
-        </w:rPr>
-        <w:t>Rapport Schouw/</w:t>
-      </w:r>
-      <w:proofErr w:type="spellStart"/>
-      <w:r>
-        <w:rPr>
-          <w:b/>
-          <w:bCs/>
-          <w:sz w:val="22"/>
-          <w:szCs w:val="22"/>
-          <w:lang w:val="en-US"/>
-        </w:rPr>
-        <w:t>nulinspectie</w:t>
-      </w:r>
-      <w:proofErr w:type="spellEnd"/>
-      <w:r>
-        <w:rPr>
-          <w:b/>
-          <w:bCs/>
-          <w:sz w:val="22"/>
-          <w:szCs w:val="22"/>
-          <w:lang w:val="en-US"/>
-        </w:rPr>
-        <w:t>:</w:t>
-      </w:r>
-      <w:r>
-        <w:rPr>
-          <w:sz w:val="22"/>
-          <w:szCs w:val="22"/>
-          <w:lang w:val="en-US"/>
-        </w:rPr>
-        <w:t xml:space="preserve"> Survey findings and baselin</w:t>
-      </w:r>
-      <w:r>
-        <w:rPr>
-          <w:sz w:val="22"/>
-          <w:szCs w:val="22"/>
-          <w:lang w:val="en-US"/>
-        </w:rPr>
-        <w:t>e</w:t>
-      </w:r>
-      <w:r>
-        <w:rPr>
-          <w:sz w:val="22"/>
-          <w:szCs w:val="22"/>
-          <w:lang w:val="en-US"/>
-        </w:rPr>
-        <w:t>.</w:t>
-      </w:r>
-    </w:p>
-    <w:p>
-      <w:pPr>
-        <w:pStyle w:val="BodyText"/>
-        <w:numPr>
-          <w:ilvl w:val="0"/>
-          <w:numId w:val="20"/>
-        </w:numPr>
-        <w:rPr>
-          <w:sz w:val="22"/>
-          <w:szCs w:val="22"/>
-          <w:lang w:val="nl-NL"/>
-        </w:rPr>
-      </w:pPr>
-      <w:r>
-        <w:rPr>
-          <w:b/>
-          <w:bCs/>
-          <w:sz w:val="22"/>
-          <w:szCs w:val="22"/>
-          <w:lang w:val="nl-NL"/>
-        </w:rPr>
-        <w:t>Rapport Controle Beïnvloedingsstudie:</w:t>
-      </w:r>
-      <w:r>
-        <w:rPr>
-          <w:sz w:val="22"/>
-          <w:szCs w:val="22"/>
-          <w:lang w:val="nl-NL"/>
-        </w:rPr>
-        <w:t xml:space="preserve"> Verification results of existing influence studies.</w:t>
-      </w:r>
-    </w:p>
-    <w:p>
-      <w:pPr>
-        <w:pStyle w:val="BodyText"/>
-        <w:numPr>
-          <w:ilvl w:val="0"/>
-          <w:numId w:val="20"/>
-        </w:numPr>
-        <w:rPr>
-          <w:sz w:val="22"/>
-          <w:szCs w:val="22"/>
-          <w:lang w:val="en-US"/>
-        </w:rPr>
-      </w:pPr>
-      <w:r>
-        <w:rPr>
-          <w:b/>
-          <w:bCs/>
-          <w:sz w:val="22"/>
-          <w:szCs w:val="22"/>
-          <w:lang w:val="en-US"/>
-        </w:rPr>
-        <w:t xml:space="preserve">DP2-4 EMC </w:t>
-      </w:r>
-      <w:proofErr w:type="spellStart"/>
-      <w:r>
-        <w:rPr>
-          <w:b/>
-          <w:bCs/>
-          <w:sz w:val="22"/>
-          <w:szCs w:val="22"/>
-          <w:lang w:val="en-US"/>
-        </w:rPr>
-        <w:t>Beheersplan</w:t>
-      </w:r>
-      <w:proofErr w:type="spellEnd"/>
-      <w:r>
-        <w:rPr>
-          <w:b/>
-          <w:bCs/>
-          <w:sz w:val="22"/>
-          <w:szCs w:val="22"/>
-          <w:lang w:val="en-US"/>
-        </w:rPr>
-        <w:t>:</w:t>
-      </w:r>
-      <w:r>
-        <w:rPr>
-          <w:sz w:val="22"/>
-          <w:szCs w:val="22"/>
-          <w:lang w:val="en-US"/>
-        </w:rPr>
-        <w:t xml:space="preserve"> The primary guidance document (Zoning, Risk Matrix, Mitigation Measures).</w:t>
-      </w:r>
-    </w:p>
-    <w:p>
-      <w:pPr>
-        <w:pStyle w:val="BodyText"/>
-        <w:numPr>
-          <w:ilvl w:val="0"/>
-          <w:numId w:val="20"/>
-        </w:numPr>
-        <w:rPr>
-          <w:sz w:val="22"/>
-          <w:szCs w:val="22"/>
-          <w:lang w:val="en-US"/>
-        </w:rPr>
-      </w:pPr>
-      <w:proofErr w:type="spellStart"/>
-      <w:r>
-        <w:rPr>
-          <w:b/>
-          <w:bCs/>
-          <w:sz w:val="22"/>
-          <w:szCs w:val="22"/>
-          <w:lang w:val="en-US"/>
-        </w:rPr>
-        <w:t>Verificatierapportage</w:t>
-      </w:r>
-      <w:proofErr w:type="spellEnd"/>
-      <w:r>
-        <w:rPr>
-          <w:b/>
-          <w:bCs/>
-          <w:sz w:val="22"/>
-          <w:szCs w:val="22"/>
-          <w:lang w:val="en-US"/>
-        </w:rPr>
-        <w:t>:</w:t>
-      </w:r>
-      <w:r>
-        <w:rPr>
-          <w:sz w:val="22"/>
-          <w:szCs w:val="22"/>
-          <w:lang w:val="en-US"/>
-        </w:rPr>
-        <w:t xml:space="preserve"> Formal demonstration of compliance with VS1/VS2 requirements.</w:t>
-      </w:r>
-    </w:p>
-    <w:p>
-      <w:pPr>
-        <w:pStyle w:val="Heading1"/>
-        <w:numPr>
-          <w:ilvl w:val="0"/>
-          <w:numId w:val="0"/>
-        </w:numPr>
-        <w:ind w:left="454" w:hanging="454"/>
-        <w:rPr>
-          <w:sz w:val="22"/>
-          <w:szCs w:val="22"/>
-          <w:lang w:val="en-US"/>
-        </w:rPr>
-      </w:pPr>
-    </w:p>
-    <w:p>
-      <w:pPr>
-        <w:spacing w:after="200" w:line="276" w:lineRule="auto"/>
-        <w:rPr>
-          <w:sz w:val="22"/>
-          <w:szCs w:val="22"/>
-          <w:lang w:val="en-US"/>
-        </w:rPr>
         <w:sectPr>
-          <w:headerReference w:type="even" r:id="rId9"/>
-          <w:headerReference w:type="default" r:id="rId10"/>
-          <w:footerReference w:type="even" r:id="rId11"/>
-          <w:footerReference w:type="default" r:id="rId12"/>
-          <w:headerReference w:type="first" r:id="rId13"/>
-          <w:footerReference w:type="first" r:id="rId14"/>
+          <w:headerReference w:type="even" r:id="rId10"/>
+          <w:headerReference w:type="default" r:id="rId11"/>
+          <w:footerReference w:type="even" r:id="rId12"/>
+          <w:footerReference w:type="default" r:id="rId13"/>
+          <w:headerReference w:type="first" r:id="rId14"/>
+          <w:footerReference w:type="first" r:id="rId15"/>
           <w:pgSz w:w="11907" w:h="16839"/>
           <w:pgMar w:top="1757" w:right="1134" w:bottom="1361" w:left="1191" w:header="774" w:footer="567" w:gutter="0"/>
           <w:cols w:space="708"/>
@@ -979,6 +865,20 @@
           <w:docGrid w:linePitch="360"/>
         </w:sectPr>
       </w:pPr>
+      <w:r>
+        <w:rPr>
+          <w:b/>
+          <w:bCs/>
+          <w:lang w:val="en-US"/>
+        </w:rPr>
+        <w:t>EMC Influence Report:</w:t>
+      </w:r>
+      <w:r>
+        <w:rPr>
+          <w:lang w:val="en-US"/>
+        </w:rPr>
+        <w:t xml:space="preserve"> A comprehensive report in English including detailed calculations, methodology, and results plotted against terrain data.</w:t>
+      </w:r>
       <w:r>
         <w:rPr>
           <w:sz w:val="22"/>
@@ -992,37 +892,20 @@
       <w:pPr>
         <w:pStyle w:val="Heading1"/>
         <w:rPr>
-          <w:sz w:val="22"/>
-          <w:szCs w:val="22"/>
           <w:lang w:val="nl-NL"/>
         </w:rPr>
       </w:pPr>
       <w:r>
         <w:rPr>
-          <w:sz w:val="22"/>
-          <w:szCs w:val="22"/>
           <w:lang w:val="nl-NL"/>
         </w:rPr>
         <w:lastRenderedPageBreak/>
-        <w:t>Schedule &amp; Timeline</w:t>
+        <w:t>SCHEDULE &amp; TIMELINE</w:t>
       </w:r>
     </w:p>
     <w:p>
       <w:pPr>
         <w:rPr>
-          <w:i/>
-          <w:iCs/>
-          <w:sz w:val="22"/>
-          <w:szCs w:val="22"/>
-          <w:lang w:val="en-US"/>
-        </w:rPr>
-      </w:pPr>
-    </w:p>
-    <w:p>
-      <w:pPr>
-        <w:rPr>
-          <w:sz w:val="22"/>
-          <w:szCs w:val="22"/>
           <w:lang w:val="en-US"/>
         </w:rPr>
       </w:pPr>
@@ -1030,30 +913,28 @@
         <w:rPr>
           <w:i/>
           <w:iCs/>
-          <w:sz w:val="22"/>
-          <w:szCs w:val="22"/>
           <w:lang w:val="en-US"/>
         </w:rPr>
-        <w:t>This table tracks project milestones. Update the "Current Forecast" column as the project progresses.</w:t>
+        <w:t>The timeline is based on a 14-week duration as per the proposal.</w:t>
       </w:r>
     </w:p>
     <w:tbl>
       <w:tblPr>
-        <w:tblStyle w:val="TableGrid"/>
-        <w:tblW w:w="13803" w:type="dxa"/>
+        <w:tblStyle w:val="TableGridLight"/>
+        <w:tblW w:w="13551" w:type="dxa"/>
         <w:tblLook w:val="04A0" w:firstRow="1" w:lastRow="0" w:firstColumn="1" w:lastColumn="0" w:noHBand="0" w:noVBand="1"/>
       </w:tblPr>
       <w:tblGrid>
-        <w:gridCol w:w="1231"/>
-        <w:gridCol w:w="3323"/>
-        <w:gridCol w:w="2075"/>
-        <w:gridCol w:w="2220"/>
-        <w:gridCol w:w="1219"/>
-        <w:gridCol w:w="3735"/>
+        <w:gridCol w:w="1241"/>
+        <w:gridCol w:w="2500"/>
+        <w:gridCol w:w="1674"/>
+        <w:gridCol w:w="2006"/>
+        <w:gridCol w:w="1097"/>
+        <w:gridCol w:w="5033"/>
       </w:tblGrid>
       <w:tr>
         <w:trPr>
-          <w:trHeight w:val="1250"/>
+          <w:trHeight w:val="1095"/>
         </w:trPr>
         <w:tc>
           <w:tcPr>
@@ -1132,7 +1013,7 @@
                 <w:szCs w:val="22"/>
                 <w:lang w:val="nl-NL"/>
               </w:rPr>
-              <w:t>Baseline Date (Agreed)</w:t>
+              <w:t>Baseline Date</w:t>
             </w:r>
           </w:p>
         </w:tc>
@@ -1159,7 +1040,7 @@
                 <w:szCs w:val="22"/>
                 <w:lang w:val="nl-NL"/>
               </w:rPr>
-              <w:t>Current Forecast / Actual</w:t>
+              <w:t>Current Forecast</w:t>
             </w:r>
           </w:p>
         </w:tc>
@@ -1220,7 +1101,7 @@
       </w:tr>
       <w:tr>
         <w:trPr>
-          <w:trHeight w:val="416"/>
+          <w:trHeight w:val="1095"/>
         </w:trPr>
         <w:tc>
           <w:tcPr>
@@ -1230,8 +1111,6 @@
           <w:p>
             <w:pPr>
               <w:rPr>
-                <w:sz w:val="22"/>
-                <w:szCs w:val="22"/>
                 <w:lang w:val="nl-NL"/>
               </w:rPr>
             </w:pPr>
@@ -1239,8 +1118,6 @@
               <w:rPr>
                 <w:b/>
                 <w:bCs/>
-                <w:sz w:val="22"/>
-                <w:szCs w:val="22"/>
                 <w:lang w:val="nl-NL"/>
               </w:rPr>
               <w:t>T0</w:t>
@@ -1255,8 +1132,6 @@
           <w:p>
             <w:pPr>
               <w:rPr>
-                <w:sz w:val="22"/>
-                <w:szCs w:val="22"/>
                 <w:lang w:val="nl-NL"/>
               </w:rPr>
             </w:pPr>
@@ -1264,11 +1139,9 @@
               <w:rPr>
                 <w:b/>
                 <w:bCs/>
-                <w:sz w:val="22"/>
-                <w:szCs w:val="22"/>
                 <w:lang w:val="nl-NL"/>
               </w:rPr>
-              <w:t>Project Start Date</w:t>
+              <w:t>Project Start / Kick-off</w:t>
             </w:r>
           </w:p>
         </w:tc>
@@ -1280,8 +1153,6 @@
           <w:p>
             <w:pPr>
               <w:rPr>
-                <w:sz w:val="22"/>
-                <w:szCs w:val="22"/>
                 <w:lang w:val="nl-NL"/>
               </w:rPr>
             </w:pPr>
@@ -1289,11 +1160,9 @@
               <w:rPr>
                 <w:b/>
                 <w:bCs/>
-                <w:sz w:val="22"/>
-                <w:szCs w:val="22"/>
                 <w:lang w:val="nl-NL"/>
               </w:rPr>
-              <w:t>13-11-2025</w:t>
+              <w:t>05-12-2025</w:t>
             </w:r>
           </w:p>
         </w:tc>
@@ -1305,8 +1174,6 @@
           <w:p>
             <w:pPr>
               <w:rPr>
-                <w:sz w:val="22"/>
-                <w:szCs w:val="22"/>
                 <w:lang w:val="nl-NL"/>
               </w:rPr>
             </w:pPr>
@@ -1314,11 +1181,9 @@
               <w:rPr>
                 <w:b/>
                 <w:bCs/>
-                <w:sz w:val="22"/>
-                <w:szCs w:val="22"/>
                 <w:lang w:val="nl-NL"/>
               </w:rPr>
-              <w:t>13-11-2025</w:t>
+              <w:t>05-12-2025</w:t>
             </w:r>
           </w:p>
         </w:tc>
@@ -1330,9 +1195,6 @@
           <w:p>
             <w:pPr>
               <w:rPr>
-                <w:color w:val="00B050"/>
-                <w:sz w:val="22"/>
-                <w:szCs w:val="22"/>
                 <w:lang w:val="nl-NL"/>
               </w:rPr>
             </w:pPr>
@@ -1341,11 +1203,9 @@
                 <w:b/>
                 <w:bCs/>
                 <w:color w:val="00B050"/>
-                <w:sz w:val="22"/>
-                <w:szCs w:val="22"/>
                 <w:lang w:val="nl-NL"/>
               </w:rPr>
-              <w:t>DONE</w:t>
+              <w:t>CLOSED</w:t>
             </w:r>
           </w:p>
         </w:tc>
@@ -1357,25 +1217,21 @@
           <w:p>
             <w:pPr>
               <w:rPr>
-                <w:sz w:val="22"/>
-                <w:szCs w:val="22"/>
                 <w:lang w:val="nl-NL"/>
               </w:rPr>
             </w:pPr>
             <w:r>
               <w:rPr>
-                <w:sz w:val="22"/>
-                <w:szCs w:val="22"/>
                 <w:lang w:val="nl-NL"/>
               </w:rPr>
-              <w:t>PO received by DNV</w:t>
+              <w:t>Kick-off meeting scheduled.</w:t>
             </w:r>
           </w:p>
         </w:tc>
       </w:tr>
       <w:tr>
         <w:trPr>
-          <w:trHeight w:val="394"/>
+          <w:trHeight w:val="1063"/>
         </w:trPr>
         <w:tc>
           <w:tcPr>
@@ -1385,8 +1241,6 @@
           <w:p>
             <w:pPr>
               <w:rPr>
-                <w:sz w:val="22"/>
-                <w:szCs w:val="22"/>
                 <w:lang w:val="nl-NL"/>
               </w:rPr>
             </w:pPr>
@@ -1394,8 +1248,6 @@
               <w:rPr>
                 <w:b/>
                 <w:bCs/>
-                <w:sz w:val="22"/>
-                <w:szCs w:val="22"/>
                 <w:lang w:val="nl-NL"/>
               </w:rPr>
               <w:t>M1</w:t>
@@ -1410,18 +1262,14 @@
           <w:p>
             <w:pPr>
               <w:rPr>
-                <w:sz w:val="22"/>
-                <w:szCs w:val="22"/>
                 <w:lang w:val="nl-NL"/>
               </w:rPr>
             </w:pPr>
             <w:r>
               <w:rPr>
-                <w:sz w:val="22"/>
-                <w:szCs w:val="22"/>
                 <w:lang w:val="nl-NL"/>
               </w:rPr>
-              <w:t>Kick-off &amp; Info Handover</w:t>
+              <w:t>Data Collection / Verification</w:t>
             </w:r>
           </w:p>
         </w:tc>
@@ -1433,18 +1281,14 @@
           <w:p>
             <w:pPr>
               <w:rPr>
-                <w:sz w:val="22"/>
-                <w:szCs w:val="22"/>
                 <w:lang w:val="nl-NL"/>
               </w:rPr>
             </w:pPr>
             <w:r>
               <w:rPr>
-                <w:sz w:val="22"/>
-                <w:szCs w:val="22"/>
                 <w:lang w:val="nl-NL"/>
               </w:rPr>
-              <w:t>20-11-2025</w:t>
+              <w:t>19-12-2025</w:t>
             </w:r>
           </w:p>
         </w:tc>
@@ -1456,18 +1300,14 @@
           <w:p>
             <w:pPr>
               <w:rPr>
-                <w:sz w:val="22"/>
-                <w:szCs w:val="22"/>
                 <w:lang w:val="nl-NL"/>
               </w:rPr>
             </w:pPr>
             <w:r>
               <w:rPr>
-                <w:sz w:val="22"/>
-                <w:szCs w:val="22"/>
                 <w:lang w:val="nl-NL"/>
               </w:rPr>
-              <w:t>04-12-2025</w:t>
+              <w:t>19-12-2025</w:t>
             </w:r>
           </w:p>
         </w:tc>
@@ -1479,9 +1319,6 @@
           <w:p>
             <w:pPr>
               <w:rPr>
-                <w:color w:val="00B050"/>
-                <w:sz w:val="22"/>
-                <w:szCs w:val="22"/>
                 <w:lang w:val="nl-NL"/>
               </w:rPr>
             </w:pPr>
@@ -1490,11 +1327,9 @@
                 <w:b/>
                 <w:bCs/>
                 <w:color w:val="00B050"/>
-                <w:sz w:val="22"/>
-                <w:szCs w:val="22"/>
                 <w:lang w:val="nl-NL"/>
               </w:rPr>
-              <w:t>DONE</w:t>
+              <w:t>CLOSED</w:t>
             </w:r>
           </w:p>
         </w:tc>
@@ -1506,25 +1341,33 @@
           <w:p>
             <w:pPr>
               <w:rPr>
-                <w:sz w:val="22"/>
-                <w:szCs w:val="22"/>
-                <w:lang w:val="nl-NL"/>
+                <w:lang w:val="en-US"/>
               </w:rPr>
             </w:pPr>
             <w:r>
               <w:rPr>
-                <w:sz w:val="22"/>
-                <w:szCs w:val="22"/>
-                <w:lang w:val="nl-NL"/>
+                <w:lang w:val="en-US"/>
               </w:rPr>
-              <w:t xml:space="preserve">Kick-off held </w:t>
+              <w:t>Critical: Confirmation of removed</w:t>
+            </w:r>
+            <w:r>
+              <w:rPr>
+                <w:lang w:val="en-US"/>
+              </w:rPr>
+              <w:t xml:space="preserve"> cable </w:t>
+            </w:r>
+            <w:r>
+              <w:rPr>
+                <w:lang w:val="en-US"/>
+              </w:rPr>
+              <w:t>data.</w:t>
             </w:r>
           </w:p>
         </w:tc>
       </w:tr>
       <w:tr>
         <w:trPr>
-          <w:trHeight w:val="834"/>
+          <w:trHeight w:val="1095"/>
         </w:trPr>
         <w:tc>
           <w:tcPr>
@@ -1534,8 +1377,6 @@
           <w:p>
             <w:pPr>
               <w:rPr>
-                <w:sz w:val="22"/>
-                <w:szCs w:val="22"/>
                 <w:lang w:val="nl-NL"/>
               </w:rPr>
             </w:pPr>
@@ -1543,11 +1384,9 @@
               <w:rPr>
                 <w:b/>
                 <w:bCs/>
-                <w:sz w:val="22"/>
-                <w:szCs w:val="22"/>
                 <w:lang w:val="nl-NL"/>
               </w:rPr>
-              <w:t>M2A</w:t>
+              <w:t>M2</w:t>
             </w:r>
           </w:p>
         </w:tc>
@@ -1559,20 +1398,14 @@
           <w:p>
             <w:pPr>
               <w:rPr>
-                <w:sz w:val="22"/>
-                <w:szCs w:val="22"/>
                 <w:lang w:val="nl-NL"/>
               </w:rPr>
             </w:pPr>
             <w:r>
               <w:rPr>
-                <w:b/>
-                <w:bCs/>
-                <w:sz w:val="22"/>
-                <w:szCs w:val="22"/>
                 <w:lang w:val="nl-NL"/>
               </w:rPr>
-              <w:t>On-Site Survey @ SMH380</w:t>
+              <w:t>Draft Report Delivery</w:t>
             </w:r>
           </w:p>
         </w:tc>
@@ -1584,20 +1417,14 @@
           <w:p>
             <w:pPr>
               <w:rPr>
-                <w:sz w:val="22"/>
-                <w:szCs w:val="22"/>
                 <w:lang w:val="nl-NL"/>
               </w:rPr>
             </w:pPr>
             <w:r>
               <w:rPr>
-                <w:b/>
-                <w:bCs/>
-                <w:sz w:val="22"/>
-                <w:szCs w:val="22"/>
                 <w:lang w:val="nl-NL"/>
               </w:rPr>
-              <w:t>10-12-2025</w:t>
+              <w:t>12-02-2026</w:t>
             </w:r>
           </w:p>
         </w:tc>
@@ -1609,20 +1436,14 @@
           <w:p>
             <w:pPr>
               <w:rPr>
-                <w:sz w:val="22"/>
-                <w:szCs w:val="22"/>
                 <w:lang w:val="nl-NL"/>
               </w:rPr>
             </w:pPr>
             <w:r>
               <w:rPr>
-                <w:b/>
-                <w:bCs/>
-                <w:sz w:val="22"/>
-                <w:szCs w:val="22"/>
                 <w:lang w:val="nl-NL"/>
               </w:rPr>
-              <w:t>10-12-2025</w:t>
+              <w:t>12-02-2026</w:t>
             </w:r>
           </w:p>
         </w:tc>
@@ -1634,20 +1455,14 @@
           <w:p>
             <w:pPr>
               <w:rPr>
-                <w:sz w:val="22"/>
-                <w:szCs w:val="22"/>
                 <w:lang w:val="nl-NL"/>
               </w:rPr>
             </w:pPr>
             <w:r>
               <w:rPr>
-                <w:b/>
-                <w:bCs/>
-                <w:sz w:val="22"/>
-                <w:szCs w:val="22"/>
                 <w:lang w:val="nl-NL"/>
               </w:rPr>
-              <w:t>PENDING</w:t>
+              <w:t>PLANNED</w:t>
             </w:r>
           </w:p>
         </w:tc>
@@ -1659,25 +1474,50 @@
           <w:p>
             <w:pPr>
               <w:rPr>
-                <w:sz w:val="22"/>
-                <w:szCs w:val="22"/>
-                <w:lang w:val="nl-NL"/>
+                <w:lang w:val="en-US"/>
               </w:rPr>
             </w:pPr>
             <w:r>
               <w:rPr>
-                <w:sz w:val="22"/>
-                <w:szCs w:val="22"/>
-                <w:lang w:val="nl-NL"/>
+                <w:lang w:val="en-US"/>
               </w:rPr>
-              <w:t>Access confirmed.</w:t>
+              <w:t>Based on 14-week schedule minus review time.</w:t>
+            </w:r>
+          </w:p>
+          <w:p>
+            <w:pPr>
+              <w:rPr>
+                <w:color w:val="00B050"/>
+                <w:lang w:val="en-US"/>
+              </w:rPr>
+            </w:pPr>
+            <w:r>
+              <w:rPr>
+                <w:color w:val="00B050"/>
+                <w:lang w:val="en-US"/>
+              </w:rPr>
+              <w:t>It was discussed during the kickoff to aim for end of January</w:t>
+            </w:r>
+          </w:p>
+          <w:p>
+            <w:pPr>
+              <w:rPr>
+                <w:lang w:val="en-US"/>
+              </w:rPr>
+            </w:pPr>
+            <w:r>
+              <w:rPr>
+                <w:color w:val="00B050"/>
+                <w:lang w:val="en-US"/>
+              </w:rPr>
+              <w:t>Or beginning of February.</w:t>
             </w:r>
           </w:p>
         </w:tc>
       </w:tr>
       <w:tr>
         <w:trPr>
-          <w:trHeight w:val="416"/>
+          <w:trHeight w:val="1095"/>
         </w:trPr>
         <w:tc>
           <w:tcPr>
@@ -1687,8 +1527,6 @@
           <w:p>
             <w:pPr>
               <w:rPr>
-                <w:sz w:val="22"/>
-                <w:szCs w:val="22"/>
                 <w:lang w:val="nl-NL"/>
               </w:rPr>
             </w:pPr>
@@ -1696,147 +1534,6 @@
               <w:rPr>
                 <w:b/>
                 <w:bCs/>
-                <w:sz w:val="22"/>
-                <w:szCs w:val="22"/>
-                <w:lang w:val="nl-NL"/>
-              </w:rPr>
-              <w:t>M2B</w:t>
-            </w:r>
-          </w:p>
-        </w:tc>
-        <w:tc>
-          <w:tcPr>
-            <w:tcW w:w="0" w:type="auto"/>
-            <w:hideMark/>
-          </w:tcPr>
-          <w:p>
-            <w:pPr>
-              <w:rPr>
-                <w:sz w:val="22"/>
-                <w:szCs w:val="22"/>
-                <w:lang w:val="nl-NL"/>
-              </w:rPr>
-            </w:pPr>
-            <w:r>
-              <w:rPr>
-                <w:sz w:val="22"/>
-                <w:szCs w:val="22"/>
-                <w:lang w:val="nl-NL"/>
-              </w:rPr>
-              <w:t>Draft Report: Nulinspectie</w:t>
-            </w:r>
-          </w:p>
-        </w:tc>
-        <w:tc>
-          <w:tcPr>
-            <w:tcW w:w="0" w:type="auto"/>
-            <w:hideMark/>
-          </w:tcPr>
-          <w:p>
-            <w:pPr>
-              <w:rPr>
-                <w:sz w:val="22"/>
-                <w:szCs w:val="22"/>
-                <w:lang w:val="nl-NL"/>
-              </w:rPr>
-            </w:pPr>
-            <w:r>
-              <w:rPr>
-                <w:sz w:val="22"/>
-                <w:szCs w:val="22"/>
-                <w:lang w:val="nl-NL"/>
-              </w:rPr>
-              <w:t>15-01-2026</w:t>
-            </w:r>
-          </w:p>
-        </w:tc>
-        <w:tc>
-          <w:tcPr>
-            <w:tcW w:w="0" w:type="auto"/>
-            <w:hideMark/>
-          </w:tcPr>
-          <w:p>
-            <w:pPr>
-              <w:rPr>
-                <w:sz w:val="22"/>
-                <w:szCs w:val="22"/>
-                <w:lang w:val="nl-NL"/>
-              </w:rPr>
-            </w:pPr>
-            <w:r>
-              <w:rPr>
-                <w:sz w:val="22"/>
-                <w:szCs w:val="22"/>
-                <w:lang w:val="nl-NL"/>
-              </w:rPr>
-              <w:t>15-01-2026</w:t>
-            </w:r>
-          </w:p>
-        </w:tc>
-        <w:tc>
-          <w:tcPr>
-            <w:tcW w:w="0" w:type="auto"/>
-            <w:hideMark/>
-          </w:tcPr>
-          <w:p>
-            <w:pPr>
-              <w:rPr>
-                <w:sz w:val="22"/>
-                <w:szCs w:val="22"/>
-                <w:lang w:val="nl-NL"/>
-              </w:rPr>
-            </w:pPr>
-            <w:r>
-              <w:rPr>
-                <w:b/>
-                <w:bCs/>
-                <w:sz w:val="22"/>
-                <w:szCs w:val="22"/>
-                <w:lang w:val="nl-NL"/>
-              </w:rPr>
-              <w:t>PENDING</w:t>
-            </w:r>
-          </w:p>
-        </w:tc>
-        <w:tc>
-          <w:tcPr>
-            <w:tcW w:w="0" w:type="auto"/>
-            <w:hideMark/>
-          </w:tcPr>
-          <w:p>
-            <w:pPr>
-              <w:rPr>
-                <w:sz w:val="22"/>
-                <w:szCs w:val="22"/>
-                <w:lang w:val="nl-NL"/>
-              </w:rPr>
-            </w:pPr>
-          </w:p>
-        </w:tc>
-      </w:tr>
-      <w:tr>
-        <w:trPr>
-          <w:trHeight w:val="834"/>
-        </w:trPr>
-        <w:tc>
-          <w:tcPr>
-            <w:tcW w:w="0" w:type="auto"/>
-            <w:hideMark/>
-          </w:tcPr>
-          <w:p>
-            <w:pPr>
-              <w:rPr>
-                <w:sz w:val="22"/>
-                <w:szCs w:val="22"/>
-                <w:lang w:val="nl-NL"/>
-              </w:rPr>
-            </w:pPr>
-            <w:r>
-              <w:rPr>
-                <w:b/>
-                <w:bCs/>
-                <w:sz w:val="22"/>
-                <w:szCs w:val="22"/>
                 <w:lang w:val="nl-NL"/>
               </w:rPr>
               <w:t>M3</w:t>
@@ -1851,20 +1548,14 @@
           <w:p>
             <w:pPr>
               <w:rPr>
-                <w:sz w:val="22"/>
-                <w:szCs w:val="22"/>
                 <w:lang w:val="nl-NL"/>
               </w:rPr>
             </w:pPr>
             <w:r>
               <w:rPr>
-                <w:b/>
-                <w:bCs/>
-                <w:sz w:val="22"/>
-                <w:szCs w:val="22"/>
                 <w:lang w:val="nl-NL"/>
               </w:rPr>
-              <w:t>Submission of Draft Reports</w:t>
+              <w:t>Client Review Period</w:t>
             </w:r>
           </w:p>
         </w:tc>
@@ -1876,17 +1567,11 @@
           <w:p>
             <w:pPr>
               <w:rPr>
-                <w:sz w:val="22"/>
-                <w:szCs w:val="22"/>
                 <w:lang w:val="nl-NL"/>
               </w:rPr>
             </w:pPr>
             <w:r>
               <w:rPr>
-                <w:b/>
-                <w:bCs/>
-                <w:sz w:val="22"/>
-                <w:szCs w:val="22"/>
                 <w:lang w:val="nl-NL"/>
               </w:rPr>
               <w:t>26-02-2026</w:t>
@@ -1901,17 +1586,11 @@
           <w:p>
             <w:pPr>
               <w:rPr>
-                <w:sz w:val="22"/>
-                <w:szCs w:val="22"/>
                 <w:lang w:val="nl-NL"/>
               </w:rPr>
             </w:pPr>
             <w:r>
               <w:rPr>
-                <w:b/>
-                <w:bCs/>
-                <w:sz w:val="22"/>
-                <w:szCs w:val="22"/>
                 <w:lang w:val="nl-NL"/>
               </w:rPr>
               <w:t>26-02-2026</w:t>
@@ -1926,20 +1605,14 @@
           <w:p>
             <w:pPr>
               <w:rPr>
-                <w:sz w:val="22"/>
-                <w:szCs w:val="22"/>
                 <w:lang w:val="nl-NL"/>
               </w:rPr>
             </w:pPr>
             <w:r>
               <w:rPr>
-                <w:b/>
-                <w:bCs/>
-                <w:sz w:val="22"/>
-                <w:szCs w:val="22"/>
                 <w:lang w:val="nl-NL"/>
               </w:rPr>
-              <w:t>PENDING</w:t>
+              <w:t>PLANNED</w:t>
             </w:r>
           </w:p>
         </w:tc>
@@ -1951,25 +1624,21 @@
           <w:p>
             <w:pPr>
               <w:rPr>
-                <w:sz w:val="22"/>
-                <w:szCs w:val="22"/>
                 <w:lang w:val="en-US"/>
               </w:rPr>
             </w:pPr>
             <w:r>
               <w:rPr>
-                <w:sz w:val="22"/>
-                <w:szCs w:val="22"/>
                 <w:lang w:val="en-US"/>
               </w:rPr>
-              <w:t>Includes Management Plan &amp; Verification Report.</w:t>
+              <w:t>2 weeks allocated for stakeholder feedback.</w:t>
             </w:r>
           </w:p>
         </w:tc>
       </w:tr>
       <w:tr>
         <w:trPr>
-          <w:trHeight w:val="834"/>
+          <w:trHeight w:val="545"/>
         </w:trPr>
         <w:tc>
           <w:tcPr>
@@ -1979,8 +1648,6 @@
           <w:p>
             <w:pPr>
               <w:rPr>
-                <w:sz w:val="22"/>
-                <w:szCs w:val="22"/>
                 <w:lang w:val="nl-NL"/>
               </w:rPr>
             </w:pPr>
@@ -1988,8 +1655,6 @@
               <w:rPr>
                 <w:b/>
                 <w:bCs/>
-                <w:sz w:val="22"/>
-                <w:szCs w:val="22"/>
                 <w:lang w:val="nl-NL"/>
               </w:rPr>
               <w:t>M4</w:t>
@@ -2004,18 +1669,16 @@
           <w:p>
             <w:pPr>
               <w:rPr>
-                <w:sz w:val="22"/>
-                <w:szCs w:val="22"/>
-                <w:lang w:val="en-US"/>
+                <w:lang w:val="nl-NL"/>
               </w:rPr>
             </w:pPr>
             <w:r>
               <w:rPr>
-                <w:sz w:val="22"/>
-                <w:szCs w:val="22"/>
-                <w:lang w:val="en-US"/>
+                <w:b/>
+                <w:bCs/>
+                <w:lang w:val="nl-NL"/>
               </w:rPr>
-              <w:t>Consolidated Feedback (SC&amp;M/TenneT)</w:t>
+              <w:t>Final Delivery</w:t>
             </w:r>
           </w:p>
         </w:tc>
@@ -2027,15 +1690,13 @@
           <w:p>
             <w:pPr>
               <w:rPr>
-                <w:sz w:val="22"/>
-                <w:szCs w:val="22"/>
                 <w:lang w:val="nl-NL"/>
               </w:rPr>
             </w:pPr>
             <w:r>
               <w:rPr>
-                <w:sz w:val="22"/>
-                <w:szCs w:val="22"/>
+                <w:b/>
+                <w:bCs/>
                 <w:lang w:val="nl-NL"/>
               </w:rPr>
               <w:t>12-03-2026</w:t>
@@ -2050,15 +1711,13 @@
           <w:p>
             <w:pPr>
               <w:rPr>
-                <w:sz w:val="22"/>
-                <w:szCs w:val="22"/>
                 <w:lang w:val="nl-NL"/>
               </w:rPr>
             </w:pPr>
             <w:r>
               <w:rPr>
-                <w:sz w:val="22"/>
-                <w:szCs w:val="22"/>
+                <w:b/>
+                <w:bCs/>
                 <w:lang w:val="nl-NL"/>
               </w:rPr>
               <w:t>12-03-2026</w:t>
@@ -2073,8 +1732,6 @@
           <w:p>
             <w:pPr>
               <w:rPr>
-                <w:sz w:val="22"/>
-                <w:szCs w:val="22"/>
                 <w:lang w:val="nl-NL"/>
               </w:rPr>
             </w:pPr>
@@ -2082,11 +1739,9 @@
               <w:rPr>
                 <w:b/>
                 <w:bCs/>
-                <w:sz w:val="22"/>
-                <w:szCs w:val="22"/>
                 <w:lang w:val="nl-NL"/>
               </w:rPr>
-              <w:t>PENDING</w:t>
+              <w:t>PLANNED</w:t>
             </w:r>
           </w:p>
         </w:tc>
@@ -2098,26 +1753,92 @@
           <w:p>
             <w:pPr>
               <w:rPr>
-                <w:sz w:val="22"/>
-                <w:szCs w:val="22"/>
                 <w:lang w:val="nl-NL"/>
               </w:rPr>
             </w:pPr>
             <w:r>
               <w:rPr>
-                <w:sz w:val="22"/>
-                <w:szCs w:val="22"/>
                 <w:lang w:val="nl-NL"/>
               </w:rPr>
-              <w:t>Calculated as M3 + 2 weeks.</w:t>
+              <w:t>Final version.</w:t>
             </w:r>
           </w:p>
         </w:tc>
       </w:tr>
+    </w:tbl>
+    <w:p>
+      <w:pPr>
+        <w:rPr>
+          <w:b/>
+          <w:bCs/>
+          <w:lang w:val="nl-NL"/>
+        </w:rPr>
+      </w:pPr>
+    </w:p>
+    <w:p>
+      <w:pPr>
+        <w:spacing w:after="200" w:line="276" w:lineRule="auto"/>
+        <w:rPr>
+          <w:b/>
+          <w:bCs/>
+          <w:lang w:val="nl-NL"/>
+        </w:rPr>
+      </w:pPr>
+      <w:r>
+        <w:rPr>
+          <w:b/>
+          <w:bCs/>
+          <w:lang w:val="nl-NL"/>
+        </w:rPr>
+        <w:br w:type="page"/>
+      </w:r>
+    </w:p>
+    <w:p>
+      <w:pPr>
+        <w:pStyle w:val="Heading1"/>
+        <w:rPr>
+          <w:lang w:val="en-US"/>
+        </w:rPr>
+      </w:pPr>
+      <w:r>
+        <w:rPr>
+          <w:lang w:val="en-US"/>
+        </w:rPr>
+        <w:lastRenderedPageBreak/>
+        <w:t>MINUTES OF MEETING &amp; ACTION LOG</w:t>
+      </w:r>
+    </w:p>
+    <w:p>
+      <w:pPr>
+        <w:rPr>
+          <w:lang w:val="nl-NL"/>
+        </w:rPr>
+      </w:pPr>
+      <w:r>
+        <w:rPr>
+          <w:i/>
+          <w:iCs/>
+          <w:lang w:val="nl-NL"/>
+        </w:rPr>
+        <w:t>Project: Tilburg Substation EMC</w:t>
+      </w:r>
+    </w:p>
+    <w:tbl>
+      <w:tblPr>
+        <w:tblStyle w:val="TableGridLight"/>
+        <w:tblW w:w="0" w:type="auto"/>
+        <w:tblLook w:val="04A0" w:firstRow="1" w:lastRow="0" w:firstColumn="1" w:lastColumn="0" w:noHBand="0" w:noVBand="1"/>
+      </w:tblPr>
+      <w:tblGrid>
+        <w:gridCol w:w="547"/>
+        <w:gridCol w:w="947"/>
+        <w:gridCol w:w="6147"/>
+        <w:gridCol w:w="1117"/>
+        <w:gridCol w:w="816"/>
+        <w:gridCol w:w="3320"/>
+        <w:gridCol w:w="817"/>
+      </w:tblGrid>
       <w:tr>
-        <w:trPr>
-          <w:trHeight w:val="394"/>
-        </w:trPr>
         <w:tc>
           <w:tcPr>
             <w:tcW w:w="0" w:type="auto"/>
@@ -2126,397 +1847,11 @@
           <w:p>
             <w:pPr>
               <w:rPr>
-                <w:sz w:val="22"/>
-                <w:szCs w:val="22"/>
                 <w:lang w:val="nl-NL"/>
               </w:rPr>
             </w:pPr>
             <w:r>
               <w:rPr>
-                <w:b/>
-                <w:bCs/>
-                <w:sz w:val="22"/>
-                <w:szCs w:val="22"/>
-                <w:lang w:val="nl-NL"/>
-              </w:rPr>
-              <w:t>M5</w:t>
-            </w:r>
-          </w:p>
-        </w:tc>
-        <w:tc>
-          <w:tcPr>
-            <w:tcW w:w="0" w:type="auto"/>
-            <w:hideMark/>
-          </w:tcPr>
-          <w:p>
-            <w:pPr>
-              <w:rPr>
-                <w:sz w:val="22"/>
-                <w:szCs w:val="22"/>
-                <w:lang w:val="nl-NL"/>
-              </w:rPr>
-            </w:pPr>
-            <w:r>
-              <w:rPr>
-                <w:b/>
-                <w:bCs/>
-                <w:sz w:val="22"/>
-                <w:szCs w:val="22"/>
-                <w:lang w:val="nl-NL"/>
-              </w:rPr>
-              <w:t>Final Delivery</w:t>
-            </w:r>
-          </w:p>
-        </w:tc>
-        <w:tc>
-          <w:tcPr>
-            <w:tcW w:w="0" w:type="auto"/>
-            <w:hideMark/>
-          </w:tcPr>
-          <w:p>
-            <w:pPr>
-              <w:rPr>
-                <w:sz w:val="22"/>
-                <w:szCs w:val="22"/>
-                <w:lang w:val="nl-NL"/>
-              </w:rPr>
-            </w:pPr>
-            <w:r>
-              <w:rPr>
-                <w:b/>
-                <w:bCs/>
-                <w:sz w:val="22"/>
-                <w:szCs w:val="22"/>
-                <w:lang w:val="nl-NL"/>
-              </w:rPr>
-              <w:t>31-03-2026</w:t>
-            </w:r>
-          </w:p>
-        </w:tc>
-        <w:tc>
-          <w:tcPr>
-            <w:tcW w:w="0" w:type="auto"/>
-            <w:hideMark/>
-          </w:tcPr>
-          <w:p>
-            <w:pPr>
-              <w:rPr>
-                <w:sz w:val="22"/>
-                <w:szCs w:val="22"/>
-                <w:lang w:val="nl-NL"/>
-              </w:rPr>
-            </w:pPr>
-            <w:r>
-              <w:rPr>
-                <w:b/>
-                <w:bCs/>
-                <w:sz w:val="22"/>
-                <w:szCs w:val="22"/>
-                <w:lang w:val="nl-NL"/>
-              </w:rPr>
-              <w:t>31-03-2026</w:t>
-            </w:r>
-          </w:p>
-        </w:tc>
-        <w:tc>
-          <w:tcPr>
-            <w:tcW w:w="0" w:type="auto"/>
-            <w:hideMark/>
-          </w:tcPr>
-          <w:p>
-            <w:pPr>
-              <w:rPr>
-                <w:sz w:val="22"/>
-                <w:szCs w:val="22"/>
-                <w:lang w:val="nl-NL"/>
-              </w:rPr>
-            </w:pPr>
-            <w:r>
-              <w:rPr>
-                <w:b/>
-                <w:bCs/>
-                <w:sz w:val="22"/>
-                <w:szCs w:val="22"/>
-                <w:lang w:val="nl-NL"/>
-              </w:rPr>
-              <w:t>PENDING</w:t>
-            </w:r>
-          </w:p>
-        </w:tc>
-        <w:tc>
-          <w:tcPr>
-            <w:tcW w:w="0" w:type="auto"/>
-            <w:hideMark/>
-          </w:tcPr>
-          <w:p>
-            <w:pPr>
-              <w:rPr>
-                <w:sz w:val="22"/>
-                <w:szCs w:val="22"/>
-                <w:lang w:val="nl-NL"/>
-              </w:rPr>
-            </w:pPr>
-            <w:r>
-              <w:rPr>
-                <w:sz w:val="22"/>
-                <w:szCs w:val="22"/>
-                <w:lang w:val="nl-NL"/>
-              </w:rPr>
-              <w:t>End of March target.</w:t>
-            </w:r>
-          </w:p>
-        </w:tc>
-      </w:tr>
-    </w:tbl>
-    <w:p>
-      <w:pPr>
-        <w:rPr>
-          <w:sz w:val="22"/>
-          <w:szCs w:val="22"/>
-          <w:lang w:val="en-US"/>
-        </w:rPr>
-      </w:pPr>
-    </w:p>
-    <w:p>
-      <w:pPr>
-        <w:spacing w:after="200" w:line="276" w:lineRule="auto"/>
-        <w:rPr>
-          <w:b/>
-          <w:caps/>
-          <w:color w:val="0F204B"/>
-          <w:sz w:val="22"/>
-          <w:szCs w:val="22"/>
-          <w:lang w:val="en-US"/>
-        </w:rPr>
-      </w:pPr>
-      <w:r>
-        <w:rPr>
-          <w:sz w:val="22"/>
-          <w:szCs w:val="22"/>
-          <w:lang w:val="en-US"/>
-        </w:rPr>
-        <w:br w:type="page"/>
-      </w:r>
-    </w:p>
-    <w:p>
-      <w:pPr>
-        <w:pStyle w:val="Heading1"/>
-        <w:rPr>
-          <w:sz w:val="22"/>
-          <w:szCs w:val="22"/>
-          <w:lang w:val="en-US"/>
-        </w:rPr>
-      </w:pPr>
-      <w:r>
-        <w:rPr>
-          <w:sz w:val="22"/>
-          <w:szCs w:val="22"/>
-          <w:lang w:val="en-US"/>
-        </w:rPr>
-        <w:lastRenderedPageBreak/>
-        <w:t>Minutes of Meeting &amp; Action Log</w:t>
-      </w:r>
-    </w:p>
-    <w:p>
-      <w:pPr>
-        <w:rPr>
-          <w:sz w:val="22"/>
-          <w:szCs w:val="22"/>
-          <w:lang w:val="en-US"/>
-        </w:rPr>
-      </w:pPr>
-      <w:r>
-        <w:rPr>
-          <w:b/>
-          <w:bCs/>
-          <w:sz w:val="22"/>
-          <w:szCs w:val="22"/>
-          <w:lang w:val="en-US"/>
-        </w:rPr>
-        <w:t>Project:</w:t>
-      </w:r>
-      <w:r>
-        <w:rPr>
-          <w:sz w:val="22"/>
-          <w:szCs w:val="22"/>
-          <w:lang w:val="en-US"/>
-        </w:rPr>
-        <w:t xml:space="preserve"> </w:t>
-      </w:r>
-      <w:proofErr w:type="spellStart"/>
-      <w:r>
-        <w:rPr>
-          <w:sz w:val="22"/>
-          <w:szCs w:val="22"/>
-          <w:lang w:val="en-US"/>
-        </w:rPr>
-        <w:t>Simonshaven</w:t>
-      </w:r>
-      <w:proofErr w:type="spellEnd"/>
-      <w:r>
-        <w:rPr>
-          <w:sz w:val="22"/>
-          <w:szCs w:val="22"/>
-          <w:lang w:val="en-US"/>
-        </w:rPr>
-        <w:t xml:space="preserve"> 380kV (DP2-4)</w:t>
-      </w:r>
-    </w:p>
-    <w:p>
-      <w:pPr>
-        <w:rPr>
-          <w:sz w:val="22"/>
-          <w:szCs w:val="22"/>
-          <w:lang w:val="en-US"/>
-        </w:rPr>
-      </w:pPr>
-    </w:p>
-    <w:p>
-      <w:pPr>
-        <w:pStyle w:val="ListParagraph"/>
-        <w:numPr>
-          <w:ilvl w:val="0"/>
-          <w:numId w:val="27"/>
-        </w:numPr>
-        <w:rPr>
-          <w:sz w:val="22"/>
-          <w:szCs w:val="22"/>
-          <w:lang w:val="en-US"/>
-        </w:rPr>
-      </w:pPr>
-      <w:r>
-        <w:rPr>
-          <w:sz w:val="22"/>
-          <w:szCs w:val="22"/>
-          <w:lang w:val="en-US"/>
-        </w:rPr>
-        <w:t>First meeting - Date: (kickoff) 20 November 2025</w:t>
-      </w:r>
-    </w:p>
-    <w:p>
-      <w:pPr>
-        <w:pStyle w:val="ListParagraph"/>
-        <w:numPr>
-          <w:ilvl w:val="0"/>
-          <w:numId w:val="27"/>
-        </w:numPr>
-        <w:rPr>
-          <w:sz w:val="22"/>
-          <w:szCs w:val="22"/>
-          <w:lang w:val="en-US"/>
-        </w:rPr>
-      </w:pPr>
-      <w:r>
-        <w:rPr>
-          <w:sz w:val="22"/>
-          <w:szCs w:val="22"/>
-          <w:lang w:val="en-US"/>
-        </w:rPr>
-        <w:t>2</w:t>
-      </w:r>
-      <w:r>
-        <w:rPr>
-          <w:sz w:val="22"/>
-          <w:szCs w:val="22"/>
-          <w:vertAlign w:val="superscript"/>
-          <w:lang w:val="en-US"/>
-        </w:rPr>
-        <w:t>nd</w:t>
-      </w:r>
-      <w:r>
-        <w:rPr>
-          <w:sz w:val="22"/>
-          <w:szCs w:val="22"/>
-          <w:lang w:val="en-US"/>
-        </w:rPr>
-        <w:t xml:space="preserve"> Meeting - </w:t>
-      </w:r>
-      <w:r>
-        <w:rPr>
-          <w:sz w:val="22"/>
-          <w:szCs w:val="22"/>
-          <w:lang w:val="en-US"/>
-        </w:rPr>
-        <w:t>Date: 04-12-2025</w:t>
-      </w:r>
-    </w:p>
-    <w:p>
-      <w:pPr>
-        <w:pStyle w:val="Heading2"/>
-        <w:rPr>
-          <w:sz w:val="22"/>
-          <w:szCs w:val="22"/>
-          <w:lang w:val="nl-NL"/>
-        </w:rPr>
-      </w:pPr>
-      <w:r>
-        <w:rPr>
-          <w:sz w:val="22"/>
-          <w:szCs w:val="22"/>
-          <w:lang w:val="nl-NL"/>
-        </w:rPr>
-        <w:t>Action Items (Rolling Log)</w:t>
-      </w:r>
-    </w:p>
-    <w:p>
-      <w:pPr>
-        <w:rPr>
-          <w:sz w:val="22"/>
-          <w:szCs w:val="22"/>
-          <w:lang w:val="en-US"/>
-        </w:rPr>
-      </w:pPr>
-      <w:r>
-        <w:rPr>
-          <w:i/>
-          <w:iCs/>
-          <w:sz w:val="22"/>
-          <w:szCs w:val="22"/>
-          <w:lang w:val="en-US"/>
-        </w:rPr>
-        <w:t>This table tracks tasks. New updates are added to the "Latest Status / Comments" column with a date stamp.</w:t>
-      </w:r>
-    </w:p>
-    <w:tbl>
-      <w:tblPr>
-        <w:tblStyle w:val="TableGrid"/>
-        <w:tblW w:w="13814" w:type="dxa"/>
-        <w:tblLook w:val="04A0" w:firstRow="1" w:lastRow="0" w:firstColumn="1" w:lastColumn="0" w:noHBand="0" w:noVBand="1"/>
-      </w:tblPr>
-      <w:tblGrid>
-        <w:gridCol w:w="621"/>
-        <w:gridCol w:w="1232"/>
-        <w:gridCol w:w="4587"/>
-        <w:gridCol w:w="1239"/>
-        <w:gridCol w:w="919"/>
-        <w:gridCol w:w="4083"/>
-        <w:gridCol w:w="1133"/>
-      </w:tblGrid>
-      <w:tr>
-        <w:trPr>
-          <w:trHeight w:val="1130"/>
-        </w:trPr>
-        <w:tc>
-          <w:tcPr>
-            <w:tcW w:w="0" w:type="auto"/>
-            <w:hideMark/>
-          </w:tcPr>
-          <w:p>
-            <w:pPr>
-              <w:rPr>
-                <w:b/>
-                <w:bCs/>
-                <w:sz w:val="22"/>
-                <w:szCs w:val="22"/>
-                <w:lang w:val="nl-NL"/>
-              </w:rPr>
-            </w:pPr>
-            <w:r>
-              <w:rPr>
-                <w:b/>
-                <w:bCs/>
-                <w:sz w:val="22"/>
-                <w:szCs w:val="22"/>
                 <w:lang w:val="nl-NL"/>
               </w:rPr>
               <w:t>ID</w:t>
@@ -2531,19 +1866,11 @@
           <w:p>
             <w:pPr>
               <w:rPr>
-                <w:b/>
-                <w:bCs/>
-                <w:sz w:val="22"/>
-                <w:szCs w:val="22"/>
                 <w:lang w:val="nl-NL"/>
               </w:rPr>
             </w:pPr>
             <w:r>
               <w:rPr>
-                <w:b/>
-                <w:bCs/>
-                <w:sz w:val="22"/>
-                <w:szCs w:val="22"/>
                 <w:lang w:val="nl-NL"/>
               </w:rPr>
               <w:t>Category</w:t>
@@ -2558,19 +1885,11 @@
           <w:p>
             <w:pPr>
               <w:rPr>
-                <w:b/>
-                <w:bCs/>
-                <w:sz w:val="22"/>
-                <w:szCs w:val="22"/>
                 <w:lang w:val="nl-NL"/>
               </w:rPr>
             </w:pPr>
             <w:r>
               <w:rPr>
-                <w:b/>
-                <w:bCs/>
-                <w:sz w:val="22"/>
-                <w:szCs w:val="22"/>
                 <w:lang w:val="nl-NL"/>
               </w:rPr>
               <w:t>Description</w:t>
@@ -2585,19 +1904,11 @@
           <w:p>
             <w:pPr>
               <w:rPr>
-                <w:b/>
-                <w:bCs/>
-                <w:sz w:val="22"/>
-                <w:szCs w:val="22"/>
                 <w:lang w:val="nl-NL"/>
               </w:rPr>
             </w:pPr>
             <w:r>
               <w:rPr>
-                <w:b/>
-                <w:bCs/>
-                <w:sz w:val="22"/>
-                <w:szCs w:val="22"/>
                 <w:lang w:val="nl-NL"/>
               </w:rPr>
               <w:t>Owner</w:t>
@@ -2612,19 +1923,11 @@
           <w:p>
             <w:pPr>
               <w:rPr>
-                <w:b/>
-                <w:bCs/>
-                <w:sz w:val="22"/>
-                <w:szCs w:val="22"/>
                 <w:lang w:val="nl-NL"/>
               </w:rPr>
             </w:pPr>
             <w:r>
               <w:rPr>
-                <w:b/>
-                <w:bCs/>
-                <w:sz w:val="22"/>
-                <w:szCs w:val="22"/>
                 <w:lang w:val="nl-NL"/>
               </w:rPr>
               <w:t>Due Date</w:t>
@@ -2639,44 +1942,14 @@
           <w:p>
             <w:pPr>
               <w:rPr>
-                <w:b/>
-                <w:bCs/>
-                <w:sz w:val="22"/>
-                <w:szCs w:val="22"/>
                 <w:lang w:val="nl-NL"/>
               </w:rPr>
             </w:pPr>
             <w:r>
               <w:rPr>
-                <w:b/>
-                <w:bCs/>
-                <w:sz w:val="22"/>
-                <w:szCs w:val="22"/>
                 <w:lang w:val="nl-NL"/>
               </w:rPr>
               <w:t>Latest Status / Comments</w:t>
-            </w:r>
-          </w:p>
-          <w:p>
-            <w:pPr>
-              <w:rPr>
-                <w:b/>
-                <w:bCs/>
-                <w:sz w:val="22"/>
-                <w:szCs w:val="22"/>
-                <w:lang w:val="nl-NL"/>
-              </w:rPr>
-            </w:pPr>
-            <w:r>
-              <w:rPr>
-                <w:b/>
-                <w:bCs/>
-                <w:color w:val="00B0F0"/>
-                <w:sz w:val="22"/>
-                <w:szCs w:val="22"/>
-                <w:lang w:val="en-US"/>
-              </w:rPr>
-              <w:t>[04-12]:</w:t>
             </w:r>
           </w:p>
         </w:tc>
@@ -2688,19 +1961,11 @@
           <w:p>
             <w:pPr>
               <w:rPr>
-                <w:b/>
-                <w:bCs/>
-                <w:sz w:val="22"/>
-                <w:szCs w:val="22"/>
                 <w:lang w:val="nl-NL"/>
               </w:rPr>
             </w:pPr>
             <w:r>
               <w:rPr>
-                <w:b/>
-                <w:bCs/>
-                <w:sz w:val="22"/>
-                <w:szCs w:val="22"/>
                 <w:lang w:val="nl-NL"/>
               </w:rPr>
               <w:t>Status</w:t>
@@ -2709,9 +1974,6 @@
         </w:tc>
       </w:tr>
       <w:tr>
-        <w:trPr>
-          <w:trHeight w:val="1179"/>
-        </w:trPr>
         <w:tc>
           <w:tcPr>
             <w:tcW w:w="0" w:type="auto"/>
@@ -2720,8 +1982,6 @@
           <w:p>
             <w:pPr>
               <w:rPr>
-                <w:sz w:val="22"/>
-                <w:szCs w:val="22"/>
                 <w:lang w:val="nl-NL"/>
               </w:rPr>
             </w:pPr>
@@ -2729,8 +1989,6 @@
               <w:rPr>
                 <w:b/>
                 <w:bCs/>
-                <w:sz w:val="22"/>
-                <w:szCs w:val="22"/>
                 <w:lang w:val="nl-NL"/>
               </w:rPr>
               <w:t>A01</w:t>
@@ -2745,15 +2003,11 @@
           <w:p>
             <w:pPr>
               <w:rPr>
-                <w:sz w:val="22"/>
-                <w:szCs w:val="22"/>
                 <w:lang w:val="nl-NL"/>
               </w:rPr>
             </w:pPr>
             <w:r>
               <w:rPr>
-                <w:sz w:val="22"/>
-                <w:szCs w:val="22"/>
                 <w:lang w:val="nl-NL"/>
               </w:rPr>
               <w:t>Inputs</w:t>
@@ -2768,28 +2022,42 @@
           <w:p>
             <w:pPr>
               <w:rPr>
-                <w:sz w:val="22"/>
-                <w:szCs w:val="22"/>
-                <w:lang w:val="en-US"/>
+                <w:lang w:val="nl-NL"/>
               </w:rPr>
             </w:pPr>
             <w:r>
               <w:rPr>
                 <w:b/>
                 <w:bCs/>
-                <w:sz w:val="22"/>
-                <w:szCs w:val="22"/>
                 <w:lang w:val="en-US"/>
               </w:rPr>
-              <w:t>Design Documentation:</w:t>
+              <w:t>Asset Verification:</w:t>
             </w:r>
             <w:r>
               <w:rPr>
-                <w:sz w:val="22"/>
-                <w:szCs w:val="22"/>
                 <w:lang w:val="en-US"/>
               </w:rPr>
-              <w:t xml:space="preserve"> Provide complete set of DP2-4 drawings, layouts, SLDs, and equipment lists.</w:t>
+              <w:t xml:space="preserve"> Confirm removal of the pipeline running through the substation terrace. </w:t>
+            </w:r>
+            <w:r>
+              <w:rPr>
+                <w:lang w:val="nl-NL"/>
+              </w:rPr>
+              <w:t>Current KLIC data is outdated. Provide updated drawings/data.</w:t>
+            </w:r>
+          </w:p>
+          <w:p>
+            <w:pPr>
+              <w:rPr>
+                <w:lang w:val="en-US"/>
+              </w:rPr>
+            </w:pPr>
+            <w:r>
+              <w:rPr>
+                <w:color w:val="00B050"/>
+                <w:lang w:val="en-US"/>
+              </w:rPr>
+              <w:t>MV cable on site relocated and running now along the fence</w:t>
             </w:r>
           </w:p>
         </w:tc>
@@ -2801,18 +2069,27 @@
           <w:p>
             <w:pPr>
               <w:rPr>
-                <w:sz w:val="22"/>
-                <w:szCs w:val="22"/>
                 <w:lang w:val="nl-NL"/>
               </w:rPr>
             </w:pPr>
             <w:r>
               <w:rPr>
-                <w:sz w:val="22"/>
-                <w:szCs w:val="22"/>
                 <w:lang w:val="nl-NL"/>
               </w:rPr>
-              <w:t>Roland (SC&amp;M)</w:t>
+              <w:t>Client (SC&amp;M)</w:t>
+            </w:r>
+          </w:p>
+          <w:p>
+            <w:pPr>
+              <w:rPr>
+                <w:lang w:val="nl-NL"/>
+              </w:rPr>
+            </w:pPr>
+            <w:r>
+              <w:rPr>
+                <w:lang w:val="nl-NL"/>
+              </w:rPr>
+              <w:t>Juriaan Koppes</w:t>
             </w:r>
           </w:p>
         </w:tc>
@@ -2824,423 +2101,12 @@
           <w:p>
             <w:pPr>
               <w:rPr>
-                <w:sz w:val="22"/>
-                <w:szCs w:val="22"/>
+                <w:color w:val="00B050"/>
                 <w:lang w:val="nl-NL"/>
               </w:rPr>
             </w:pPr>
             <w:r>
               <w:rPr>
-                <w:i/>
-                <w:iCs/>
-                <w:sz w:val="22"/>
-                <w:szCs w:val="22"/>
-                <w:lang w:val="nl-NL"/>
-              </w:rPr>
-              <w:t>TBD</w:t>
-            </w:r>
-          </w:p>
-        </w:tc>
-        <w:tc>
-          <w:tcPr>
-            <w:tcW w:w="0" w:type="auto"/>
-            <w:hideMark/>
-          </w:tcPr>
-          <w:p>
-            <w:pPr>
-              <w:rPr>
-                <w:sz w:val="22"/>
-                <w:szCs w:val="22"/>
-                <w:lang w:val="en-US"/>
-              </w:rPr>
-            </w:pPr>
-            <w:r>
-              <w:rPr>
-                <w:b/>
-                <w:bCs/>
-                <w:color w:val="00B0F0"/>
-                <w:sz w:val="22"/>
-                <w:szCs w:val="22"/>
-                <w:lang w:val="en-US"/>
-              </w:rPr>
-              <w:t>[04-12]:</w:t>
-            </w:r>
-            <w:r>
-              <w:rPr>
-                <w:color w:val="00B0F0"/>
-                <w:sz w:val="22"/>
-                <w:szCs w:val="22"/>
-                <w:lang w:val="en-US"/>
-              </w:rPr>
-              <w:t xml:space="preserve"> Roland to check availability and send to DNV or provide SharePoint access.</w:t>
-            </w:r>
-          </w:p>
-        </w:tc>
-        <w:tc>
-          <w:tcPr>
-            <w:tcW w:w="0" w:type="auto"/>
-            <w:hideMark/>
-          </w:tcPr>
-          <w:p>
-            <w:pPr>
-              <w:rPr>
-                <w:sz w:val="22"/>
-                <w:szCs w:val="22"/>
-                <w:lang w:val="nl-NL"/>
-              </w:rPr>
-            </w:pPr>
-            <w:r>
-              <w:rPr>
-                <w:b/>
-                <w:bCs/>
-                <w:color w:val="F79646" w:themeColor="accent6"/>
-                <w:sz w:val="22"/>
-                <w:szCs w:val="22"/>
-                <w:lang w:val="nl-NL"/>
-              </w:rPr>
-              <w:t>OPEN</w:t>
-            </w:r>
-          </w:p>
-        </w:tc>
-      </w:tr>
-      <w:tr>
-        <w:trPr>
-          <w:trHeight w:val="1130"/>
-        </w:trPr>
-        <w:tc>
-          <w:tcPr>
-            <w:tcW w:w="0" w:type="auto"/>
-            <w:hideMark/>
-          </w:tcPr>
-          <w:p>
-            <w:pPr>
-              <w:rPr>
-                <w:sz w:val="22"/>
-                <w:szCs w:val="22"/>
-                <w:lang w:val="nl-NL"/>
-              </w:rPr>
-            </w:pPr>
-            <w:r>
-              <w:rPr>
-                <w:b/>
-                <w:bCs/>
-                <w:sz w:val="22"/>
-                <w:szCs w:val="22"/>
-                <w:lang w:val="nl-NL"/>
-              </w:rPr>
-              <w:t>A02</w:t>
-            </w:r>
-          </w:p>
-        </w:tc>
-        <w:tc>
-          <w:tcPr>
-            <w:tcW w:w="0" w:type="auto"/>
-            <w:hideMark/>
-          </w:tcPr>
-          <w:p>
-            <w:pPr>
-              <w:rPr>
-                <w:sz w:val="22"/>
-                <w:szCs w:val="22"/>
-                <w:lang w:val="nl-NL"/>
-              </w:rPr>
-            </w:pPr>
-            <w:r>
-              <w:rPr>
-                <w:sz w:val="22"/>
-                <w:szCs w:val="22"/>
-                <w:lang w:val="nl-NL"/>
-              </w:rPr>
-              <w:t>Inputs</w:t>
-            </w:r>
-          </w:p>
-        </w:tc>
-        <w:tc>
-          <w:tcPr>
-            <w:tcW w:w="0" w:type="auto"/>
-            <w:hideMark/>
-          </w:tcPr>
-          <w:p>
-            <w:pPr>
-              <w:rPr>
-                <w:sz w:val="22"/>
-                <w:szCs w:val="22"/>
-                <w:lang w:val="en-US"/>
-              </w:rPr>
-            </w:pPr>
-            <w:r>
-              <w:rPr>
-                <w:b/>
-                <w:bCs/>
-                <w:sz w:val="22"/>
-                <w:szCs w:val="22"/>
-                <w:lang w:val="en-US"/>
-              </w:rPr>
-              <w:t>Existing Documentation:</w:t>
-            </w:r>
-            <w:r>
-              <w:rPr>
-                <w:sz w:val="22"/>
-                <w:szCs w:val="22"/>
-                <w:lang w:val="en-US"/>
-              </w:rPr>
-              <w:t xml:space="preserve"> Provide all docs listed in </w:t>
-            </w:r>
-            <w:proofErr w:type="spellStart"/>
-            <w:r>
-              <w:rPr>
-                <w:i/>
-                <w:iCs/>
-                <w:sz w:val="22"/>
-                <w:szCs w:val="22"/>
-                <w:lang w:val="en-US"/>
-              </w:rPr>
-              <w:t>Inkoopspecificatie</w:t>
-            </w:r>
-            <w:proofErr w:type="spellEnd"/>
-            <w:r>
-              <w:rPr>
-                <w:sz w:val="22"/>
-                <w:szCs w:val="22"/>
-                <w:lang w:val="en-US"/>
-              </w:rPr>
-              <w:t xml:space="preserve"> (EMC plans, influence studies).</w:t>
-            </w:r>
-          </w:p>
-        </w:tc>
-        <w:tc>
-          <w:tcPr>
-            <w:tcW w:w="0" w:type="auto"/>
-            <w:hideMark/>
-          </w:tcPr>
-          <w:p>
-            <w:pPr>
-              <w:rPr>
-                <w:sz w:val="22"/>
-                <w:szCs w:val="22"/>
-                <w:lang w:val="nl-NL"/>
-              </w:rPr>
-            </w:pPr>
-            <w:r>
-              <w:rPr>
-                <w:sz w:val="22"/>
-                <w:szCs w:val="22"/>
-                <w:lang w:val="nl-NL"/>
-              </w:rPr>
-              <w:t>DNV / SC&amp;M</w:t>
-            </w:r>
-          </w:p>
-        </w:tc>
-        <w:tc>
-          <w:tcPr>
-            <w:tcW w:w="0" w:type="auto"/>
-            <w:hideMark/>
-          </w:tcPr>
-          <w:p>
-            <w:pPr>
-              <w:rPr>
-                <w:sz w:val="22"/>
-                <w:szCs w:val="22"/>
-                <w:lang w:val="nl-NL"/>
-              </w:rPr>
-            </w:pPr>
-            <w:r>
-              <w:rPr>
-                <w:sz w:val="22"/>
-                <w:szCs w:val="22"/>
-                <w:lang w:val="nl-NL"/>
-              </w:rPr>
-              <w:t>-</w:t>
-            </w:r>
-          </w:p>
-        </w:tc>
-        <w:tc>
-          <w:tcPr>
-            <w:tcW w:w="0" w:type="auto"/>
-            <w:hideMark/>
-          </w:tcPr>
-          <w:p>
-            <w:pPr>
-              <w:rPr>
-                <w:sz w:val="22"/>
-                <w:szCs w:val="22"/>
-                <w:lang w:val="nl-NL"/>
-              </w:rPr>
-            </w:pPr>
-            <w:r>
-              <w:rPr>
-                <w:b/>
-                <w:bCs/>
-                <w:color w:val="00B0F0"/>
-                <w:sz w:val="22"/>
-                <w:szCs w:val="22"/>
-                <w:lang w:val="nl-NL"/>
-              </w:rPr>
-              <w:t>[04-12]:</w:t>
-            </w:r>
-            <w:r>
-              <w:rPr>
-                <w:color w:val="00B0F0"/>
-                <w:sz w:val="22"/>
-                <w:szCs w:val="22"/>
-                <w:lang w:val="nl-NL"/>
-              </w:rPr>
-              <w:t xml:space="preserve"> Receipt of documents confirmed.</w:t>
-            </w:r>
-          </w:p>
-        </w:tc>
-        <w:tc>
-          <w:tcPr>
-            <w:tcW w:w="0" w:type="auto"/>
-            <w:hideMark/>
-          </w:tcPr>
-          <w:p>
-            <w:pPr>
-              <w:rPr>
-                <w:sz w:val="22"/>
-                <w:szCs w:val="22"/>
-                <w:lang w:val="nl-NL"/>
-              </w:rPr>
-            </w:pPr>
-            <w:r>
-              <w:rPr>
-                <w:b/>
-                <w:bCs/>
-                <w:color w:val="00B050"/>
-                <w:sz w:val="22"/>
-                <w:szCs w:val="22"/>
-                <w:lang w:val="nl-NL"/>
-              </w:rPr>
-              <w:t>CLOSED</w:t>
-            </w:r>
-          </w:p>
-        </w:tc>
-      </w:tr>
-      <w:tr>
-        <w:trPr>
-          <w:trHeight w:val="1130"/>
-        </w:trPr>
-        <w:tc>
-          <w:tcPr>
-            <w:tcW w:w="0" w:type="auto"/>
-            <w:hideMark/>
-          </w:tcPr>
-          <w:p>
-            <w:pPr>
-              <w:rPr>
-                <w:sz w:val="22"/>
-                <w:szCs w:val="22"/>
-                <w:lang w:val="nl-NL"/>
-              </w:rPr>
-            </w:pPr>
-            <w:r>
-              <w:rPr>
-                <w:b/>
-                <w:bCs/>
-                <w:sz w:val="22"/>
-                <w:szCs w:val="22"/>
-                <w:lang w:val="nl-NL"/>
-              </w:rPr>
-              <w:t>A03</w:t>
-            </w:r>
-          </w:p>
-        </w:tc>
-        <w:tc>
-          <w:tcPr>
-            <w:tcW w:w="0" w:type="auto"/>
-            <w:hideMark/>
-          </w:tcPr>
-          <w:p>
-            <w:pPr>
-              <w:rPr>
-                <w:sz w:val="22"/>
-                <w:szCs w:val="22"/>
-                <w:lang w:val="nl-NL"/>
-              </w:rPr>
-            </w:pPr>
-            <w:r>
-              <w:rPr>
-                <w:sz w:val="22"/>
-                <w:szCs w:val="22"/>
-                <w:lang w:val="nl-NL"/>
-              </w:rPr>
-              <w:t>Site Access</w:t>
-            </w:r>
-          </w:p>
-        </w:tc>
-        <w:tc>
-          <w:tcPr>
-            <w:tcW w:w="0" w:type="auto"/>
-            <w:hideMark/>
-          </w:tcPr>
-          <w:p>
-            <w:pPr>
-              <w:rPr>
-                <w:sz w:val="22"/>
-                <w:szCs w:val="22"/>
-                <w:lang w:val="en-US"/>
-              </w:rPr>
-            </w:pPr>
-            <w:r>
-              <w:rPr>
-                <w:b/>
-                <w:bCs/>
-                <w:sz w:val="22"/>
-                <w:szCs w:val="22"/>
-                <w:lang w:val="en-US"/>
-              </w:rPr>
-              <w:t>Site Survey Arrangements:</w:t>
-            </w:r>
-            <w:r>
-              <w:rPr>
-                <w:sz w:val="22"/>
-                <w:szCs w:val="22"/>
-                <w:lang w:val="en-US"/>
-              </w:rPr>
-              <w:t xml:space="preserve"> Arrange permits and access for DNV survey team.</w:t>
-            </w:r>
-          </w:p>
-        </w:tc>
-        <w:tc>
-          <w:tcPr>
-            <w:tcW w:w="0" w:type="auto"/>
-            <w:hideMark/>
-          </w:tcPr>
-          <w:p>
-            <w:pPr>
-              <w:rPr>
-                <w:sz w:val="22"/>
-                <w:szCs w:val="22"/>
-                <w:lang w:val="nl-NL"/>
-              </w:rPr>
-            </w:pPr>
-            <w:r>
-              <w:rPr>
-                <w:sz w:val="22"/>
-                <w:szCs w:val="22"/>
-                <w:lang w:val="nl-NL"/>
-              </w:rPr>
-              <w:t>Roland (SC&amp;M)</w:t>
-            </w:r>
-          </w:p>
-        </w:tc>
-        <w:tc>
-          <w:tcPr>
-            <w:tcW w:w="0" w:type="auto"/>
-            <w:hideMark/>
-          </w:tcPr>
-          <w:p>
-            <w:pPr>
-              <w:rPr>
-                <w:sz w:val="22"/>
-                <w:szCs w:val="22"/>
-                <w:lang w:val="nl-NL"/>
-              </w:rPr>
-            </w:pPr>
-            <w:r>
-              <w:rPr>
-                <w:sz w:val="22"/>
-                <w:szCs w:val="22"/>
                 <w:lang w:val="nl-NL"/>
               </w:rPr>
               <w:t>ASAP</w:t>
@@ -3255,94 +2121,28 @@
           <w:p>
             <w:pPr>
               <w:rPr>
-                <w:sz w:val="22"/>
-                <w:szCs w:val="22"/>
-                <w:lang w:val="en-US"/>
+                <w:lang w:val="nl-NL"/>
               </w:rPr>
             </w:pPr>
             <w:r>
               <w:rPr>
                 <w:b/>
                 <w:bCs/>
-                <w:color w:val="00B0F0"/>
-                <w:sz w:val="22"/>
-                <w:szCs w:val="22"/>
                 <w:lang w:val="en-US"/>
               </w:rPr>
-              <w:t>[04-12]:</w:t>
+              <w:t>[05-12]:</w:t>
             </w:r>
             <w:r>
               <w:rPr>
-                <w:color w:val="00B0F0"/>
-                <w:sz w:val="22"/>
-                <w:szCs w:val="22"/>
                 <w:lang w:val="en-US"/>
               </w:rPr>
-              <w:t xml:space="preserve"> Site access approval </w:t>
-            </w:r>
-            <w:proofErr w:type="gramStart"/>
-            <w:r>
-              <w:rPr>
-                <w:color w:val="00B0F0"/>
-                <w:sz w:val="22"/>
-                <w:szCs w:val="22"/>
-                <w:lang w:val="en-US"/>
-              </w:rPr>
-              <w:t>granted.</w:t>
+              <w:t xml:space="preserve"> Discussed in Kick-off preparation. </w:t>
             </w:r>
             <w:r>
               <w:rPr>
-                <w:b/>
-                <w:bCs/>
-                <w:color w:val="00B0F0"/>
-                <w:sz w:val="22"/>
-                <w:szCs w:val="22"/>
-                <w:lang w:val="en-US"/>
+                <w:lang w:val="nl-NL"/>
               </w:rPr>
-              <w:t>[</w:t>
-            </w:r>
-            <w:proofErr w:type="gramEnd"/>
-            <w:r>
-              <w:rPr>
-                <w:b/>
-                <w:bCs/>
-                <w:color w:val="00B0F0"/>
-                <w:sz w:val="22"/>
-                <w:szCs w:val="22"/>
-                <w:lang w:val="en-US"/>
-              </w:rPr>
-              <w:t>04-12]:</w:t>
-            </w:r>
-            <w:r>
-              <w:rPr>
-                <w:color w:val="00B0F0"/>
-                <w:sz w:val="22"/>
-                <w:szCs w:val="22"/>
-                <w:lang w:val="en-US"/>
-              </w:rPr>
-              <w:t xml:space="preserve"> Roland to send </w:t>
-            </w:r>
-            <w:proofErr w:type="spellStart"/>
-            <w:r>
-              <w:rPr>
-                <w:i/>
-                <w:iCs/>
-                <w:color w:val="00B0F0"/>
-                <w:sz w:val="22"/>
-                <w:szCs w:val="22"/>
-                <w:lang w:val="en-US"/>
-              </w:rPr>
-              <w:t>Poortinstructie</w:t>
-            </w:r>
-            <w:proofErr w:type="spellEnd"/>
-            <w:r>
-              <w:rPr>
-                <w:color w:val="00B0F0"/>
-                <w:sz w:val="22"/>
-                <w:szCs w:val="22"/>
-                <w:lang w:val="en-US"/>
-              </w:rPr>
-              <w:t xml:space="preserve"> link/info to Peet.</w:t>
+              <w:t>Essential for accurate modeling.</w:t>
             </w:r>
           </w:p>
         </w:tc>
@@ -3354,8 +2154,7 @@
           <w:p>
             <w:pPr>
               <w:rPr>
-                <w:sz w:val="22"/>
-                <w:szCs w:val="22"/>
+                <w:color w:val="00B050"/>
                 <w:lang w:val="nl-NL"/>
               </w:rPr>
             </w:pPr>
@@ -3363,20 +2162,151 @@
               <w:rPr>
                 <w:b/>
                 <w:bCs/>
-                <w:color w:val="F79646" w:themeColor="accent6"/>
-                <w:sz w:val="22"/>
-                <w:szCs w:val="22"/>
+                <w:color w:val="00B050"/>
                 <w:lang w:val="nl-NL"/>
               </w:rPr>
-              <w:t>OPEN</w:t>
+              <w:t>Closed</w:t>
             </w:r>
           </w:p>
         </w:tc>
       </w:tr>
       <w:tr>
-        <w:trPr>
-          <w:trHeight w:val="1130"/>
-        </w:trPr>
+        <w:tc>
+          <w:tcPr>
+            <w:tcW w:w="0" w:type="auto"/>
+          </w:tcPr>
+          <w:p>
+            <w:pPr>
+              <w:rPr>
+                <w:b/>
+                <w:bCs/>
+                <w:lang w:val="nl-NL"/>
+              </w:rPr>
+            </w:pPr>
+          </w:p>
+        </w:tc>
+        <w:tc>
+          <w:tcPr>
+            <w:tcW w:w="0" w:type="auto"/>
+          </w:tcPr>
+          <w:p>
+            <w:pPr>
+              <w:rPr>
+                <w:lang w:val="nl-NL"/>
+              </w:rPr>
+            </w:pPr>
+          </w:p>
+        </w:tc>
+        <w:tc>
+          <w:tcPr>
+            <w:tcW w:w="0" w:type="auto"/>
+          </w:tcPr>
+          <w:p>
+            <w:pPr>
+              <w:rPr>
+                <w:b/>
+                <w:bCs/>
+                <w:lang w:val="en-US"/>
+              </w:rPr>
+            </w:pPr>
+          </w:p>
+        </w:tc>
+        <w:tc>
+          <w:tcPr>
+            <w:tcW w:w="0" w:type="auto"/>
+          </w:tcPr>
+          <w:p>
+            <w:pPr>
+              <w:rPr>
+                <w:lang w:val="nl-NL"/>
+              </w:rPr>
+            </w:pPr>
+          </w:p>
+        </w:tc>
+        <w:tc>
+          <w:tcPr>
+            <w:tcW w:w="0" w:type="auto"/>
+          </w:tcPr>
+          <w:p>
+            <w:pPr>
+              <w:rPr>
+                <w:lang w:val="nl-NL"/>
+              </w:rPr>
+            </w:pPr>
+          </w:p>
+        </w:tc>
+        <w:tc>
+          <w:tcPr>
+            <w:tcW w:w="0" w:type="auto"/>
+          </w:tcPr>
+          <w:p>
+            <w:pPr>
+              <w:rPr>
+                <w:b/>
+                <w:bCs/>
+                <w:lang w:val="en-US"/>
+              </w:rPr>
+            </w:pPr>
+          </w:p>
+        </w:tc>
+        <w:tc>
+          <w:tcPr>
+            <w:tcW w:w="0" w:type="auto"/>
+          </w:tcPr>
+          <w:p>
+            <w:pPr>
+              <w:rPr>
+                <w:b/>
+                <w:bCs/>
+                <w:color w:val="FF0000"/>
+                <w:lang w:val="nl-NL"/>
+              </w:rPr>
+            </w:pPr>
+          </w:p>
+        </w:tc>
+      </w:tr>
+    </w:tbl>
+    <w:p>
+      <w:pPr>
+        <w:rPr>
+          <w:lang w:val="nl-NL"/>
+        </w:rPr>
+      </w:pPr>
+    </w:p>
+    <w:p>
+      <w:pPr>
+        <w:rPr>
+          <w:lang w:val="nl-NL"/>
+        </w:rPr>
+      </w:pPr>
+    </w:p>
+    <w:p>
+      <w:pPr>
+        <w:pStyle w:val="Heading1"/>
+        <w:rPr>
+          <w:lang w:val="nl-NL"/>
+        </w:rPr>
+      </w:pPr>
+      <w:r>
+        <w:rPr>
+          <w:lang w:val="nl-NL"/>
+        </w:rPr>
+        <w:t>DECISIONS &amp; AGREEMENTS</w:t>
+      </w:r>
+    </w:p>
+    <w:tbl>
+      <w:tblPr>
+        <w:tblStyle w:val="TableGridLight"/>
+        <w:tblW w:w="0" w:type="auto"/>
+        <w:tblLook w:val="04A0" w:firstRow="1" w:lastRow="0" w:firstColumn="1" w:lastColumn="0" w:noHBand="0" w:noVBand="1"/>
+      </w:tblPr>
+      <w:tblGrid>
+        <w:gridCol w:w="547"/>
+        <w:gridCol w:w="947"/>
+        <w:gridCol w:w="11009"/>
+        <w:gridCol w:w="1208"/>
+      </w:tblGrid>
+      <w:tr>
         <w:tc>
           <w:tcPr>
             <w:tcW w:w="0" w:type="auto"/>
@@ -3385,333 +2315,11 @@
           <w:p>
             <w:pPr>
               <w:rPr>
-                <w:sz w:val="22"/>
-                <w:szCs w:val="22"/>
                 <w:lang w:val="nl-NL"/>
               </w:rPr>
             </w:pPr>
             <w:r>
               <w:rPr>
-                <w:b/>
-                <w:bCs/>
-                <w:sz w:val="22"/>
-                <w:szCs w:val="22"/>
-                <w:lang w:val="nl-NL"/>
-              </w:rPr>
-              <w:t>A04</w:t>
-            </w:r>
-          </w:p>
-        </w:tc>
-        <w:tc>
-          <w:tcPr>
-            <w:tcW w:w="0" w:type="auto"/>
-            <w:hideMark/>
-          </w:tcPr>
-          <w:p>
-            <w:pPr>
-              <w:rPr>
-                <w:sz w:val="22"/>
-                <w:szCs w:val="22"/>
-                <w:lang w:val="nl-NL"/>
-              </w:rPr>
-            </w:pPr>
-            <w:r>
-              <w:rPr>
-                <w:sz w:val="22"/>
-                <w:szCs w:val="22"/>
-                <w:lang w:val="nl-NL"/>
-              </w:rPr>
-              <w:t>Inputs</w:t>
-            </w:r>
-          </w:p>
-        </w:tc>
-        <w:tc>
-          <w:tcPr>
-            <w:tcW w:w="0" w:type="auto"/>
-            <w:hideMark/>
-          </w:tcPr>
-          <w:p>
-            <w:pPr>
-              <w:rPr>
-                <w:sz w:val="22"/>
-                <w:szCs w:val="22"/>
-                <w:lang w:val="en-US"/>
-              </w:rPr>
-            </w:pPr>
-            <w:r>
-              <w:rPr>
-                <w:b/>
-                <w:bCs/>
-                <w:sz w:val="22"/>
-                <w:szCs w:val="22"/>
-                <w:lang w:val="en-US"/>
-              </w:rPr>
-              <w:t>DO (</w:t>
-            </w:r>
-            <w:proofErr w:type="spellStart"/>
-            <w:r>
-              <w:rPr>
-                <w:b/>
-                <w:bCs/>
-                <w:sz w:val="22"/>
-                <w:szCs w:val="22"/>
-                <w:lang w:val="en-US"/>
-              </w:rPr>
-              <w:t>Definitief</w:t>
-            </w:r>
-            <w:proofErr w:type="spellEnd"/>
-            <w:r>
-              <w:rPr>
-                <w:b/>
-                <w:bCs/>
-                <w:sz w:val="22"/>
-                <w:szCs w:val="22"/>
-                <w:lang w:val="en-US"/>
-              </w:rPr>
-              <w:t xml:space="preserve"> </w:t>
-            </w:r>
-            <w:proofErr w:type="spellStart"/>
-            <w:r>
-              <w:rPr>
-                <w:b/>
-                <w:bCs/>
-                <w:sz w:val="22"/>
-                <w:szCs w:val="22"/>
-                <w:lang w:val="en-US"/>
-              </w:rPr>
-              <w:t>Ontwerp</w:t>
-            </w:r>
-            <w:proofErr w:type="spellEnd"/>
-            <w:r>
-              <w:rPr>
-                <w:b/>
-                <w:bCs/>
-                <w:sz w:val="22"/>
-                <w:szCs w:val="22"/>
-                <w:lang w:val="en-US"/>
-              </w:rPr>
-              <w:t>):</w:t>
-            </w:r>
-            <w:r>
-              <w:rPr>
-                <w:sz w:val="22"/>
-                <w:szCs w:val="22"/>
-                <w:lang w:val="en-US"/>
-              </w:rPr>
-              <w:t xml:space="preserve"> Provide updated DO info to DNV.</w:t>
-            </w:r>
-          </w:p>
-        </w:tc>
-        <w:tc>
-          <w:tcPr>
-            <w:tcW w:w="0" w:type="auto"/>
-            <w:hideMark/>
-          </w:tcPr>
-          <w:p>
-            <w:pPr>
-              <w:rPr>
-                <w:sz w:val="22"/>
-                <w:szCs w:val="22"/>
-                <w:lang w:val="nl-NL"/>
-              </w:rPr>
-            </w:pPr>
-            <w:r>
-              <w:rPr>
-                <w:sz w:val="22"/>
-                <w:szCs w:val="22"/>
-                <w:lang w:val="nl-NL"/>
-              </w:rPr>
-              <w:t>Roland (SC&amp;M)</w:t>
-            </w:r>
-          </w:p>
-        </w:tc>
-        <w:tc>
-          <w:tcPr>
-            <w:tcW w:w="0" w:type="auto"/>
-            <w:hideMark/>
-          </w:tcPr>
-          <w:p>
-            <w:pPr>
-              <w:rPr>
-                <w:sz w:val="22"/>
-                <w:szCs w:val="22"/>
-                <w:lang w:val="nl-NL"/>
-              </w:rPr>
-            </w:pPr>
-            <w:r>
-              <w:rPr>
-                <w:i/>
-                <w:iCs/>
-                <w:sz w:val="22"/>
-                <w:szCs w:val="22"/>
-                <w:lang w:val="nl-NL"/>
-              </w:rPr>
-              <w:t>TBD</w:t>
-            </w:r>
-          </w:p>
-        </w:tc>
-        <w:tc>
-          <w:tcPr>
-            <w:tcW w:w="0" w:type="auto"/>
-            <w:hideMark/>
-          </w:tcPr>
-          <w:p>
-            <w:pPr>
-              <w:rPr>
-                <w:sz w:val="22"/>
-                <w:szCs w:val="22"/>
-                <w:lang w:val="en-US"/>
-              </w:rPr>
-            </w:pPr>
-            <w:r>
-              <w:rPr>
-                <w:b/>
-                <w:bCs/>
-                <w:color w:val="00B0F0"/>
-                <w:sz w:val="22"/>
-                <w:szCs w:val="22"/>
-                <w:lang w:val="en-US"/>
-              </w:rPr>
-              <w:t>[04-12]:</w:t>
-            </w:r>
-            <w:r>
-              <w:rPr>
-                <w:color w:val="00B0F0"/>
-                <w:sz w:val="22"/>
-                <w:szCs w:val="22"/>
-                <w:lang w:val="en-US"/>
-              </w:rPr>
-              <w:t xml:space="preserve"> Updated info required for DNV analysis.</w:t>
-            </w:r>
-          </w:p>
-        </w:tc>
-        <w:tc>
-          <w:tcPr>
-            <w:tcW w:w="0" w:type="auto"/>
-            <w:hideMark/>
-          </w:tcPr>
-          <w:p>
-            <w:pPr>
-              <w:rPr>
-                <w:sz w:val="22"/>
-                <w:szCs w:val="22"/>
-                <w:lang w:val="nl-NL"/>
-              </w:rPr>
-            </w:pPr>
-            <w:r>
-              <w:rPr>
-                <w:b/>
-                <w:bCs/>
-                <w:color w:val="F79646" w:themeColor="accent6"/>
-                <w:sz w:val="22"/>
-                <w:szCs w:val="22"/>
-                <w:lang w:val="nl-NL"/>
-              </w:rPr>
-              <w:t>OPEN</w:t>
-            </w:r>
-          </w:p>
-        </w:tc>
-      </w:tr>
-    </w:tbl>
-    <w:p>
-      <w:pPr>
-        <w:rPr>
-          <w:sz w:val="22"/>
-          <w:szCs w:val="22"/>
-          <w:lang w:val="nl-NL"/>
-        </w:rPr>
-      </w:pPr>
-    </w:p>
-    <w:p>
-      <w:pPr>
-        <w:pStyle w:val="BodyText"/>
-        <w:rPr>
-          <w:sz w:val="22"/>
-          <w:szCs w:val="22"/>
-          <w:lang w:val="nl-NL"/>
-        </w:rPr>
-      </w:pPr>
-    </w:p>
-    <w:p>
-      <w:pPr>
-        <w:pStyle w:val="BodyText"/>
-        <w:rPr>
-          <w:sz w:val="22"/>
-          <w:szCs w:val="22"/>
-          <w:lang w:val="nl-NL"/>
-        </w:rPr>
-      </w:pPr>
-    </w:p>
-    <w:p>
-      <w:pPr>
-        <w:pStyle w:val="Heading2"/>
-        <w:rPr>
-          <w:sz w:val="22"/>
-          <w:szCs w:val="22"/>
-          <w:lang w:val="nl-NL"/>
-        </w:rPr>
-      </w:pPr>
-      <w:r>
-        <w:rPr>
-          <w:sz w:val="22"/>
-          <w:szCs w:val="22"/>
-          <w:lang w:val="nl-NL"/>
-        </w:rPr>
-        <w:t>Decisions &amp; Agreements</w:t>
-      </w:r>
-    </w:p>
-    <w:p>
-      <w:pPr>
-        <w:rPr>
-          <w:sz w:val="22"/>
-          <w:szCs w:val="22"/>
-          <w:lang w:val="en-US"/>
-        </w:rPr>
-      </w:pPr>
-      <w:r>
-        <w:rPr>
-          <w:i/>
-          <w:iCs/>
-          <w:sz w:val="22"/>
-          <w:szCs w:val="22"/>
-          <w:lang w:val="en-US"/>
-        </w:rPr>
-        <w:t>This table captures fixed agreements that do not require further action but serve as a record.</w:t>
-      </w:r>
-    </w:p>
-    <w:tbl>
-      <w:tblPr>
-        <w:tblStyle w:val="TableGrid"/>
-        <w:tblW w:w="13410" w:type="dxa"/>
-        <w:tblLook w:val="04A0" w:firstRow="1" w:lastRow="0" w:firstColumn="1" w:lastColumn="0" w:noHBand="0" w:noVBand="1"/>
-      </w:tblPr>
-      <w:tblGrid>
-        <w:gridCol w:w="774"/>
-        <w:gridCol w:w="1386"/>
-        <w:gridCol w:w="9436"/>
-        <w:gridCol w:w="1814"/>
-      </w:tblGrid>
-      <w:tr>
-        <w:trPr>
-          <w:trHeight w:val="464"/>
-        </w:trPr>
-        <w:tc>
-          <w:tcPr>
-            <w:tcW w:w="0" w:type="auto"/>
-            <w:hideMark/>
-          </w:tcPr>
-          <w:p>
-            <w:pPr>
-              <w:rPr>
-                <w:sz w:val="22"/>
-                <w:szCs w:val="22"/>
-                <w:lang w:val="nl-NL"/>
-              </w:rPr>
-            </w:pPr>
-            <w:r>
-              <w:rPr>
-                <w:sz w:val="22"/>
-                <w:szCs w:val="22"/>
                 <w:lang w:val="nl-NL"/>
               </w:rPr>
               <w:t>ID</w:t>
@@ -3726,15 +2334,11 @@
           <w:p>
             <w:pPr>
               <w:rPr>
-                <w:sz w:val="22"/>
-                <w:szCs w:val="22"/>
                 <w:lang w:val="nl-NL"/>
               </w:rPr>
             </w:pPr>
             <w:r>
               <w:rPr>
-                <w:sz w:val="22"/>
-                <w:szCs w:val="22"/>
                 <w:lang w:val="nl-NL"/>
               </w:rPr>
               <w:t>Category</w:t>
@@ -3749,15 +2353,11 @@
           <w:p>
             <w:pPr>
               <w:rPr>
-                <w:sz w:val="22"/>
-                <w:szCs w:val="22"/>
                 <w:lang w:val="nl-NL"/>
               </w:rPr>
             </w:pPr>
             <w:r>
               <w:rPr>
-                <w:sz w:val="22"/>
-                <w:szCs w:val="22"/>
                 <w:lang w:val="nl-NL"/>
               </w:rPr>
               <w:t>Decision / Agreement</w:t>
@@ -3772,15 +2372,11 @@
           <w:p>
             <w:pPr>
               <w:rPr>
-                <w:sz w:val="22"/>
-                <w:szCs w:val="22"/>
                 <w:lang w:val="nl-NL"/>
               </w:rPr>
             </w:pPr>
             <w:r>
               <w:rPr>
-                <w:sz w:val="22"/>
-                <w:szCs w:val="22"/>
                 <w:lang w:val="nl-NL"/>
               </w:rPr>
               <w:t>Date Agreed</w:t>
@@ -3789,9 +2385,6 @@
         </w:tc>
       </w:tr>
       <w:tr>
-        <w:trPr>
-          <w:trHeight w:val="464"/>
-        </w:trPr>
         <w:tc>
           <w:tcPr>
             <w:tcW w:w="0" w:type="auto"/>
@@ -3800,8 +2393,6 @@
           <w:p>
             <w:pPr>
               <w:rPr>
-                <w:sz w:val="22"/>
-                <w:szCs w:val="22"/>
                 <w:lang w:val="nl-NL"/>
               </w:rPr>
             </w:pPr>
@@ -3809,8 +2400,6 @@
               <w:rPr>
                 <w:b/>
                 <w:bCs/>
-                <w:sz w:val="22"/>
-                <w:szCs w:val="22"/>
                 <w:lang w:val="nl-NL"/>
               </w:rPr>
               <w:t>D01</w:t>
@@ -3825,15 +2414,11 @@
           <w:p>
             <w:pPr>
               <w:rPr>
-                <w:sz w:val="22"/>
-                <w:szCs w:val="22"/>
                 <w:lang w:val="nl-NL"/>
               </w:rPr>
             </w:pPr>
             <w:r>
               <w:rPr>
-                <w:sz w:val="22"/>
-                <w:szCs w:val="22"/>
                 <w:lang w:val="nl-NL"/>
               </w:rPr>
               <w:t>Team</w:t>
@@ -3848,8 +2433,6 @@
           <w:p>
             <w:pPr>
               <w:rPr>
-                <w:sz w:val="22"/>
-                <w:szCs w:val="22"/>
                 <w:lang w:val="nl-NL"/>
               </w:rPr>
             </w:pPr>
@@ -3857,46 +2440,35 @@
               <w:rPr>
                 <w:b/>
                 <w:bCs/>
-                <w:sz w:val="22"/>
-                <w:szCs w:val="22"/>
                 <w:lang w:val="nl-NL"/>
               </w:rPr>
               <w:t>DNV Project Manager:</w:t>
             </w:r>
             <w:r>
               <w:rPr>
-                <w:sz w:val="22"/>
-                <w:szCs w:val="22"/>
                 <w:lang w:val="nl-NL"/>
               </w:rPr>
               <w:t xml:space="preserve"> Peet Schutte.</w:t>
             </w:r>
-          </w:p>
-          <w:p>
-            <w:pPr>
+            <w:r>
               <w:rPr>
-                <w:sz w:val="22"/>
-                <w:szCs w:val="22"/>
                 <w:lang w:val="nl-NL"/>
               </w:rPr>
-            </w:pPr>
+              <w:t xml:space="preserve"> </w:t>
+            </w:r>
             <w:r>
               <w:rPr>
                 <w:b/>
                 <w:bCs/>
-                <w:sz w:val="22"/>
-                <w:szCs w:val="22"/>
                 <w:lang w:val="nl-NL"/>
               </w:rPr>
-              <w:t>Technical Lead:</w:t>
+              <w:t>Engineers:</w:t>
             </w:r>
             <w:r>
               <w:rPr>
-                <w:sz w:val="22"/>
-                <w:szCs w:val="22"/>
                 <w:lang w:val="nl-NL"/>
               </w:rPr>
-              <w:t xml:space="preserve"> Pieter Pretorius.</w:t>
+              <w:t xml:space="preserve"> Ivan Grobelaar, Asim Al sofi.</w:t>
             </w:r>
           </w:p>
         </w:tc>
@@ -3908,26 +2480,19 @@
           <w:p>
             <w:pPr>
               <w:rPr>
-                <w:sz w:val="22"/>
-                <w:szCs w:val="22"/>
                 <w:lang w:val="nl-NL"/>
               </w:rPr>
             </w:pPr>
             <w:r>
               <w:rPr>
-                <w:sz w:val="22"/>
-                <w:szCs w:val="22"/>
                 <w:lang w:val="nl-NL"/>
               </w:rPr>
-              <w:t>At kickoff</w:t>
+              <w:t>05-12-2025</w:t>
             </w:r>
           </w:p>
         </w:tc>
       </w:tr>
       <w:tr>
-        <w:trPr>
-          <w:trHeight w:val="464"/>
-        </w:trPr>
         <w:tc>
           <w:tcPr>
             <w:tcW w:w="0" w:type="auto"/>
@@ -3936,8 +2501,6 @@
           <w:p>
             <w:pPr>
               <w:rPr>
-                <w:sz w:val="22"/>
-                <w:szCs w:val="22"/>
                 <w:lang w:val="nl-NL"/>
               </w:rPr>
             </w:pPr>
@@ -3945,8 +2508,6 @@
               <w:rPr>
                 <w:b/>
                 <w:bCs/>
-                <w:sz w:val="22"/>
-                <w:szCs w:val="22"/>
                 <w:lang w:val="nl-NL"/>
               </w:rPr>
               <w:t>D02</w:t>
@@ -3961,18 +2522,14 @@
           <w:p>
             <w:pPr>
               <w:rPr>
-                <w:sz w:val="22"/>
-                <w:szCs w:val="22"/>
                 <w:lang w:val="nl-NL"/>
               </w:rPr>
             </w:pPr>
             <w:r>
               <w:rPr>
-                <w:sz w:val="22"/>
-                <w:szCs w:val="22"/>
                 <w:lang w:val="nl-NL"/>
               </w:rPr>
-              <w:t>Comm.</w:t>
+              <w:t>Method</w:t>
             </w:r>
           </w:p>
         </w:tc>
@@ -3984,8 +2541,6 @@
           <w:p>
             <w:pPr>
               <w:rPr>
-                <w:sz w:val="22"/>
-                <w:szCs w:val="22"/>
                 <w:lang w:val="en-US"/>
               </w:rPr>
             </w:pPr>
@@ -3993,37 +2548,15 @@
               <w:rPr>
                 <w:b/>
                 <w:bCs/>
-                <w:sz w:val="22"/>
-                <w:szCs w:val="22"/>
                 <w:lang w:val="en-US"/>
               </w:rPr>
-              <w:t>Meeting Rhythm:</w:t>
+              <w:t>Modeling Approach:</w:t>
             </w:r>
             <w:r>
               <w:rPr>
-                <w:sz w:val="22"/>
-                <w:szCs w:val="22"/>
                 <w:lang w:val="en-US"/>
               </w:rPr>
-              <w:t xml:space="preserve"> Bi-weekly meetings between DNV and </w:t>
-            </w:r>
-            <w:proofErr w:type="spellStart"/>
-            <w:r>
-              <w:rPr>
-                <w:sz w:val="22"/>
-                <w:szCs w:val="22"/>
-                <w:lang w:val="en-US"/>
-              </w:rPr>
-              <w:t>CwD</w:t>
-            </w:r>
-            <w:proofErr w:type="spellEnd"/>
-            <w:r>
-              <w:rPr>
-                <w:sz w:val="22"/>
-                <w:szCs w:val="22"/>
-                <w:lang w:val="en-US"/>
-              </w:rPr>
-              <w:t xml:space="preserve"> (SC&amp;M).</w:t>
+              <w:t xml:space="preserve"> The team will first model analytically to check the GPR danger zone before proceeding to detailed CDEGS simulations.</w:t>
             </w:r>
           </w:p>
         </w:tc>
@@ -4035,26 +2568,115 @@
           <w:p>
             <w:pPr>
               <w:rPr>
-                <w:sz w:val="22"/>
-                <w:szCs w:val="22"/>
                 <w:lang w:val="nl-NL"/>
               </w:rPr>
             </w:pPr>
             <w:r>
               <w:rPr>
-                <w:sz w:val="22"/>
-                <w:szCs w:val="22"/>
                 <w:lang w:val="nl-NL"/>
               </w:rPr>
-              <w:t>At kickoff</w:t>
+              <w:t>05-12-2025</w:t>
             </w:r>
           </w:p>
         </w:tc>
       </w:tr>
       <w:tr>
-        <w:trPr>
-          <w:trHeight w:val="425"/>
-        </w:trPr>
+        <w:tc>
+          <w:tcPr>
+            <w:tcW w:w="0" w:type="auto"/>
+          </w:tcPr>
+          <w:p>
+            <w:pPr>
+              <w:rPr>
+                <w:b/>
+                <w:bCs/>
+                <w:lang w:val="nl-NL"/>
+              </w:rPr>
+            </w:pPr>
+          </w:p>
+        </w:tc>
+        <w:tc>
+          <w:tcPr>
+            <w:tcW w:w="0" w:type="auto"/>
+          </w:tcPr>
+          <w:p>
+            <w:pPr>
+              <w:rPr>
+                <w:lang w:val="nl-NL"/>
+              </w:rPr>
+            </w:pPr>
+          </w:p>
+        </w:tc>
+        <w:tc>
+          <w:tcPr>
+            <w:tcW w:w="0" w:type="auto"/>
+          </w:tcPr>
+          <w:p>
+            <w:pPr>
+              <w:rPr>
+                <w:b/>
+                <w:bCs/>
+                <w:lang w:val="en-US"/>
+              </w:rPr>
+            </w:pPr>
+          </w:p>
+        </w:tc>
+        <w:tc>
+          <w:tcPr>
+            <w:tcW w:w="0" w:type="auto"/>
+          </w:tcPr>
+          <w:p>
+            <w:pPr>
+              <w:rPr>
+                <w:lang w:val="nl-NL"/>
+              </w:rPr>
+            </w:pPr>
+          </w:p>
+        </w:tc>
+      </w:tr>
+    </w:tbl>
+    <w:p>
+      <w:pPr>
+        <w:rPr>
+          <w:lang w:val="nl-NL"/>
+        </w:rPr>
+      </w:pPr>
+    </w:p>
+    <w:p>
+      <w:pPr>
+        <w:rPr>
+          <w:lang w:val="nl-NL"/>
+        </w:rPr>
+      </w:pPr>
+    </w:p>
+    <w:p>
+      <w:pPr>
+        <w:pStyle w:val="Heading1"/>
+        <w:rPr>
+          <w:lang w:val="nl-NL"/>
+        </w:rPr>
+      </w:pPr>
+      <w:r>
+        <w:rPr>
+          <w:lang w:val="nl-NL"/>
+        </w:rPr>
+        <w:t>RISK REGISTER (Watchlist)</w:t>
+      </w:r>
+    </w:p>
+    <w:tbl>
+      <w:tblPr>
+        <w:tblStyle w:val="TableGridLight"/>
+        <w:tblW w:w="0" w:type="auto"/>
+        <w:tblLook w:val="04A0" w:firstRow="1" w:lastRow="0" w:firstColumn="1" w:lastColumn="0" w:noHBand="0" w:noVBand="1"/>
+      </w:tblPr>
+      <w:tblGrid>
+        <w:gridCol w:w="547"/>
+        <w:gridCol w:w="1458"/>
+        <w:gridCol w:w="5899"/>
+        <w:gridCol w:w="5050"/>
+        <w:gridCol w:w="757"/>
+      </w:tblGrid>
+      <w:tr>
         <w:tc>
           <w:tcPr>
             <w:tcW w:w="0" w:type="auto"/>
@@ -4063,175 +2685,11 @@
           <w:p>
             <w:pPr>
               <w:rPr>
-                <w:sz w:val="22"/>
-                <w:szCs w:val="22"/>
                 <w:lang w:val="nl-NL"/>
               </w:rPr>
             </w:pPr>
             <w:r>
               <w:rPr>
-                <w:b/>
-                <w:bCs/>
-                <w:sz w:val="22"/>
-                <w:szCs w:val="22"/>
-                <w:lang w:val="nl-NL"/>
-              </w:rPr>
-              <w:t>D03</w:t>
-            </w:r>
-          </w:p>
-        </w:tc>
-        <w:tc>
-          <w:tcPr>
-            <w:tcW w:w="0" w:type="auto"/>
-            <w:hideMark/>
-          </w:tcPr>
-          <w:p>
-            <w:pPr>
-              <w:rPr>
-                <w:sz w:val="22"/>
-                <w:szCs w:val="22"/>
-                <w:lang w:val="nl-NL"/>
-              </w:rPr>
-            </w:pPr>
-            <w:r>
-              <w:rPr>
-                <w:sz w:val="22"/>
-                <w:szCs w:val="22"/>
-                <w:lang w:val="nl-NL"/>
-              </w:rPr>
-              <w:t>Comm.</w:t>
-            </w:r>
-          </w:p>
-        </w:tc>
-        <w:tc>
-          <w:tcPr>
-            <w:tcW w:w="0" w:type="auto"/>
-            <w:hideMark/>
-          </w:tcPr>
-          <w:p>
-            <w:pPr>
-              <w:rPr>
-                <w:sz w:val="22"/>
-                <w:szCs w:val="22"/>
-                <w:lang w:val="nl-NL"/>
-              </w:rPr>
-            </w:pPr>
-            <w:r>
-              <w:rPr>
-                <w:b/>
-                <w:bCs/>
-                <w:sz w:val="22"/>
-                <w:szCs w:val="22"/>
-                <w:lang w:val="nl-NL"/>
-              </w:rPr>
-              <w:t>Main Contact Persons:</w:t>
-            </w:r>
-            <w:r>
-              <w:rPr>
-                <w:sz w:val="22"/>
-                <w:szCs w:val="22"/>
-                <w:lang w:val="nl-NL"/>
-              </w:rPr>
-              <w:t xml:space="preserve"> Peet Schutte (DNV) and Roland de Witte (SC&amp;M).</w:t>
-            </w:r>
-          </w:p>
-        </w:tc>
-        <w:tc>
-          <w:tcPr>
-            <w:tcW w:w="0" w:type="auto"/>
-            <w:hideMark/>
-          </w:tcPr>
-          <w:p>
-            <w:pPr>
-              <w:rPr>
-                <w:sz w:val="22"/>
-                <w:szCs w:val="22"/>
-                <w:lang w:val="nl-NL"/>
-              </w:rPr>
-            </w:pPr>
-            <w:r>
-              <w:rPr>
-                <w:sz w:val="22"/>
-                <w:szCs w:val="22"/>
-                <w:lang w:val="nl-NL"/>
-              </w:rPr>
-              <w:t>At kickoff</w:t>
-            </w:r>
-          </w:p>
-        </w:tc>
-      </w:tr>
-    </w:tbl>
-    <w:p>
-      <w:pPr>
-        <w:pStyle w:val="Heading2"/>
-        <w:rPr>
-          <w:sz w:val="22"/>
-          <w:szCs w:val="22"/>
-          <w:lang w:val="nl-NL"/>
-        </w:rPr>
-      </w:pPr>
-      <w:r>
-        <w:rPr>
-          <w:sz w:val="22"/>
-          <w:szCs w:val="22"/>
-          <w:lang w:val="nl-NL"/>
-        </w:rPr>
-        <w:t>Risk Register (Watchlist)</w:t>
-      </w:r>
-    </w:p>
-    <w:p>
-      <w:pPr>
-        <w:rPr>
-          <w:sz w:val="22"/>
-          <w:szCs w:val="22"/>
-          <w:lang w:val="en-US"/>
-        </w:rPr>
-      </w:pPr>
-      <w:r>
-        <w:rPr>
-          <w:i/>
-          <w:iCs/>
-          <w:sz w:val="22"/>
-          <w:szCs w:val="22"/>
-          <w:lang w:val="en-US"/>
-        </w:rPr>
-        <w:t>This table tracks risks that need monitoring throughout the project.</w:t>
-      </w:r>
-    </w:p>
-    <w:tbl>
-      <w:tblPr>
-        <w:tblStyle w:val="TableGrid"/>
-        <w:tblW w:w="13575" w:type="dxa"/>
-        <w:tblLook w:val="04A0" w:firstRow="1" w:lastRow="0" w:firstColumn="1" w:lastColumn="0" w:noHBand="0" w:noVBand="1"/>
-      </w:tblPr>
-      <w:tblGrid>
-        <w:gridCol w:w="621"/>
-        <w:gridCol w:w="2797"/>
-        <w:gridCol w:w="4940"/>
-        <w:gridCol w:w="4340"/>
-        <w:gridCol w:w="877"/>
-      </w:tblGrid>
-      <w:tr>
-        <w:trPr>
-          <w:trHeight w:val="613"/>
-        </w:trPr>
-        <w:tc>
-          <w:tcPr>
-            <w:tcW w:w="0" w:type="auto"/>
-            <w:hideMark/>
-          </w:tcPr>
-          <w:p>
-            <w:pPr>
-              <w:rPr>
-                <w:sz w:val="22"/>
-                <w:szCs w:val="22"/>
-                <w:lang w:val="nl-NL"/>
-              </w:rPr>
-            </w:pPr>
-            <w:r>
-              <w:rPr>
-                <w:sz w:val="22"/>
-                <w:szCs w:val="22"/>
                 <w:lang w:val="nl-NL"/>
               </w:rPr>
               <w:t>ID</w:t>
@@ -4246,15 +2704,11 @@
           <w:p>
             <w:pPr>
               <w:rPr>
-                <w:sz w:val="22"/>
-                <w:szCs w:val="22"/>
                 <w:lang w:val="nl-NL"/>
               </w:rPr>
             </w:pPr>
             <w:r>
               <w:rPr>
-                <w:sz w:val="22"/>
-                <w:szCs w:val="22"/>
                 <w:lang w:val="nl-NL"/>
               </w:rPr>
               <w:t>Risk Description</w:t>
@@ -4269,15 +2723,11 @@
           <w:p>
             <w:pPr>
               <w:rPr>
-                <w:sz w:val="22"/>
-                <w:szCs w:val="22"/>
                 <w:lang w:val="nl-NL"/>
               </w:rPr>
             </w:pPr>
             <w:r>
               <w:rPr>
-                <w:sz w:val="22"/>
-                <w:szCs w:val="22"/>
                 <w:lang w:val="nl-NL"/>
               </w:rPr>
               <w:t>Potential Impact</w:t>
@@ -4292,15 +2742,11 @@
           <w:p>
             <w:pPr>
               <w:rPr>
-                <w:sz w:val="22"/>
-                <w:szCs w:val="22"/>
                 <w:lang w:val="nl-NL"/>
               </w:rPr>
             </w:pPr>
             <w:r>
               <w:rPr>
-                <w:sz w:val="22"/>
-                <w:szCs w:val="22"/>
                 <w:lang w:val="nl-NL"/>
               </w:rPr>
               <w:t>Mitigation Strategy</w:t>
@@ -4315,15 +2761,11 @@
           <w:p>
             <w:pPr>
               <w:rPr>
-                <w:sz w:val="22"/>
-                <w:szCs w:val="22"/>
                 <w:lang w:val="nl-NL"/>
               </w:rPr>
             </w:pPr>
             <w:r>
               <w:rPr>
-                <w:sz w:val="22"/>
-                <w:szCs w:val="22"/>
                 <w:lang w:val="nl-NL"/>
               </w:rPr>
               <w:t>Status</w:t>
@@ -4332,9 +2774,6 @@
         </w:tc>
       </w:tr>
       <w:tr>
-        <w:trPr>
-          <w:trHeight w:val="1226"/>
-        </w:trPr>
         <w:tc>
           <w:tcPr>
             <w:tcW w:w="0" w:type="auto"/>
@@ -4343,8 +2782,6 @@
           <w:p>
             <w:pPr>
               <w:rPr>
-                <w:sz w:val="22"/>
-                <w:szCs w:val="22"/>
                 <w:lang w:val="nl-NL"/>
               </w:rPr>
             </w:pPr>
@@ -4352,8 +2789,6 @@
               <w:rPr>
                 <w:b/>
                 <w:bCs/>
-                <w:sz w:val="22"/>
-                <w:szCs w:val="22"/>
                 <w:lang w:val="nl-NL"/>
               </w:rPr>
               <w:t>R01</w:t>
@@ -4368,20 +2803,16 @@
           <w:p>
             <w:pPr>
               <w:rPr>
-                <w:sz w:val="22"/>
-                <w:szCs w:val="22"/>
-                <w:lang w:val="en-US"/>
+                <w:lang w:val="nl-NL"/>
               </w:rPr>
             </w:pPr>
             <w:r>
               <w:rPr>
                 <w:b/>
                 <w:bCs/>
-                <w:sz w:val="22"/>
-                <w:szCs w:val="22"/>
-                <w:lang w:val="en-US"/>
+                <w:lang w:val="nl-NL"/>
               </w:rPr>
-              <w:t>Impact of EMC mitigations on Detail Design</w:t>
+              <w:t>High Soil Resistivity</w:t>
             </w:r>
           </w:p>
         </w:tc>
@@ -4393,18 +2824,125 @@
           <w:p>
             <w:pPr>
               <w:rPr>
-                <w:sz w:val="22"/>
-                <w:szCs w:val="22"/>
                 <w:lang w:val="en-US"/>
               </w:rPr>
             </w:pPr>
             <w:r>
               <w:rPr>
-                <w:sz w:val="22"/>
-                <w:szCs w:val="22"/>
                 <w:lang w:val="en-US"/>
               </w:rPr>
-              <w:t>Mitigations proposed by DNV might require changes to the already frozen or advanced Detail Design.</w:t>
+              <w:t xml:space="preserve">Deep soil layer resistivity (~500  </w:t>
+            </w:r>
+            <m:oMath>
+              <m:r>
+                <m:rPr>
+                  <m:sty m:val="p"/>
+                </m:rPr>
+                <w:rPr>
+                  <w:rFonts w:ascii="Cambria Math" w:hAnsi="Cambria Math"/>
+                  <w:lang w:val="nl-NL"/>
+                </w:rPr>
+                <m:t>Ω</m:t>
+              </m:r>
+              <m:r>
+                <w:rPr>
+                  <w:rFonts w:ascii="Cambria Math" w:hAnsi="Cambria Math"/>
+                  <w:lang w:val="en-US"/>
+                </w:rPr>
+                <m:t>⋅</m:t>
+              </m:r>
+              <m:r>
+                <w:rPr>
+                  <w:rFonts w:ascii="Cambria Math" w:hAnsi="Cambria Math"/>
+                  <w:lang w:val="nl-NL"/>
+                </w:rPr>
+                <m:t>m</m:t>
+              </m:r>
+            </m:oMath>
+            <w:r>
+              <w:rPr>
+                <w:lang w:val="en-US"/>
+              </w:rPr>
+              <w:t>) may cause Station Resistance (</w:t>
+            </w:r>
+            <m:oMath>
+              <m:sSub>
+                <m:sSubPr>
+                  <m:ctrlPr>
+                    <w:rPr>
+                      <w:rFonts w:ascii="Cambria Math" w:hAnsi="Cambria Math"/>
+                      <w:lang w:val="nl-NL"/>
+                    </w:rPr>
+                  </m:ctrlPr>
+                </m:sSubPr>
+                <m:e>
+                  <m:r>
+                    <w:rPr>
+                      <w:rFonts w:ascii="Cambria Math" w:hAnsi="Cambria Math"/>
+                      <w:lang w:val="nl-NL"/>
+                    </w:rPr>
+                    <m:t>R</m:t>
+                  </m:r>
+                </m:e>
+                <m:sub>
+                  <m:r>
+                    <w:rPr>
+                      <w:rFonts w:ascii="Cambria Math" w:hAnsi="Cambria Math"/>
+                      <w:lang w:val="nl-NL"/>
+                    </w:rPr>
+                    <m:t>a</m:t>
+                  </m:r>
+                </m:sub>
+              </m:sSub>
+            </m:oMath>
+            <w:r>
+              <w:rPr>
+                <w:lang w:val="en-US"/>
+              </w:rPr>
+              <w:t xml:space="preserve">) to exceed the 0.1 </w:t>
+            </w:r>
+            <m:oMath>
+              <m:r>
+                <m:rPr>
+                  <m:sty m:val="p"/>
+                </m:rPr>
+                <w:rPr>
+                  <w:rFonts w:ascii="Cambria Math" w:hAnsi="Cambria Math"/>
+                  <w:lang w:val="nl-NL"/>
+                </w:rPr>
+                <m:t>Ω</m:t>
+              </m:r>
+              <m:r>
+                <w:rPr>
+                  <w:rFonts w:ascii="Cambria Math" w:hAnsi="Cambria Math"/>
+                  <w:lang w:val="en-US"/>
+                </w:rPr>
+                <m:t xml:space="preserve"> </m:t>
+              </m:r>
+            </m:oMath>
+            <w:r>
+              <w:rPr>
+                <w:lang w:val="en-US"/>
+              </w:rPr>
+              <w:t xml:space="preserve">target (currently calc. 0.931 </w:t>
+            </w:r>
+            <m:oMath>
+              <m:r>
+                <m:rPr>
+                  <m:sty m:val="p"/>
+                </m:rPr>
+                <w:rPr>
+                  <w:rFonts w:ascii="Cambria Math" w:hAnsi="Cambria Math"/>
+                  <w:lang w:val="nl-NL"/>
+                </w:rPr>
+                <m:t xml:space="preserve">Ω </m:t>
+              </m:r>
+            </m:oMath>
+            <w:r>
+              <w:rPr>
+                <w:lang w:val="en-US"/>
+              </w:rPr>
+              <w:t>), leading to high GPR (27.1 kV).</w:t>
             </w:r>
           </w:p>
         </w:tc>
@@ -4416,36 +2954,20 @@
           <w:p>
             <w:pPr>
               <w:rPr>
-                <w:sz w:val="22"/>
-                <w:szCs w:val="22"/>
-                <w:lang w:val="en-US"/>
+                <w:lang w:val="nl-NL"/>
               </w:rPr>
             </w:pPr>
             <w:r>
               <w:rPr>
-                <w:sz w:val="22"/>
-                <w:szCs w:val="22"/>
                 <w:lang w:val="en-US"/>
               </w:rPr>
-              <w:t>Early identification of major deviations during the "</w:t>
+              <w:t xml:space="preserve">DNV to perform detailed CDEGS modeling to verify conservatism of current assumptions. </w:t>
             </w:r>
-            <w:proofErr w:type="spellStart"/>
             <w:r>
               <w:rPr>
-                <w:sz w:val="22"/>
-                <w:szCs w:val="22"/>
-                <w:lang w:val="en-US"/>
+                <w:lang w:val="nl-NL"/>
               </w:rPr>
-              <w:t>Nulinspectie</w:t>
-            </w:r>
-            <w:proofErr w:type="spellEnd"/>
-            <w:r>
-              <w:rPr>
-                <w:sz w:val="22"/>
-                <w:szCs w:val="22"/>
-                <w:lang w:val="en-US"/>
-              </w:rPr>
-              <w:t>" and Gap Analysis.</w:t>
+              <w:t>Highlight specific mitigation needs early.</w:t>
             </w:r>
           </w:p>
         </w:tc>
@@ -4457,8 +2979,6 @@
           <w:p>
             <w:pPr>
               <w:rPr>
-                <w:sz w:val="22"/>
-                <w:szCs w:val="22"/>
                 <w:lang w:val="nl-NL"/>
               </w:rPr>
             </w:pPr>
@@ -4466,8 +2986,109 @@
               <w:rPr>
                 <w:b/>
                 <w:bCs/>
-                <w:sz w:val="22"/>
-                <w:szCs w:val="22"/>
+                <w:lang w:val="nl-NL"/>
+              </w:rPr>
+              <w:t>Active</w:t>
+            </w:r>
+          </w:p>
+        </w:tc>
+      </w:tr>
+      <w:tr>
+        <w:tc>
+          <w:tcPr>
+            <w:tcW w:w="0" w:type="auto"/>
+            <w:hideMark/>
+          </w:tcPr>
+          <w:p>
+            <w:pPr>
+              <w:rPr>
+                <w:lang w:val="nl-NL"/>
+              </w:rPr>
+            </w:pPr>
+            <w:r>
+              <w:rPr>
+                <w:b/>
+                <w:bCs/>
+                <w:lang w:val="nl-NL"/>
+              </w:rPr>
+              <w:t>R02</w:t>
+            </w:r>
+          </w:p>
+        </w:tc>
+        <w:tc>
+          <w:tcPr>
+            <w:tcW w:w="0" w:type="auto"/>
+            <w:hideMark/>
+          </w:tcPr>
+          <w:p>
+            <w:pPr>
+              <w:rPr>
+                <w:lang w:val="nl-NL"/>
+              </w:rPr>
+            </w:pPr>
+            <w:r>
+              <w:rPr>
+                <w:b/>
+                <w:bCs/>
+                <w:lang w:val="nl-NL"/>
+              </w:rPr>
+              <w:t>Input Data Accuracy</w:t>
+            </w:r>
+          </w:p>
+        </w:tc>
+        <w:tc>
+          <w:tcPr>
+            <w:tcW w:w="0" w:type="auto"/>
+            <w:hideMark/>
+          </w:tcPr>
+          <w:p>
+            <w:pPr>
+              <w:rPr>
+                <w:lang w:val="en-US"/>
+              </w:rPr>
+            </w:pPr>
+            <w:r>
+              <w:rPr>
+                <w:lang w:val="en-US"/>
+              </w:rPr>
+              <w:t>Modeling based on outdated KLIC data (e.g., phantom pipeline) will result in false positives for interference.</w:t>
+            </w:r>
+          </w:p>
+        </w:tc>
+        <w:tc>
+          <w:tcPr>
+            <w:tcW w:w="0" w:type="auto"/>
+            <w:hideMark/>
+          </w:tcPr>
+          <w:p>
+            <w:pPr>
+              <w:rPr>
+                <w:lang w:val="en-US"/>
+              </w:rPr>
+            </w:pPr>
+            <w:r>
+              <w:rPr>
+                <w:lang w:val="en-US"/>
+              </w:rPr>
+              <w:t>Client to verify "Click data" and confirm removal of assets before final simulation runs.</w:t>
+            </w:r>
+          </w:p>
+        </w:tc>
+        <w:tc>
+          <w:tcPr>
+            <w:tcW w:w="0" w:type="auto"/>
+            <w:hideMark/>
+          </w:tcPr>
+          <w:p>
+            <w:pPr>
+              <w:rPr>
+                <w:lang w:val="nl-NL"/>
+              </w:rPr>
+            </w:pPr>
+            <w:r>
+              <w:rPr>
+                <w:b/>
+                <w:bCs/>
                 <w:lang w:val="nl-NL"/>
               </w:rPr>
               <w:t>Active</w:t>
@@ -4479,26 +3100,17 @@
     <w:p>
       <w:pPr>
         <w:rPr>
-          <w:sz w:val="22"/>
-          <w:szCs w:val="22"/>
           <w:lang w:val="en-US"/>
         </w:rPr>
       </w:pPr>
     </w:p>
     <w:p>
       <w:pPr>
-        <w:pStyle w:val="BodyText"/>
+        <w:spacing w:after="200" w:line="276" w:lineRule="auto"/>
         <w:rPr>
-          <w:sz w:val="22"/>
-          <w:szCs w:val="22"/>
-          <w:lang w:val="en-US"/>
-        </w:rPr>
-      </w:pPr>
-    </w:p>
-    <w:p>
-      <w:pPr>
-        <w:pStyle w:val="BodyText"/>
-        <w:rPr>
+          <w:b/>
+          <w:caps/>
+          <w:color w:val="0F204B"/>
           <w:sz w:val="22"/>
           <w:szCs w:val="22"/>
           <w:lang w:val="en-US"/>
@@ -4681,7 +3293,7 @@
             <w:fldChar w:fldCharType="separate"/>
           </w:r>
           <w:r>
-            <w:t>Project Tracker DNV - Simonshaven 380kV - Expansion DP2-4 EMC</w:t>
+            <w:t>Project Tracker DNV - Tilburg EMC</w:t>
           </w:r>
           <w:r>
             <w:fldChar w:fldCharType="end"/>
@@ -4794,7 +3406,7 @@
             <w:fldChar w:fldCharType="separate"/>
           </w:r>
           <w:r>
-            <w:t>Project Tracker DNV - Simonshaven 380kV - Expansion DP2-4 EMC</w:t>
+            <w:t>Project Tracker DNV - Tilburg EMC</w:t>
           </w:r>
           <w:r>
             <w:fldChar w:fldCharType="end"/>
@@ -4879,7 +3491,7 @@
               <wp:inline distT="0" distB="0" distL="0" distR="0" wp14:anchorId="2F379788" wp14:editId="02BD168D">
                 <wp:extent cx="1479600" cy="730800"/>
                 <wp:effectExtent l="0" t="0" r="0" b="0"/>
-                <wp:docPr id="1858353646" name="Picture 1858353646"/>
+                <wp:docPr id="1855916006" name="Picture 1855916006"/>
                 <wp:cNvGraphicFramePr>
                   <a:graphicFrameLocks xmlns:a="http://schemas.openxmlformats.org/drawingml/2006/main" noChangeAspect="1"/>
                 </wp:cNvGraphicFramePr>
@@ -5098,7 +3710,7 @@
               <wp:inline distT="0" distB="0" distL="0" distR="0" wp14:anchorId="2B16C00B" wp14:editId="22D22EE8">
                 <wp:extent cx="1479600" cy="730800"/>
                 <wp:effectExtent l="0" t="0" r="0" b="0"/>
-                <wp:docPr id="1506323090" name="Picture 1506323090"/>
+                <wp:docPr id="686252437" name="Picture 686252437"/>
                 <wp:cNvGraphicFramePr>
                   <a:graphicFrameLocks xmlns:a="http://schemas.openxmlformats.org/drawingml/2006/main" noChangeAspect="1"/>
                 </wp:cNvGraphicFramePr>
@@ -5399,6 +4011,95 @@
     </w:lvl>
   </w:abstractNum>
   <w:abstractNum w:abstractNumId="10" w15:restartNumberingAfterBreak="0">
+    <w:nsid w:val="033358CC"/>
+    <w:multiLevelType w:val="hybridMultilevel"/>
+    <w:tmpl w:val="45CCFD4C"/>
+    <w:lvl w:ilvl="0" w:tplc="0413000F">
+      <w:start w:val="1"/>
+      <w:numFmt w:val="decimal"/>
+      <w:lvlText w:val="%1."/>
+      <w:lvlJc w:val="left"/>
+      <w:pPr>
+        <w:ind w:left="720" w:hanging="360"/>
+      </w:pPr>
+      <w:rPr>
+        <w:rFonts w:hint="default"/>
+      </w:rPr>
+    </w:lvl>
+    <w:lvl w:ilvl="1" w:tplc="04130019" w:tentative="1">
+      <w:start w:val="1"/>
+      <w:numFmt w:val="lowerLetter"/>
+      <w:lvlText w:val="%2."/>
+      <w:lvlJc w:val="left"/>
+      <w:pPr>
+        <w:ind w:left="1440" w:hanging="360"/>
+      </w:pPr>
+    </w:lvl>
+    <w:lvl w:ilvl="2" w:tplc="0413001B" w:tentative="1">
+      <w:start w:val="1"/>
+      <w:numFmt w:val="lowerRoman"/>
+      <w:lvlText w:val="%3."/>
+      <w:lvlJc w:val="right"/>
+      <w:pPr>
+        <w:ind w:left="2160" w:hanging="180"/>
+      </w:pPr>
+    </w:lvl>
+    <w:lvl w:ilvl="3" w:tplc="0413000F" w:tentative="1">
+      <w:start w:val="1"/>
+      <w:numFmt w:val="decimal"/>
+      <w:lvlText w:val="%4."/>
+      <w:lvlJc w:val="left"/>
+      <w:pPr>
+        <w:ind w:left="2880" w:hanging="360"/>
+      </w:pPr>
+    </w:lvl>
+    <w:lvl w:ilvl="4" w:tplc="04130019" w:tentative="1">
+      <w:start w:val="1"/>
+      <w:numFmt w:val="lowerLetter"/>
+      <w:lvlText w:val="%5."/>
+      <w:lvlJc w:val="left"/>
+      <w:pPr>
+        <w:ind w:left="3600" w:hanging="360"/>
+      </w:pPr>
+    </w:lvl>
+    <w:lvl w:ilvl="5" w:tplc="0413001B" w:tentative="1">
+      <w:start w:val="1"/>
+      <w:numFmt w:val="lowerRoman"/>
+      <w:lvlText w:val="%6."/>
+      <w:lvlJc w:val="right"/>
+      <w:pPr>
+        <w:ind w:left="4320" w:hanging="180"/>
+      </w:pPr>
+    </w:lvl>
+    <w:lvl w:ilvl="6" w:tplc="0413000F" w:tentative="1">
+      <w:start w:val="1"/>
+      <w:numFmt w:val="decimal"/>
+      <w:lvlText w:val="%7."/>
+      <w:lvlJc w:val="left"/>
+      <w:pPr>
+        <w:ind w:left="5040" w:hanging="360"/>
+      </w:pPr>
+    </w:lvl>
+    <w:lvl w:ilvl="7" w:tplc="04130019" w:tentative="1">
+      <w:start w:val="1"/>
+      <w:numFmt w:val="lowerLetter"/>
+      <w:lvlText w:val="%8."/>
+      <w:lvlJc w:val="left"/>
+      <w:pPr>
+        <w:ind w:left="5760" w:hanging="360"/>
+      </w:pPr>
+    </w:lvl>
+    <w:lvl w:ilvl="8" w:tplc="0413001B" w:tentative="1">
+      <w:start w:val="1"/>
+      <w:numFmt w:val="lowerRoman"/>
+      <w:lvlText w:val="%9."/>
+      <w:lvlJc w:val="right"/>
+      <w:pPr>
+        <w:ind w:left="6480" w:hanging="180"/>
+      </w:pPr>
+    </w:lvl>
+  </w:abstractNum>
+  <w:abstractNum w:abstractNumId="11" w15:restartNumberingAfterBreak="0">
     <w:nsid w:val="03E47023"/>
     <w:multiLevelType w:val="multilevel"/>
     <w:tmpl w:val="E1EE0F16"/>
@@ -5506,7 +4207,7 @@
       </w:pPr>
     </w:lvl>
   </w:abstractNum>
-  <w:abstractNum w:abstractNumId="11" w15:restartNumberingAfterBreak="0">
+  <w:abstractNum w:abstractNumId="12" w15:restartNumberingAfterBreak="0">
     <w:nsid w:val="089D1768"/>
     <w:multiLevelType w:val="multilevel"/>
     <w:tmpl w:val="0414001F"/>
@@ -5593,7 +4294,7 @@
       </w:pPr>
     </w:lvl>
   </w:abstractNum>
-  <w:abstractNum w:abstractNumId="12" w15:restartNumberingAfterBreak="0">
+  <w:abstractNum w:abstractNumId="13" w15:restartNumberingAfterBreak="0">
     <w:nsid w:val="0EE65017"/>
     <w:multiLevelType w:val="multilevel"/>
     <w:tmpl w:val="04140023"/>
@@ -5681,7 +4382,156 @@
       </w:pPr>
     </w:lvl>
   </w:abstractNum>
-  <w:abstractNum w:abstractNumId="13" w15:restartNumberingAfterBreak="0">
+  <w:abstractNum w:abstractNumId="14" w15:restartNumberingAfterBreak="0">
+    <w:nsid w:val="0F1E15DC"/>
+    <w:multiLevelType w:val="multilevel"/>
+    <w:tmpl w:val="B344AB08"/>
+    <w:lvl w:ilvl="0">
+      <w:start w:val="1"/>
+      <w:numFmt w:val="bullet"/>
+      <w:lvlText w:val=""/>
+      <w:lvlJc w:val="left"/>
+      <w:pPr>
+        <w:tabs>
+          <w:tab w:val="num" w:pos="720"/>
+        </w:tabs>
+        <w:ind w:left="720" w:hanging="360"/>
+      </w:pPr>
+      <w:rPr>
+        <w:rFonts w:ascii="Symbol" w:hAnsi="Symbol" w:hint="default"/>
+        <w:sz w:val="20"/>
+      </w:rPr>
+    </w:lvl>
+    <w:lvl w:ilvl="1" w:tentative="1">
+      <w:start w:val="1"/>
+      <w:numFmt w:val="bullet"/>
+      <w:lvlText w:val="o"/>
+      <w:lvlJc w:val="left"/>
+      <w:pPr>
+        <w:tabs>
+          <w:tab w:val="num" w:pos="1440"/>
+        </w:tabs>
+        <w:ind w:left="1440" w:hanging="360"/>
+      </w:pPr>
+      <w:rPr>
+        <w:rFonts w:ascii="Courier New" w:hAnsi="Courier New" w:hint="default"/>
+        <w:sz w:val="20"/>
+      </w:rPr>
+    </w:lvl>
+    <w:lvl w:ilvl="2" w:tentative="1">
+      <w:start w:val="1"/>
+      <w:numFmt w:val="bullet"/>
+      <w:lvlText w:val=""/>
+      <w:lvlJc w:val="left"/>
+      <w:pPr>
+        <w:tabs>
+          <w:tab w:val="num" w:pos="2160"/>
+        </w:tabs>
+        <w:ind w:left="2160" w:hanging="360"/>
+      </w:pPr>
+      <w:rPr>
+        <w:rFonts w:ascii="Wingdings" w:hAnsi="Wingdings" w:hint="default"/>
+        <w:sz w:val="20"/>
+      </w:rPr>
+    </w:lvl>
+    <w:lvl w:ilvl="3" w:tentative="1">
+      <w:start w:val="1"/>
+      <w:numFmt w:val="bullet"/>
+      <w:lvlText w:val=""/>
+      <w:lvlJc w:val="left"/>
+      <w:pPr>
+        <w:tabs>
+          <w:tab w:val="num" w:pos="2880"/>
+        </w:tabs>
+        <w:ind w:left="2880" w:hanging="360"/>
+      </w:pPr>
+      <w:rPr>
+        <w:rFonts w:ascii="Wingdings" w:hAnsi="Wingdings" w:hint="default"/>
+        <w:sz w:val="20"/>
+      </w:rPr>
+    </w:lvl>
+    <w:lvl w:ilvl="4" w:tentative="1">
+      <w:start w:val="1"/>
+      <w:numFmt w:val="bullet"/>
+      <w:lvlText w:val=""/>
+      <w:lvlJc w:val="left"/>
+      <w:pPr>
+        <w:tabs>
+          <w:tab w:val="num" w:pos="3600"/>
+        </w:tabs>
+        <w:ind w:left="3600" w:hanging="360"/>
+      </w:pPr>
+      <w:rPr>
+        <w:rFonts w:ascii="Wingdings" w:hAnsi="Wingdings" w:hint="default"/>
+        <w:sz w:val="20"/>
+      </w:rPr>
+    </w:lvl>
+    <w:lvl w:ilvl="5" w:tentative="1">
+      <w:start w:val="1"/>
+      <w:numFmt w:val="bullet"/>
+      <w:lvlText w:val=""/>
+      <w:lvlJc w:val="left"/>
+      <w:pPr>
+        <w:tabs>
+          <w:tab w:val="num" w:pos="4320"/>
+        </w:tabs>
+        <w:ind w:left="4320" w:hanging="360"/>
+      </w:pPr>
+      <w:rPr>
+        <w:rFonts w:ascii="Wingdings" w:hAnsi="Wingdings" w:hint="default"/>
+        <w:sz w:val="20"/>
+      </w:rPr>
+    </w:lvl>
+    <w:lvl w:ilvl="6" w:tentative="1">
+      <w:start w:val="1"/>
+      <w:numFmt w:val="bullet"/>
+      <w:lvlText w:val=""/>
+      <w:lvlJc w:val="left"/>
+      <w:pPr>
+        <w:tabs>
+          <w:tab w:val="num" w:pos="5040"/>
+        </w:tabs>
+        <w:ind w:left="5040" w:hanging="360"/>
+      </w:pPr>
+      <w:rPr>
+        <w:rFonts w:ascii="Wingdings" w:hAnsi="Wingdings" w:hint="default"/>
+        <w:sz w:val="20"/>
+      </w:rPr>
+    </w:lvl>
+    <w:lvl w:ilvl="7" w:tentative="1">
+      <w:start w:val="1"/>
+      <w:numFmt w:val="bullet"/>
+      <w:lvlText w:val=""/>
+      <w:lvlJc w:val="left"/>
+      <w:pPr>
+        <w:tabs>
+          <w:tab w:val="num" w:pos="5760"/>
+        </w:tabs>
+        <w:ind w:left="5760" w:hanging="360"/>
+      </w:pPr>
+      <w:rPr>
+        <w:rFonts w:ascii="Wingdings" w:hAnsi="Wingdings" w:hint="default"/>
+        <w:sz w:val="20"/>
+      </w:rPr>
+    </w:lvl>
+    <w:lvl w:ilvl="8" w:tentative="1">
+      <w:start w:val="1"/>
+      <w:numFmt w:val="bullet"/>
+      <w:lvlText w:val=""/>
+      <w:lvlJc w:val="left"/>
+      <w:pPr>
+        <w:tabs>
+          <w:tab w:val="num" w:pos="6480"/>
+        </w:tabs>
+        <w:ind w:left="6480" w:hanging="360"/>
+      </w:pPr>
+      <w:rPr>
+        <w:rFonts w:ascii="Wingdings" w:hAnsi="Wingdings" w:hint="default"/>
+        <w:sz w:val="20"/>
+      </w:rPr>
+    </w:lvl>
+  </w:abstractNum>
+  <w:abstractNum w:abstractNumId="15" w15:restartNumberingAfterBreak="0">
     <w:nsid w:val="0FFC6D30"/>
     <w:multiLevelType w:val="multilevel"/>
     <w:tmpl w:val="4DC25F76"/>
@@ -5794,7 +4644,7 @@
       </w:pPr>
     </w:lvl>
   </w:abstractNum>
-  <w:abstractNum w:abstractNumId="14" w15:restartNumberingAfterBreak="0">
+  <w:abstractNum w:abstractNumId="16" w15:restartNumberingAfterBreak="0">
     <w:nsid w:val="12963488"/>
     <w:multiLevelType w:val="hybridMultilevel"/>
     <w:tmpl w:val="E57C708C"/>
@@ -5907,7 +4757,7 @@
       </w:rPr>
     </w:lvl>
   </w:abstractNum>
-  <w:abstractNum w:abstractNumId="15" w15:restartNumberingAfterBreak="0">
+  <w:abstractNum w:abstractNumId="17" w15:restartNumberingAfterBreak="0">
     <w:nsid w:val="24644C83"/>
     <w:multiLevelType w:val="multilevel"/>
     <w:tmpl w:val="0414001D"/>
@@ -5994,7 +4844,7 @@
       </w:pPr>
     </w:lvl>
   </w:abstractNum>
-  <w:abstractNum w:abstractNumId="16" w15:restartNumberingAfterBreak="0">
+  <w:abstractNum w:abstractNumId="18" w15:restartNumberingAfterBreak="0">
     <w:nsid w:val="26E729AA"/>
     <w:multiLevelType w:val="multilevel"/>
     <w:tmpl w:val="6854C28A"/>
@@ -6082,7 +4932,7 @@
       </w:pPr>
     </w:lvl>
   </w:abstractNum>
-  <w:abstractNum w:abstractNumId="17" w15:restartNumberingAfterBreak="0">
+  <w:abstractNum w:abstractNumId="19" w15:restartNumberingAfterBreak="0">
     <w:nsid w:val="26F81FD9"/>
     <w:multiLevelType w:val="multilevel"/>
     <w:tmpl w:val="DC880328"/>
@@ -6231,7 +5081,120 @@
       </w:rPr>
     </w:lvl>
   </w:abstractNum>
-  <w:abstractNum w:abstractNumId="18" w15:restartNumberingAfterBreak="0">
+  <w:abstractNum w:abstractNumId="20" w15:restartNumberingAfterBreak="0">
+    <w:nsid w:val="2FF500CB"/>
+    <w:multiLevelType w:val="multilevel"/>
+    <w:tmpl w:val="5A68A1B8"/>
+    <w:lvl w:ilvl="0">
+      <w:start w:val="1"/>
+      <w:numFmt w:val="decimal"/>
+      <w:lvlText w:val="%1."/>
+      <w:lvlJc w:val="left"/>
+      <w:pPr>
+        <w:tabs>
+          <w:tab w:val="num" w:pos="720"/>
+        </w:tabs>
+        <w:ind w:left="720" w:hanging="360"/>
+      </w:pPr>
+    </w:lvl>
+    <w:lvl w:ilvl="1" w:tentative="1">
+      <w:start w:val="1"/>
+      <w:numFmt w:val="decimal"/>
+      <w:lvlText w:val="%2."/>
+      <w:lvlJc w:val="left"/>
+      <w:pPr>
+        <w:tabs>
+          <w:tab w:val="num" w:pos="1440"/>
+        </w:tabs>
+        <w:ind w:left="1440" w:hanging="360"/>
+      </w:pPr>
+    </w:lvl>
+    <w:lvl w:ilvl="2" w:tentative="1">
+      <w:start w:val="1"/>
+      <w:numFmt w:val="decimal"/>
+      <w:lvlText w:val="%3."/>
+      <w:lvlJc w:val="left"/>
+      <w:pPr>
+        <w:tabs>
+          <w:tab w:val="num" w:pos="2160"/>
+        </w:tabs>
+        <w:ind w:left="2160" w:hanging="360"/>
+      </w:pPr>
+    </w:lvl>
+    <w:lvl w:ilvl="3" w:tentative="1">
+      <w:start w:val="1"/>
+      <w:numFmt w:val="decimal"/>
+      <w:lvlText w:val="%4."/>
+      <w:lvlJc w:val="left"/>
+      <w:pPr>
+        <w:tabs>
+          <w:tab w:val="num" w:pos="2880"/>
+        </w:tabs>
+        <w:ind w:left="2880" w:hanging="360"/>
+      </w:pPr>
+    </w:lvl>
+    <w:lvl w:ilvl="4" w:tentative="1">
+      <w:start w:val="1"/>
+      <w:numFmt w:val="decimal"/>
+      <w:lvlText w:val="%5."/>
+      <w:lvlJc w:val="left"/>
+      <w:pPr>
+        <w:tabs>
+          <w:tab w:val="num" w:pos="3600"/>
+        </w:tabs>
+        <w:ind w:left="3600" w:hanging="360"/>
+      </w:pPr>
+    </w:lvl>
+    <w:lvl w:ilvl="5" w:tentative="1">
+      <w:start w:val="1"/>
+      <w:numFmt w:val="decimal"/>
+      <w:lvlText w:val="%6."/>
+      <w:lvlJc w:val="left"/>
+      <w:pPr>
+        <w:tabs>
+          <w:tab w:val="num" w:pos="4320"/>
+        </w:tabs>
+        <w:ind w:left="4320" w:hanging="360"/>
+      </w:pPr>
+    </w:lvl>
+    <w:lvl w:ilvl="6" w:tentative="1">
+      <w:start w:val="1"/>
+      <w:numFmt w:val="decimal"/>
+      <w:lvlText w:val="%7."/>
+      <w:lvlJc w:val="left"/>
+      <w:pPr>
+        <w:tabs>
+          <w:tab w:val="num" w:pos="5040"/>
+        </w:tabs>
+        <w:ind w:left="5040" w:hanging="360"/>
+      </w:pPr>
+    </w:lvl>
+    <w:lvl w:ilvl="7" w:tentative="1">
+      <w:start w:val="1"/>
+      <w:numFmt w:val="decimal"/>
+      <w:lvlText w:val="%8."/>
+      <w:lvlJc w:val="left"/>
+      <w:pPr>
+        <w:tabs>
+          <w:tab w:val="num" w:pos="5760"/>
+        </w:tabs>
+        <w:ind w:left="5760" w:hanging="360"/>
+      </w:pPr>
+    </w:lvl>
+    <w:lvl w:ilvl="8" w:tentative="1">
+      <w:start w:val="1"/>
+      <w:numFmt w:val="decimal"/>
+      <w:lvlText w:val="%9."/>
+      <w:lvlJc w:val="left"/>
+      <w:pPr>
+        <w:tabs>
+          <w:tab w:val="num" w:pos="6480"/>
+        </w:tabs>
+        <w:ind w:left="6480" w:hanging="360"/>
+      </w:pPr>
+    </w:lvl>
+  </w:abstractNum>
+  <w:abstractNum w:abstractNumId="21" w15:restartNumberingAfterBreak="0">
     <w:nsid w:val="319F69AC"/>
     <w:multiLevelType w:val="multilevel"/>
     <w:tmpl w:val="7514E0C8"/>
@@ -6380,7 +5343,7 @@
       </w:rPr>
     </w:lvl>
   </w:abstractNum>
-  <w:abstractNum w:abstractNumId="19" w15:restartNumberingAfterBreak="0">
+  <w:abstractNum w:abstractNumId="22" w15:restartNumberingAfterBreak="0">
     <w:nsid w:val="36354703"/>
     <w:multiLevelType w:val="hybridMultilevel"/>
     <w:tmpl w:val="1DB4F09E"/>
@@ -6493,7 +5456,7 @@
       </w:rPr>
     </w:lvl>
   </w:abstractNum>
-  <w:abstractNum w:abstractNumId="20" w15:restartNumberingAfterBreak="0">
+  <w:abstractNum w:abstractNumId="23" w15:restartNumberingAfterBreak="0">
     <w:nsid w:val="47B94084"/>
     <w:multiLevelType w:val="hybridMultilevel"/>
     <w:tmpl w:val="8FE49CEE"/>
@@ -6606,7 +5569,156 @@
       </w:rPr>
     </w:lvl>
   </w:abstractNum>
-  <w:abstractNum w:abstractNumId="21" w15:restartNumberingAfterBreak="0">
+  <w:abstractNum w:abstractNumId="24" w15:restartNumberingAfterBreak="0">
+    <w:nsid w:val="51600D81"/>
+    <w:multiLevelType w:val="multilevel"/>
+    <w:tmpl w:val="65E8F078"/>
+    <w:lvl w:ilvl="0">
+      <w:start w:val="1"/>
+      <w:numFmt w:val="bullet"/>
+      <w:lvlText w:val=""/>
+      <w:lvlJc w:val="left"/>
+      <w:pPr>
+        <w:tabs>
+          <w:tab w:val="num" w:pos="720"/>
+        </w:tabs>
+        <w:ind w:left="720" w:hanging="360"/>
+      </w:pPr>
+      <w:rPr>
+        <w:rFonts w:ascii="Symbol" w:hAnsi="Symbol" w:hint="default"/>
+        <w:sz w:val="20"/>
+      </w:rPr>
+    </w:lvl>
+    <w:lvl w:ilvl="1" w:tentative="1">
+      <w:start w:val="1"/>
+      <w:numFmt w:val="bullet"/>
+      <w:lvlText w:val="o"/>
+      <w:lvlJc w:val="left"/>
+      <w:pPr>
+        <w:tabs>
+          <w:tab w:val="num" w:pos="1440"/>
+        </w:tabs>
+        <w:ind w:left="1440" w:hanging="360"/>
+      </w:pPr>
+      <w:rPr>
+        <w:rFonts w:ascii="Courier New" w:hAnsi="Courier New" w:hint="default"/>
+        <w:sz w:val="20"/>
+      </w:rPr>
+    </w:lvl>
+    <w:lvl w:ilvl="2" w:tentative="1">
+      <w:start w:val="1"/>
+      <w:numFmt w:val="bullet"/>
+      <w:lvlText w:val=""/>
+      <w:lvlJc w:val="left"/>
+      <w:pPr>
+        <w:tabs>
+          <w:tab w:val="num" w:pos="2160"/>
+        </w:tabs>
+        <w:ind w:left="2160" w:hanging="360"/>
+      </w:pPr>
+      <w:rPr>
+        <w:rFonts w:ascii="Wingdings" w:hAnsi="Wingdings" w:hint="default"/>
+        <w:sz w:val="20"/>
+      </w:rPr>
+    </w:lvl>
+    <w:lvl w:ilvl="3" w:tentative="1">
+      <w:start w:val="1"/>
+      <w:numFmt w:val="bullet"/>
+      <w:lvlText w:val=""/>
+      <w:lvlJc w:val="left"/>
+      <w:pPr>
+        <w:tabs>
+          <w:tab w:val="num" w:pos="2880"/>
+        </w:tabs>
+        <w:ind w:left="2880" w:hanging="360"/>
+      </w:pPr>
+      <w:rPr>
+        <w:rFonts w:ascii="Wingdings" w:hAnsi="Wingdings" w:hint="default"/>
+        <w:sz w:val="20"/>
+      </w:rPr>
+    </w:lvl>
+    <w:lvl w:ilvl="4" w:tentative="1">
+      <w:start w:val="1"/>
+      <w:numFmt w:val="bullet"/>
+      <w:lvlText w:val=""/>
+      <w:lvlJc w:val="left"/>
+      <w:pPr>
+        <w:tabs>
+          <w:tab w:val="num" w:pos="3600"/>
+        </w:tabs>
+        <w:ind w:left="3600" w:hanging="360"/>
+      </w:pPr>
+      <w:rPr>
+        <w:rFonts w:ascii="Wingdings" w:hAnsi="Wingdings" w:hint="default"/>
+        <w:sz w:val="20"/>
+      </w:rPr>
+    </w:lvl>
+    <w:lvl w:ilvl="5" w:tentative="1">
+      <w:start w:val="1"/>
+      <w:numFmt w:val="bullet"/>
+      <w:lvlText w:val=""/>
+      <w:lvlJc w:val="left"/>
+      <w:pPr>
+        <w:tabs>
+          <w:tab w:val="num" w:pos="4320"/>
+        </w:tabs>
+        <w:ind w:left="4320" w:hanging="360"/>
+      </w:pPr>
+      <w:rPr>
+        <w:rFonts w:ascii="Wingdings" w:hAnsi="Wingdings" w:hint="default"/>
+        <w:sz w:val="20"/>
+      </w:rPr>
+    </w:lvl>
+    <w:lvl w:ilvl="6" w:tentative="1">
+      <w:start w:val="1"/>
+      <w:numFmt w:val="bullet"/>
+      <w:lvlText w:val=""/>
+      <w:lvlJc w:val="left"/>
+      <w:pPr>
+        <w:tabs>
+          <w:tab w:val="num" w:pos="5040"/>
+        </w:tabs>
+        <w:ind w:left="5040" w:hanging="360"/>
+      </w:pPr>
+      <w:rPr>
+        <w:rFonts w:ascii="Wingdings" w:hAnsi="Wingdings" w:hint="default"/>
+        <w:sz w:val="20"/>
+      </w:rPr>
+    </w:lvl>
+    <w:lvl w:ilvl="7" w:tentative="1">
+      <w:start w:val="1"/>
+      <w:numFmt w:val="bullet"/>
+      <w:lvlText w:val=""/>
+      <w:lvlJc w:val="left"/>
+      <w:pPr>
+        <w:tabs>
+          <w:tab w:val="num" w:pos="5760"/>
+        </w:tabs>
+        <w:ind w:left="5760" w:hanging="360"/>
+      </w:pPr>
+      <w:rPr>
+        <w:rFonts w:ascii="Wingdings" w:hAnsi="Wingdings" w:hint="default"/>
+        <w:sz w:val="20"/>
+      </w:rPr>
+    </w:lvl>
+    <w:lvl w:ilvl="8" w:tentative="1">
+      <w:start w:val="1"/>
+      <w:numFmt w:val="bullet"/>
+      <w:lvlText w:val=""/>
+      <w:lvlJc w:val="left"/>
+      <w:pPr>
+        <w:tabs>
+          <w:tab w:val="num" w:pos="6480"/>
+        </w:tabs>
+        <w:ind w:left="6480" w:hanging="360"/>
+      </w:pPr>
+      <w:rPr>
+        <w:rFonts w:ascii="Wingdings" w:hAnsi="Wingdings" w:hint="default"/>
+        <w:sz w:val="20"/>
+      </w:rPr>
+    </w:lvl>
+  </w:abstractNum>
+  <w:abstractNum w:abstractNumId="25" w15:restartNumberingAfterBreak="0">
     <w:nsid w:val="533F6D1F"/>
     <w:multiLevelType w:val="multilevel"/>
     <w:tmpl w:val="0F9042EE"/>
@@ -6755,7 +5867,7 @@
       </w:rPr>
     </w:lvl>
   </w:abstractNum>
-  <w:abstractNum w:abstractNumId="22" w15:restartNumberingAfterBreak="0">
+  <w:abstractNum w:abstractNumId="26" w15:restartNumberingAfterBreak="0">
     <w:nsid w:val="54C137FA"/>
     <w:multiLevelType w:val="multilevel"/>
     <w:tmpl w:val="707A61B2"/>
@@ -6904,7 +6016,7 @@
       </w:rPr>
     </w:lvl>
   </w:abstractNum>
-  <w:abstractNum w:abstractNumId="23" w15:restartNumberingAfterBreak="0">
+  <w:abstractNum w:abstractNumId="27" w15:restartNumberingAfterBreak="0">
     <w:nsid w:val="575406A8"/>
     <w:multiLevelType w:val="multilevel"/>
     <w:tmpl w:val="F2BA9468"/>
@@ -7053,7 +6165,7 @@
       </w:rPr>
     </w:lvl>
   </w:abstractNum>
-  <w:abstractNum w:abstractNumId="24" w15:restartNumberingAfterBreak="0">
+  <w:abstractNum w:abstractNumId="28" w15:restartNumberingAfterBreak="0">
     <w:nsid w:val="60671FEA"/>
     <w:multiLevelType w:val="multilevel"/>
     <w:tmpl w:val="1E447AFA"/>
@@ -7202,7 +6314,7 @@
       </w:rPr>
     </w:lvl>
   </w:abstractNum>
-  <w:abstractNum w:abstractNumId="25" w15:restartNumberingAfterBreak="0">
+  <w:abstractNum w:abstractNumId="29" w15:restartNumberingAfterBreak="0">
     <w:nsid w:val="65263B3E"/>
     <w:multiLevelType w:val="multilevel"/>
     <w:tmpl w:val="4DC25F76"/>
@@ -7315,7 +6427,305 @@
       </w:pPr>
     </w:lvl>
   </w:abstractNum>
-  <w:abstractNum w:abstractNumId="26" w15:restartNumberingAfterBreak="0">
+  <w:abstractNum w:abstractNumId="30" w15:restartNumberingAfterBreak="0">
+    <w:nsid w:val="660D6076"/>
+    <w:multiLevelType w:val="multilevel"/>
+    <w:tmpl w:val="AA34FDEE"/>
+    <w:lvl w:ilvl="0">
+      <w:start w:val="1"/>
+      <w:numFmt w:val="bullet"/>
+      <w:lvlText w:val=""/>
+      <w:lvlJc w:val="left"/>
+      <w:pPr>
+        <w:tabs>
+          <w:tab w:val="num" w:pos="720"/>
+        </w:tabs>
+        <w:ind w:left="720" w:hanging="360"/>
+      </w:pPr>
+      <w:rPr>
+        <w:rFonts w:ascii="Symbol" w:hAnsi="Symbol" w:hint="default"/>
+        <w:sz w:val="20"/>
+      </w:rPr>
+    </w:lvl>
+    <w:lvl w:ilvl="1" w:tentative="1">
+      <w:start w:val="1"/>
+      <w:numFmt w:val="bullet"/>
+      <w:lvlText w:val="o"/>
+      <w:lvlJc w:val="left"/>
+      <w:pPr>
+        <w:tabs>
+          <w:tab w:val="num" w:pos="1440"/>
+        </w:tabs>
+        <w:ind w:left="1440" w:hanging="360"/>
+      </w:pPr>
+      <w:rPr>
+        <w:rFonts w:ascii="Courier New" w:hAnsi="Courier New" w:hint="default"/>
+        <w:sz w:val="20"/>
+      </w:rPr>
+    </w:lvl>
+    <w:lvl w:ilvl="2" w:tentative="1">
+      <w:start w:val="1"/>
+      <w:numFmt w:val="bullet"/>
+      <w:lvlText w:val=""/>
+      <w:lvlJc w:val="left"/>
+      <w:pPr>
+        <w:tabs>
+          <w:tab w:val="num" w:pos="2160"/>
+        </w:tabs>
+        <w:ind w:left="2160" w:hanging="360"/>
+      </w:pPr>
+      <w:rPr>
+        <w:rFonts w:ascii="Wingdings" w:hAnsi="Wingdings" w:hint="default"/>
+        <w:sz w:val="20"/>
+      </w:rPr>
+    </w:lvl>
+    <w:lvl w:ilvl="3" w:tentative="1">
+      <w:start w:val="1"/>
+      <w:numFmt w:val="bullet"/>
+      <w:lvlText w:val=""/>
+      <w:lvlJc w:val="left"/>
+      <w:pPr>
+        <w:tabs>
+          <w:tab w:val="num" w:pos="2880"/>
+        </w:tabs>
+        <w:ind w:left="2880" w:hanging="360"/>
+      </w:pPr>
+      <w:rPr>
+        <w:rFonts w:ascii="Wingdings" w:hAnsi="Wingdings" w:hint="default"/>
+        <w:sz w:val="20"/>
+      </w:rPr>
+    </w:lvl>
+    <w:lvl w:ilvl="4" w:tentative="1">
+      <w:start w:val="1"/>
+      <w:numFmt w:val="bullet"/>
+      <w:lvlText w:val=""/>
+      <w:lvlJc w:val="left"/>
+      <w:pPr>
+        <w:tabs>
+          <w:tab w:val="num" w:pos="3600"/>
+        </w:tabs>
+        <w:ind w:left="3600" w:hanging="360"/>
+      </w:pPr>
+      <w:rPr>
+        <w:rFonts w:ascii="Wingdings" w:hAnsi="Wingdings" w:hint="default"/>
+        <w:sz w:val="20"/>
+      </w:rPr>
+    </w:lvl>
+    <w:lvl w:ilvl="5" w:tentative="1">
+      <w:start w:val="1"/>
+      <w:numFmt w:val="bullet"/>
+      <w:lvlText w:val=""/>
+      <w:lvlJc w:val="left"/>
+      <w:pPr>
+        <w:tabs>
+          <w:tab w:val="num" w:pos="4320"/>
+        </w:tabs>
+        <w:ind w:left="4320" w:hanging="360"/>
+      </w:pPr>
+      <w:rPr>
+        <w:rFonts w:ascii="Wingdings" w:hAnsi="Wingdings" w:hint="default"/>
+        <w:sz w:val="20"/>
+      </w:rPr>
+    </w:lvl>
+    <w:lvl w:ilvl="6" w:tentative="1">
+      <w:start w:val="1"/>
+      <w:numFmt w:val="bullet"/>
+      <w:lvlText w:val=""/>
+      <w:lvlJc w:val="left"/>
+      <w:pPr>
+        <w:tabs>
+          <w:tab w:val="num" w:pos="5040"/>
+        </w:tabs>
+        <w:ind w:left="5040" w:hanging="360"/>
+      </w:pPr>
+      <w:rPr>
+        <w:rFonts w:ascii="Wingdings" w:hAnsi="Wingdings" w:hint="default"/>
+        <w:sz w:val="20"/>
+      </w:rPr>
+    </w:lvl>
+    <w:lvl w:ilvl="7" w:tentative="1">
+      <w:start w:val="1"/>
+      <w:numFmt w:val="bullet"/>
+      <w:lvlText w:val=""/>
+      <w:lvlJc w:val="left"/>
+      <w:pPr>
+        <w:tabs>
+          <w:tab w:val="num" w:pos="5760"/>
+        </w:tabs>
+        <w:ind w:left="5760" w:hanging="360"/>
+      </w:pPr>
+      <w:rPr>
+        <w:rFonts w:ascii="Wingdings" w:hAnsi="Wingdings" w:hint="default"/>
+        <w:sz w:val="20"/>
+      </w:rPr>
+    </w:lvl>
+    <w:lvl w:ilvl="8" w:tentative="1">
+      <w:start w:val="1"/>
+      <w:numFmt w:val="bullet"/>
+      <w:lvlText w:val=""/>
+      <w:lvlJc w:val="left"/>
+      <w:pPr>
+        <w:tabs>
+          <w:tab w:val="num" w:pos="6480"/>
+        </w:tabs>
+        <w:ind w:left="6480" w:hanging="360"/>
+      </w:pPr>
+      <w:rPr>
+        <w:rFonts w:ascii="Wingdings" w:hAnsi="Wingdings" w:hint="default"/>
+        <w:sz w:val="20"/>
+      </w:rPr>
+    </w:lvl>
+  </w:abstractNum>
+  <w:abstractNum w:abstractNumId="31" w15:restartNumberingAfterBreak="0">
+    <w:nsid w:val="715353A9"/>
+    <w:multiLevelType w:val="multilevel"/>
+    <w:tmpl w:val="5E6AA496"/>
+    <w:lvl w:ilvl="0">
+      <w:start w:val="1"/>
+      <w:numFmt w:val="bullet"/>
+      <w:lvlText w:val=""/>
+      <w:lvlJc w:val="left"/>
+      <w:pPr>
+        <w:tabs>
+          <w:tab w:val="num" w:pos="720"/>
+        </w:tabs>
+        <w:ind w:left="720" w:hanging="360"/>
+      </w:pPr>
+      <w:rPr>
+        <w:rFonts w:ascii="Symbol" w:hAnsi="Symbol" w:hint="default"/>
+        <w:sz w:val="20"/>
+      </w:rPr>
+    </w:lvl>
+    <w:lvl w:ilvl="1" w:tentative="1">
+      <w:start w:val="1"/>
+      <w:numFmt w:val="bullet"/>
+      <w:lvlText w:val="o"/>
+      <w:lvlJc w:val="left"/>
+      <w:pPr>
+        <w:tabs>
+          <w:tab w:val="num" w:pos="1440"/>
+        </w:tabs>
+        <w:ind w:left="1440" w:hanging="360"/>
+      </w:pPr>
+      <w:rPr>
+        <w:rFonts w:ascii="Courier New" w:hAnsi="Courier New" w:hint="default"/>
+        <w:sz w:val="20"/>
+      </w:rPr>
+    </w:lvl>
+    <w:lvl w:ilvl="2" w:tentative="1">
+      <w:start w:val="1"/>
+      <w:numFmt w:val="bullet"/>
+      <w:lvlText w:val=""/>
+      <w:lvlJc w:val="left"/>
+      <w:pPr>
+        <w:tabs>
+          <w:tab w:val="num" w:pos="2160"/>
+        </w:tabs>
+        <w:ind w:left="2160" w:hanging="360"/>
+      </w:pPr>
+      <w:rPr>
+        <w:rFonts w:ascii="Wingdings" w:hAnsi="Wingdings" w:hint="default"/>
+        <w:sz w:val="20"/>
+      </w:rPr>
+    </w:lvl>
+    <w:lvl w:ilvl="3" w:tentative="1">
+      <w:start w:val="1"/>
+      <w:numFmt w:val="bullet"/>
+      <w:lvlText w:val=""/>
+      <w:lvlJc w:val="left"/>
+      <w:pPr>
+        <w:tabs>
+          <w:tab w:val="num" w:pos="2880"/>
+        </w:tabs>
+        <w:ind w:left="2880" w:hanging="360"/>
+      </w:pPr>
+      <w:rPr>
+        <w:rFonts w:ascii="Wingdings" w:hAnsi="Wingdings" w:hint="default"/>
+        <w:sz w:val="20"/>
+      </w:rPr>
+    </w:lvl>
+    <w:lvl w:ilvl="4" w:tentative="1">
+      <w:start w:val="1"/>
+      <w:numFmt w:val="bullet"/>
+      <w:lvlText w:val=""/>
+      <w:lvlJc w:val="left"/>
+      <w:pPr>
+        <w:tabs>
+          <w:tab w:val="num" w:pos="3600"/>
+        </w:tabs>
+        <w:ind w:left="3600" w:hanging="360"/>
+      </w:pPr>
+      <w:rPr>
+        <w:rFonts w:ascii="Wingdings" w:hAnsi="Wingdings" w:hint="default"/>
+        <w:sz w:val="20"/>
+      </w:rPr>
+    </w:lvl>
+    <w:lvl w:ilvl="5" w:tentative="1">
+      <w:start w:val="1"/>
+      <w:numFmt w:val="bullet"/>
+      <w:lvlText w:val=""/>
+      <w:lvlJc w:val="left"/>
+      <w:pPr>
+        <w:tabs>
+          <w:tab w:val="num" w:pos="4320"/>
+        </w:tabs>
+        <w:ind w:left="4320" w:hanging="360"/>
+      </w:pPr>
+      <w:rPr>
+        <w:rFonts w:ascii="Wingdings" w:hAnsi="Wingdings" w:hint="default"/>
+        <w:sz w:val="20"/>
+      </w:rPr>
+    </w:lvl>
+    <w:lvl w:ilvl="6" w:tentative="1">
+      <w:start w:val="1"/>
+      <w:numFmt w:val="bullet"/>
+      <w:lvlText w:val=""/>
+      <w:lvlJc w:val="left"/>
+      <w:pPr>
+        <w:tabs>
+          <w:tab w:val="num" w:pos="5040"/>
+        </w:tabs>
+        <w:ind w:left="5040" w:hanging="360"/>
+      </w:pPr>
+      <w:rPr>
+        <w:rFonts w:ascii="Wingdings" w:hAnsi="Wingdings" w:hint="default"/>
+        <w:sz w:val="20"/>
+      </w:rPr>
+    </w:lvl>
+    <w:lvl w:ilvl="7" w:tentative="1">
+      <w:start w:val="1"/>
+      <w:numFmt w:val="bullet"/>
+      <w:lvlText w:val=""/>
+      <w:lvlJc w:val="left"/>
+      <w:pPr>
+        <w:tabs>
+          <w:tab w:val="num" w:pos="5760"/>
+        </w:tabs>
+        <w:ind w:left="5760" w:hanging="360"/>
+      </w:pPr>
+      <w:rPr>
+        <w:rFonts w:ascii="Wingdings" w:hAnsi="Wingdings" w:hint="default"/>
+        <w:sz w:val="20"/>
+      </w:rPr>
+    </w:lvl>
+    <w:lvl w:ilvl="8" w:tentative="1">
+      <w:start w:val="1"/>
+      <w:numFmt w:val="bullet"/>
+      <w:lvlText w:val=""/>
+      <w:lvlJc w:val="left"/>
+      <w:pPr>
+        <w:tabs>
+          <w:tab w:val="num" w:pos="6480"/>
+        </w:tabs>
+        <w:ind w:left="6480" w:hanging="360"/>
+      </w:pPr>
+      <w:rPr>
+        <w:rFonts w:ascii="Wingdings" w:hAnsi="Wingdings" w:hint="default"/>
+        <w:sz w:val="20"/>
+      </w:rPr>
+    </w:lvl>
+  </w:abstractNum>
+  <w:abstractNum w:abstractNumId="32" w15:restartNumberingAfterBreak="0">
     <w:nsid w:val="74FF1D50"/>
     <w:multiLevelType w:val="multilevel"/>
     <w:tmpl w:val="91A4DCB8"/>
@@ -7432,7 +6842,7 @@
       </w:pPr>
     </w:lvl>
   </w:abstractNum>
-  <w:abstractNum w:abstractNumId="27" w15:restartNumberingAfterBreak="0">
+  <w:abstractNum w:abstractNumId="33" w15:restartNumberingAfterBreak="0">
     <w:nsid w:val="75DC529F"/>
     <w:multiLevelType w:val="multilevel"/>
     <w:tmpl w:val="EBC45274"/>
@@ -7546,7 +6956,7 @@
     </w:lvl>
   </w:abstractNum>
   <w:num w:numId="1" w16cid:durableId="271595967">
-    <w:abstractNumId w:val="10"/>
+    <w:abstractNumId w:val="11"/>
   </w:num>
   <w:num w:numId="2" w16cid:durableId="669134958">
     <w:abstractNumId w:val="9"/>
@@ -7555,7 +6965,7 @@
     <w:abstractNumId w:val="8"/>
   </w:num>
   <w:num w:numId="4" w16cid:durableId="1274437080">
-    <w:abstractNumId w:val="16"/>
+    <w:abstractNumId w:val="18"/>
   </w:num>
   <w:num w:numId="5" w16cid:durableId="913704072">
     <w:abstractNumId w:val="7"/>
@@ -7582,52 +6992,70 @@
     <w:abstractNumId w:val="0"/>
   </w:num>
   <w:num w:numId="13" w16cid:durableId="590698311">
-    <w:abstractNumId w:val="11"/>
+    <w:abstractNumId w:val="12"/>
   </w:num>
   <w:num w:numId="14" w16cid:durableId="929386112">
+    <w:abstractNumId w:val="17"/>
+  </w:num>
+  <w:num w:numId="15" w16cid:durableId="813565678">
+    <w:abstractNumId w:val="13"/>
+  </w:num>
+  <w:num w:numId="16" w16cid:durableId="280262229">
+    <w:abstractNumId w:val="25"/>
+  </w:num>
+  <w:num w:numId="17" w16cid:durableId="345980286">
+    <w:abstractNumId w:val="28"/>
+  </w:num>
+  <w:num w:numId="18" w16cid:durableId="1725563694">
+    <w:abstractNumId w:val="27"/>
+  </w:num>
+  <w:num w:numId="19" w16cid:durableId="84886729">
+    <w:abstractNumId w:val="21"/>
+  </w:num>
+  <w:num w:numId="20" w16cid:durableId="137764439">
     <w:abstractNumId w:val="15"/>
   </w:num>
-  <w:num w:numId="15" w16cid:durableId="813565678">
-    <w:abstractNumId w:val="12"/>
+  <w:num w:numId="21" w16cid:durableId="1771511867">
+    <w:abstractNumId w:val="29"/>
   </w:num>
-  <w:num w:numId="16" w16cid:durableId="280262229">
-    <w:abstractNumId w:val="21"/>
+  <w:num w:numId="22" w16cid:durableId="837773821">
+    <w:abstractNumId w:val="19"/>
   </w:num>
-  <w:num w:numId="17" w16cid:durableId="345980286">
+  <w:num w:numId="23" w16cid:durableId="1044719078">
+    <w:abstractNumId w:val="26"/>
+  </w:num>
+  <w:num w:numId="24" w16cid:durableId="403992580">
+    <w:abstractNumId w:val="16"/>
+  </w:num>
+  <w:num w:numId="25" w16cid:durableId="62221065">
+    <w:abstractNumId w:val="32"/>
+  </w:num>
+  <w:num w:numId="26" w16cid:durableId="209390363">
+    <w:abstractNumId w:val="23"/>
+  </w:num>
+  <w:num w:numId="27" w16cid:durableId="843129108">
+    <w:abstractNumId w:val="22"/>
+  </w:num>
+  <w:num w:numId="28" w16cid:durableId="1650475087">
+    <w:abstractNumId w:val="33"/>
+  </w:num>
+  <w:num w:numId="29" w16cid:durableId="1729526197">
+    <w:abstractNumId w:val="14"/>
+  </w:num>
+  <w:num w:numId="30" w16cid:durableId="208614164">
+    <w:abstractNumId w:val="30"/>
+  </w:num>
+  <w:num w:numId="31" w16cid:durableId="1543908914">
     <w:abstractNumId w:val="24"/>
   </w:num>
-  <w:num w:numId="18" w16cid:durableId="1725563694">
-    <w:abstractNumId w:val="23"/>
+  <w:num w:numId="32" w16cid:durableId="1302416479">
+    <w:abstractNumId w:val="31"/>
   </w:num>
-  <w:num w:numId="19" w16cid:durableId="84886729">
-    <w:abstractNumId w:val="18"/>
-  </w:num>
-  <w:num w:numId="20" w16cid:durableId="137764439">
-    <w:abstractNumId w:val="13"/>
-  </w:num>
-  <w:num w:numId="21" w16cid:durableId="1771511867">
-    <w:abstractNumId w:val="25"/>
-  </w:num>
-  <w:num w:numId="22" w16cid:durableId="837773821">
-    <w:abstractNumId w:val="17"/>
-  </w:num>
-  <w:num w:numId="23" w16cid:durableId="1044719078">
-    <w:abstractNumId w:val="22"/>
-  </w:num>
-  <w:num w:numId="24" w16cid:durableId="403992580">
-    <w:abstractNumId w:val="14"/>
-  </w:num>
-  <w:num w:numId="25" w16cid:durableId="62221065">
-    <w:abstractNumId w:val="26"/>
-  </w:num>
-  <w:num w:numId="26" w16cid:durableId="209390363">
+  <w:num w:numId="33" w16cid:durableId="1114903305">
     <w:abstractNumId w:val="20"/>
   </w:num>
-  <w:num w:numId="27" w16cid:durableId="843129108">
-    <w:abstractNumId w:val="19"/>
-  </w:num>
-  <w:num w:numId="28" w16cid:durableId="1650475087">
-    <w:abstractNumId w:val="27"/>
+  <w:num w:numId="34" w16cid:durableId="327637378">
+    <w:abstractNumId w:val="10"/>
   </w:num>
 </w:numbering>
 </file>
